--- a/Phishing_Detection_Report_FUTURE_CS_02.docx
+++ b/Phishing_Detection_Report_FUTURE_CS_02.docx
@@ -113,8 +113,6 @@
         </w:rPr>
         <w:t>Task: Task 2</w:t>
       </w:r>
-      <w:bookmarkStart w:id="0" w:name="_GoBack"/>
-      <w:bookmarkEnd w:id="0"/>
     </w:p>
     <w:p>
       <w:pPr>
@@ -189,83 +187,6 @@
         </w:rPr>
         <w:t xml:space="preserve"> </w:t>
       </w:r>
-    </w:p>
-    <w:p>
-      <w:pPr>
-        <w:jc w:val="center"/>
-        <w:rPr>
-          <w:rFonts w:hint="default" w:ascii="Arial" w:hAnsi="Arial" w:eastAsia="SimSun" w:cs="Arial"/>
-          <w:sz w:val="28"/>
-          <w:szCs w:val="28"/>
-          <w:lang w:val="en-IN"/>
-        </w:rPr>
-      </w:pPr>
-    </w:p>
-    <w:p>
-      <w:pPr>
-        <w:jc w:val="center"/>
-        <w:rPr>
-          <w:rFonts w:hint="default" w:ascii="Arial" w:hAnsi="Arial" w:eastAsia="SimSun" w:cs="Arial"/>
-          <w:sz w:val="28"/>
-          <w:szCs w:val="28"/>
-          <w:lang w:val="en-IN"/>
-        </w:rPr>
-      </w:pPr>
-    </w:p>
-    <w:p>
-      <w:pPr>
-        <w:jc w:val="center"/>
-        <w:rPr>
-          <w:rFonts w:hint="default" w:ascii="Arial" w:hAnsi="Arial" w:eastAsia="SimSun" w:cs="Arial"/>
-          <w:sz w:val="28"/>
-          <w:szCs w:val="28"/>
-          <w:lang w:val="en-IN"/>
-        </w:rPr>
-      </w:pPr>
-    </w:p>
-    <w:p>
-      <w:pPr>
-        <w:jc w:val="center"/>
-        <w:rPr>
-          <w:rFonts w:hint="default" w:ascii="Arial" w:hAnsi="Arial" w:eastAsia="SimSun" w:cs="Arial"/>
-          <w:sz w:val="28"/>
-          <w:szCs w:val="28"/>
-          <w:lang w:val="en-IN"/>
-        </w:rPr>
-      </w:pPr>
-    </w:p>
-    <w:p>
-      <w:pPr>
-        <w:jc w:val="center"/>
-        <w:rPr>
-          <w:rFonts w:hint="default" w:ascii="Arial" w:hAnsi="Arial" w:eastAsia="SimSun" w:cs="Arial"/>
-          <w:sz w:val="28"/>
-          <w:szCs w:val="28"/>
-          <w:lang w:val="en-IN"/>
-        </w:rPr>
-      </w:pPr>
-    </w:p>
-    <w:p>
-      <w:pPr>
-        <w:jc w:val="center"/>
-        <w:rPr>
-          <w:rFonts w:hint="default" w:ascii="Arial" w:hAnsi="Arial" w:eastAsia="SimSun" w:cs="Arial"/>
-          <w:sz w:val="28"/>
-          <w:szCs w:val="28"/>
-          <w:lang w:val="en-IN"/>
-        </w:rPr>
-      </w:pPr>
-    </w:p>
-    <w:p>
-      <w:pPr>
-        <w:jc w:val="center"/>
-        <w:rPr>
-          <w:rFonts w:hint="default" w:ascii="Arial" w:hAnsi="Arial" w:eastAsia="SimSun" w:cs="Arial"/>
-          <w:sz w:val="28"/>
-          <w:szCs w:val="28"/>
-          <w:lang w:val="en-IN"/>
-        </w:rPr>
-      </w:pPr>
     </w:p>
     <w:p>
       <w:pPr>
@@ -465,10 +386,7 @@
           <w:szCs w:val="40"/>
         </w:rPr>
       </w:pPr>
-    </w:p>
-    <w:p>
-      <w:pPr>
-        <w:jc w:val="left"/>
+      <w:r>
         <w:rPr>
           <w:rFonts w:hint="default" w:ascii="Arial" w:hAnsi="Arial" w:eastAsia="SimSun" w:cs="Arial"/>
           <w:b/>
@@ -476,16 +394,7 @@
           <w:sz w:val="40"/>
           <w:szCs w:val="40"/>
         </w:rPr>
-      </w:pPr>
-      <w:r>
-        <w:rPr>
-          <w:rFonts w:hint="default" w:ascii="Arial" w:hAnsi="Arial" w:eastAsia="SimSun" w:cs="Arial"/>
-          <w:b/>
-          <w:bCs/>
-          <w:sz w:val="40"/>
-          <w:szCs w:val="40"/>
-        </w:rPr>
-        <w:t xml:space="preserve"> 1</w:t>
+        <w:t>1</w:t>
       </w:r>
       <w:r>
         <w:rPr>
@@ -511,7 +420,7 @@
     </w:p>
     <w:p>
       <w:pPr>
-        <w:pStyle w:val="9"/>
+        <w:pStyle w:val="10"/>
         <w:keepNext w:val="0"/>
         <w:keepLines w:val="0"/>
         <w:widowControl/>
@@ -526,16 +435,33 @@
       </w:pPr>
       <w:r>
         <w:rPr>
-          <w:rFonts w:hint="default" w:ascii="Arial" w:hAnsi="Arial" w:cs="Arial"/>
-          <w:sz w:val="32"/>
-          <w:szCs w:val="32"/>
-        </w:rPr>
-        <w:t>Phishing is a type of cyber attack where attackers create fake websites that look exactly like real ones — such as banks, shopping sites, or email providers. The goal is to trick users into entering their personal details, login credentials, or banking information. Once the victim enters their details, the attacker steals them and uses them for financial fraud or identity theft.</w:t>
-      </w:r>
-    </w:p>
-    <w:p>
-      <w:pPr>
-        <w:pStyle w:val="9"/>
+          <w:rFonts w:hint="default" w:ascii="Arial" w:hAnsi="Arial" w:eastAsia="SimSun" w:cs="Arial"/>
+          <w:sz w:val="32"/>
+          <w:szCs w:val="32"/>
+        </w:rPr>
+        <w:t>I analyzed 3 phishing URLs from PhishTank and found that attackers create fake websites to steal user informatio</w:t>
+      </w:r>
+      <w:r>
+        <w:rPr>
+          <w:rFonts w:hint="default" w:eastAsia="SimSun" w:cs="Arial"/>
+          <w:sz w:val="32"/>
+          <w:szCs w:val="32"/>
+          <w:lang w:val="en-IN"/>
+        </w:rPr>
+        <w:t>n</w:t>
+      </w:r>
+      <w:r>
+        <w:rPr>
+          <w:rFonts w:hint="default" w:ascii="Arial" w:hAnsi="Arial" w:cs="Arial"/>
+          <w:sz w:val="32"/>
+          <w:szCs w:val="32"/>
+        </w:rPr>
+        <w:t xml:space="preserve"> that look exactly like real ones — such as banks, shopping sites, or email providers. The goal is to trick users into entering their personal details, login credentials, or banking information. Once the victim enters their details, the attacker steals them and uses them for financial fraud or identity theft.</w:t>
+      </w:r>
+    </w:p>
+    <w:p>
+      <w:pPr>
+        <w:pStyle w:val="10"/>
         <w:keepNext w:val="0"/>
         <w:keepLines w:val="0"/>
         <w:widowControl/>
@@ -558,7 +484,7 @@
       </w:r>
       <w:r>
         <w:rPr>
-          <w:rStyle w:val="10"/>
+          <w:rStyle w:val="11"/>
           <w:rFonts w:hint="default" w:ascii="Arial" w:hAnsi="Arial" w:cs="Arial"/>
           <w:sz w:val="32"/>
           <w:szCs w:val="32"/>
@@ -575,7 +501,7 @@
       </w:r>
       <w:r>
         <w:rPr>
-          <w:rStyle w:val="10"/>
+          <w:rStyle w:val="11"/>
           <w:rFonts w:hint="default" w:ascii="Arial" w:hAnsi="Arial" w:cs="Arial"/>
           <w:sz w:val="32"/>
           <w:szCs w:val="32"/>
@@ -701,16 +627,6 @@
     </w:p>
     <w:p>
       <w:pPr>
-        <w:jc w:val="left"/>
-        <w:rPr>
-          <w:rFonts w:hint="default" w:ascii="Arial" w:hAnsi="Arial" w:eastAsia="SimSun" w:cs="Arial"/>
-          <w:sz w:val="32"/>
-          <w:szCs w:val="32"/>
-        </w:rPr>
-      </w:pPr>
-    </w:p>
-    <w:p>
-      <w:pPr>
         <w:pStyle w:val="2"/>
         <w:keepNext w:val="0"/>
         <w:keepLines w:val="0"/>
@@ -733,7 +649,7 @@
     </w:p>
     <w:p>
       <w:pPr>
-        <w:pStyle w:val="9"/>
+        <w:pStyle w:val="10"/>
         <w:keepNext w:val="0"/>
         <w:keepLines w:val="0"/>
         <w:widowControl/>
@@ -748,7 +664,7 @@
       </w:pPr>
       <w:r>
         <w:rPr>
-          <w:rStyle w:val="10"/>
+          <w:rStyle w:val="11"/>
           <w:rFonts w:hint="default" w:ascii="Arial" w:hAnsi="Arial" w:cs="Arial"/>
           <w:sz w:val="32"/>
           <w:szCs w:val="32"/>
@@ -766,7 +682,7 @@
     </w:p>
     <w:p>
       <w:pPr>
-        <w:pStyle w:val="9"/>
+        <w:pStyle w:val="10"/>
         <w:keepNext w:val="0"/>
         <w:keepLines w:val="0"/>
         <w:widowControl/>
@@ -781,7 +697,7 @@
       </w:pPr>
       <w:r>
         <w:rPr>
-          <w:rStyle w:val="10"/>
+          <w:rStyle w:val="11"/>
           <w:rFonts w:hint="default" w:ascii="Arial" w:hAnsi="Arial" w:cs="Arial"/>
           <w:sz w:val="32"/>
           <w:szCs w:val="32"/>
@@ -899,7 +815,7 @@
     </w:p>
     <w:p>
       <w:pPr>
-        <w:pStyle w:val="9"/>
+        <w:pStyle w:val="10"/>
         <w:keepNext w:val="0"/>
         <w:keepLines w:val="0"/>
         <w:widowControl/>
@@ -914,7 +830,7 @@
       </w:pPr>
       <w:r>
         <w:rPr>
-          <w:rStyle w:val="10"/>
+          <w:rStyle w:val="11"/>
           <w:rFonts w:hint="default" w:ascii="Arial" w:hAnsi="Arial" w:cs="Arial"/>
           <w:sz w:val="32"/>
           <w:szCs w:val="32"/>
@@ -924,6 +840,7 @@
     </w:p>
     <w:tbl>
       <w:tblPr>
+        <w:tblStyle w:val="5"/>
         <w:tblW w:w="0" w:type="auto"/>
         <w:tblCellSpacing w:w="15" w:type="dxa"/>
         <w:tblInd w:w="0" w:type="dxa"/>
@@ -935,7 +852,7 @@
           <w:insideH w:val="none" w:color="auto" w:sz="0" w:space="0"/>
           <w:insideV w:val="none" w:color="auto" w:sz="0" w:space="0"/>
         </w:tblBorders>
-        <w:shd w:val="clear"/>
+        <w:shd w:val="clear" w:color="auto" w:fill="auto"/>
         <w:tblLayout w:type="autofit"/>
         <w:tblCellMar>
           <w:top w:w="15" w:type="dxa"/>
@@ -958,7 +875,12 @@
             <w:insideH w:val="none" w:color="auto" w:sz="0" w:space="0"/>
             <w:insideV w:val="none" w:color="auto" w:sz="0" w:space="0"/>
           </w:tblBorders>
-          <w:shd w:val="clear"/>
+          <w:tblCellMar>
+            <w:top w:w="15" w:type="dxa"/>
+            <w:left w:w="15" w:type="dxa"/>
+            <w:bottom w:w="15" w:type="dxa"/>
+            <w:right w:w="15" w:type="dxa"/>
+          </w:tblCellMar>
         </w:tblPrEx>
         <w:trPr>
           <w:tblCellSpacing w:w="15" w:type="dxa"/>
@@ -966,7 +888,7 @@
         <w:tc>
           <w:tcPr>
             <w:tcW w:w="0" w:type="auto"/>
-            <w:shd w:val="clear"/>
+            <w:shd w:val="clear" w:color="auto" w:fill="auto"/>
             <w:vAlign w:val="center"/>
           </w:tcPr>
           <w:p>
@@ -1001,7 +923,7 @@
         <w:tc>
           <w:tcPr>
             <w:tcW w:w="0" w:type="auto"/>
-            <w:shd w:val="clear"/>
+            <w:shd w:val="clear" w:color="auto" w:fill="auto"/>
             <w:vAlign w:val="center"/>
           </w:tcPr>
           <w:p>
@@ -1044,7 +966,7 @@
             <w:insideH w:val="none" w:color="auto" w:sz="0" w:space="0"/>
             <w:insideV w:val="none" w:color="auto" w:sz="0" w:space="0"/>
           </w:tblBorders>
-          <w:shd w:val="clear"/>
+          <w:shd w:val="clear" w:color="auto" w:fill="auto"/>
           <w:tblCellMar>
             <w:top w:w="15" w:type="dxa"/>
             <w:left w:w="15" w:type="dxa"/>
@@ -1058,7 +980,7 @@
         <w:tc>
           <w:tcPr>
             <w:tcW w:w="0" w:type="auto"/>
-            <w:shd w:val="clear"/>
+            <w:shd w:val="clear" w:color="auto" w:fill="auto"/>
             <w:vAlign w:val="center"/>
           </w:tcPr>
           <w:p>
@@ -1089,7 +1011,7 @@
         <w:tc>
           <w:tcPr>
             <w:tcW w:w="0" w:type="auto"/>
-            <w:shd w:val="clear"/>
+            <w:shd w:val="clear" w:color="auto" w:fill="auto"/>
             <w:vAlign w:val="center"/>
           </w:tcPr>
           <w:p>
@@ -1128,7 +1050,7 @@
             <w:insideH w:val="none" w:color="auto" w:sz="0" w:space="0"/>
             <w:insideV w:val="none" w:color="auto" w:sz="0" w:space="0"/>
           </w:tblBorders>
-          <w:shd w:val="clear"/>
+          <w:shd w:val="clear" w:color="auto" w:fill="auto"/>
           <w:tblCellMar>
             <w:top w:w="15" w:type="dxa"/>
             <w:left w:w="15" w:type="dxa"/>
@@ -1142,7 +1064,7 @@
         <w:tc>
           <w:tcPr>
             <w:tcW w:w="0" w:type="auto"/>
-            <w:shd w:val="clear"/>
+            <w:shd w:val="clear" w:color="auto" w:fill="auto"/>
             <w:vAlign w:val="center"/>
           </w:tcPr>
           <w:p>
@@ -1173,7 +1095,7 @@
         <w:tc>
           <w:tcPr>
             <w:tcW w:w="0" w:type="auto"/>
-            <w:shd w:val="clear"/>
+            <w:shd w:val="clear" w:color="auto" w:fill="auto"/>
             <w:vAlign w:val="center"/>
           </w:tcPr>
           <w:p>
@@ -1212,7 +1134,7 @@
             <w:insideH w:val="none" w:color="auto" w:sz="0" w:space="0"/>
             <w:insideV w:val="none" w:color="auto" w:sz="0" w:space="0"/>
           </w:tblBorders>
-          <w:shd w:val="clear"/>
+          <w:shd w:val="clear" w:color="auto" w:fill="auto"/>
           <w:tblCellMar>
             <w:top w:w="15" w:type="dxa"/>
             <w:left w:w="15" w:type="dxa"/>
@@ -1226,7 +1148,7 @@
         <w:tc>
           <w:tcPr>
             <w:tcW w:w="0" w:type="auto"/>
-            <w:shd w:val="clear"/>
+            <w:shd w:val="clear" w:color="auto" w:fill="auto"/>
             <w:vAlign w:val="center"/>
           </w:tcPr>
           <w:p>
@@ -1257,7 +1179,7 @@
         <w:tc>
           <w:tcPr>
             <w:tcW w:w="0" w:type="auto"/>
-            <w:shd w:val="clear"/>
+            <w:shd w:val="clear" w:color="auto" w:fill="auto"/>
             <w:vAlign w:val="center"/>
           </w:tcPr>
           <w:p>
@@ -1311,7 +1233,7 @@
     </w:p>
     <w:p>
       <w:pPr>
-        <w:pStyle w:val="9"/>
+        <w:pStyle w:val="10"/>
         <w:keepNext w:val="0"/>
         <w:keepLines w:val="0"/>
         <w:widowControl/>
@@ -1326,7 +1248,7 @@
       </w:pPr>
       <w:r>
         <w:rPr>
-          <w:rStyle w:val="10"/>
+          <w:rStyle w:val="11"/>
           <w:rFonts w:hint="default" w:ascii="Arial" w:hAnsi="Arial" w:cs="Arial"/>
           <w:sz w:val="32"/>
           <w:szCs w:val="32"/>
@@ -1360,7 +1282,7 @@
       </w:r>
       <w:r>
         <w:rPr>
-          <w:rStyle w:val="10"/>
+          <w:rStyle w:val="11"/>
           <w:rFonts w:hint="default" w:ascii="Arial" w:hAnsi="Arial" w:cs="Arial"/>
           <w:sz w:val="32"/>
           <w:szCs w:val="32"/>
@@ -1377,7 +1299,7 @@
       </w:r>
       <w:r>
         <w:rPr>
-          <w:rStyle w:val="10"/>
+          <w:rStyle w:val="11"/>
           <w:rFonts w:hint="default" w:ascii="Arial" w:hAnsi="Arial" w:cs="Arial"/>
           <w:sz w:val="32"/>
           <w:szCs w:val="32"/>
@@ -1395,6 +1317,7 @@
     </w:p>
     <w:tbl>
       <w:tblPr>
+        <w:tblStyle w:val="5"/>
         <w:tblW w:w="0" w:type="auto"/>
         <w:tblCellSpacing w:w="15" w:type="dxa"/>
         <w:tblInd w:w="0" w:type="dxa"/>
@@ -1406,7 +1329,7 @@
           <w:insideH w:val="none" w:color="auto" w:sz="0" w:space="0"/>
           <w:insideV w:val="none" w:color="auto" w:sz="0" w:space="0"/>
         </w:tblBorders>
-        <w:shd w:val="clear"/>
+        <w:shd w:val="clear" w:color="auto" w:fill="auto"/>
         <w:tblLayout w:type="autofit"/>
         <w:tblCellMar>
           <w:top w:w="15" w:type="dxa"/>
@@ -1429,7 +1352,7 @@
             <w:insideH w:val="none" w:color="auto" w:sz="0" w:space="0"/>
             <w:insideV w:val="none" w:color="auto" w:sz="0" w:space="0"/>
           </w:tblBorders>
-          <w:shd w:val="clear"/>
+          <w:shd w:val="clear" w:color="auto" w:fill="auto"/>
           <w:tblCellMar>
             <w:top w:w="15" w:type="dxa"/>
             <w:left w:w="15" w:type="dxa"/>
@@ -1443,7 +1366,7 @@
         <w:tc>
           <w:tcPr>
             <w:tcW w:w="0" w:type="auto"/>
-            <w:shd w:val="clear"/>
+            <w:shd w:val="clear" w:color="auto" w:fill="auto"/>
             <w:vAlign w:val="center"/>
           </w:tcPr>
           <w:p>
@@ -1478,7 +1401,7 @@
         <w:tc>
           <w:tcPr>
             <w:tcW w:w="0" w:type="auto"/>
-            <w:shd w:val="clear"/>
+            <w:shd w:val="clear" w:color="auto" w:fill="auto"/>
             <w:vAlign w:val="center"/>
           </w:tcPr>
           <w:p>
@@ -1521,7 +1444,7 @@
             <w:insideH w:val="none" w:color="auto" w:sz="0" w:space="0"/>
             <w:insideV w:val="none" w:color="auto" w:sz="0" w:space="0"/>
           </w:tblBorders>
-          <w:shd w:val="clear"/>
+          <w:shd w:val="clear" w:color="auto" w:fill="auto"/>
           <w:tblCellMar>
             <w:top w:w="15" w:type="dxa"/>
             <w:left w:w="15" w:type="dxa"/>
@@ -1535,7 +1458,7 @@
         <w:tc>
           <w:tcPr>
             <w:tcW w:w="0" w:type="auto"/>
-            <w:shd w:val="clear"/>
+            <w:shd w:val="clear" w:color="auto" w:fill="auto"/>
             <w:vAlign w:val="center"/>
           </w:tcPr>
           <w:p>
@@ -1566,7 +1489,7 @@
         <w:tc>
           <w:tcPr>
             <w:tcW w:w="0" w:type="auto"/>
-            <w:shd w:val="clear"/>
+            <w:shd w:val="clear" w:color="auto" w:fill="auto"/>
             <w:vAlign w:val="center"/>
           </w:tcPr>
           <w:p>
@@ -1605,7 +1528,7 @@
             <w:insideH w:val="none" w:color="auto" w:sz="0" w:space="0"/>
             <w:insideV w:val="none" w:color="auto" w:sz="0" w:space="0"/>
           </w:tblBorders>
-          <w:shd w:val="clear"/>
+          <w:shd w:val="clear" w:color="auto" w:fill="auto"/>
           <w:tblCellMar>
             <w:top w:w="15" w:type="dxa"/>
             <w:left w:w="15" w:type="dxa"/>
@@ -1619,7 +1542,7 @@
         <w:tc>
           <w:tcPr>
             <w:tcW w:w="0" w:type="auto"/>
-            <w:shd w:val="clear"/>
+            <w:shd w:val="clear" w:color="auto" w:fill="auto"/>
             <w:vAlign w:val="center"/>
           </w:tcPr>
           <w:p>
@@ -1650,7 +1573,7 @@
         <w:tc>
           <w:tcPr>
             <w:tcW w:w="0" w:type="auto"/>
-            <w:shd w:val="clear"/>
+            <w:shd w:val="clear" w:color="auto" w:fill="auto"/>
             <w:vAlign w:val="center"/>
           </w:tcPr>
           <w:p>
@@ -1689,7 +1612,6 @@
             <w:insideH w:val="none" w:color="auto" w:sz="0" w:space="0"/>
             <w:insideV w:val="none" w:color="auto" w:sz="0" w:space="0"/>
           </w:tblBorders>
-          <w:shd w:val="clear"/>
           <w:tblCellMar>
             <w:top w:w="15" w:type="dxa"/>
             <w:left w:w="15" w:type="dxa"/>
@@ -1703,7 +1625,7 @@
         <w:tc>
           <w:tcPr>
             <w:tcW w:w="0" w:type="auto"/>
-            <w:shd w:val="clear"/>
+            <w:shd w:val="clear" w:color="auto" w:fill="auto"/>
             <w:vAlign w:val="center"/>
           </w:tcPr>
           <w:p>
@@ -1734,7 +1656,7 @@
         <w:tc>
           <w:tcPr>
             <w:tcW w:w="0" w:type="auto"/>
-            <w:shd w:val="clear"/>
+            <w:shd w:val="clear" w:color="auto" w:fill="auto"/>
             <w:vAlign w:val="center"/>
           </w:tcPr>
           <w:p>
@@ -1784,7 +1706,6 @@
             <w:insideH w:val="none" w:color="auto" w:sz="0" w:space="0"/>
             <w:insideV w:val="none" w:color="auto" w:sz="0" w:space="0"/>
           </w:tblBorders>
-          <w:shd w:val="clear"/>
           <w:tblCellMar>
             <w:top w:w="15" w:type="dxa"/>
             <w:left w:w="15" w:type="dxa"/>
@@ -1798,7 +1719,7 @@
         <w:tc>
           <w:tcPr>
             <w:tcW w:w="0" w:type="auto"/>
-            <w:shd w:val="clear"/>
+            <w:shd w:val="clear" w:color="auto" w:fill="auto"/>
             <w:vAlign w:val="center"/>
           </w:tcPr>
           <w:p>
@@ -1829,7 +1750,7 @@
         <w:tc>
           <w:tcPr>
             <w:tcW w:w="0" w:type="auto"/>
-            <w:shd w:val="clear"/>
+            <w:shd w:val="clear" w:color="auto" w:fill="auto"/>
             <w:vAlign w:val="center"/>
           </w:tcPr>
           <w:p>
@@ -1868,7 +1789,6 @@
             <w:insideH w:val="none" w:color="auto" w:sz="0" w:space="0"/>
             <w:insideV w:val="none" w:color="auto" w:sz="0" w:space="0"/>
           </w:tblBorders>
-          <w:shd w:val="clear"/>
           <w:tblCellMar>
             <w:top w:w="15" w:type="dxa"/>
             <w:left w:w="15" w:type="dxa"/>
@@ -1882,7 +1802,7 @@
         <w:tc>
           <w:tcPr>
             <w:tcW w:w="0" w:type="auto"/>
-            <w:shd w:val="clear"/>
+            <w:shd w:val="clear" w:color="auto" w:fill="auto"/>
             <w:vAlign w:val="center"/>
           </w:tcPr>
           <w:p>
@@ -1913,7 +1833,7 @@
         <w:tc>
           <w:tcPr>
             <w:tcW w:w="0" w:type="auto"/>
-            <w:shd w:val="clear"/>
+            <w:shd w:val="clear" w:color="auto" w:fill="auto"/>
             <w:vAlign w:val="center"/>
           </w:tcPr>
           <w:p>
@@ -1945,7 +1865,7 @@
     </w:tbl>
     <w:p>
       <w:pPr>
-        <w:pStyle w:val="9"/>
+        <w:pStyle w:val="10"/>
         <w:keepNext w:val="0"/>
         <w:keepLines w:val="0"/>
         <w:widowControl/>
@@ -1960,7 +1880,7 @@
       </w:pPr>
       <w:r>
         <w:rPr>
-          <w:rStyle w:val="10"/>
+          <w:rStyle w:val="11"/>
           <w:rFonts w:hint="default" w:ascii="Arial" w:hAnsi="Arial" w:cs="Arial"/>
           <w:sz w:val="32"/>
           <w:szCs w:val="32"/>
@@ -2012,7 +1932,7 @@
     </w:p>
     <w:p>
       <w:pPr>
-        <w:pStyle w:val="9"/>
+        <w:pStyle w:val="10"/>
         <w:keepNext w:val="0"/>
         <w:keepLines w:val="0"/>
         <w:widowControl/>
@@ -2027,7 +1947,7 @@
       </w:pPr>
       <w:r>
         <w:rPr>
-          <w:rStyle w:val="10"/>
+          <w:rStyle w:val="11"/>
           <w:rFonts w:hint="default" w:ascii="Arial" w:hAnsi="Arial" w:cs="Arial"/>
           <w:sz w:val="32"/>
           <w:szCs w:val="32"/>
@@ -2118,7 +2038,7 @@
     </w:p>
     <w:p>
       <w:pPr>
-        <w:pStyle w:val="9"/>
+        <w:pStyle w:val="10"/>
         <w:keepNext w:val="0"/>
         <w:keepLines w:val="0"/>
         <w:widowControl/>
@@ -2180,7 +2100,7 @@
     </w:p>
     <w:p>
       <w:pPr>
-        <w:pStyle w:val="9"/>
+        <w:pStyle w:val="10"/>
         <w:keepNext w:val="0"/>
         <w:keepLines w:val="0"/>
         <w:widowControl/>
@@ -2194,10 +2114,12 @@
           <w:lang w:val="en-IN"/>
         </w:rPr>
       </w:pPr>
-    </w:p>
-    <w:p>
-      <w:pPr>
-        <w:pStyle w:val="9"/>
+      <w:bookmarkStart w:id="0" w:name="_GoBack"/>
+      <w:bookmarkEnd w:id="0"/>
+    </w:p>
+    <w:p>
+      <w:pPr>
+        <w:pStyle w:val="10"/>
         <w:keepNext w:val="0"/>
         <w:keepLines w:val="0"/>
         <w:widowControl/>
@@ -2226,7 +2148,7 @@
     </w:p>
     <w:p>
       <w:pPr>
-        <w:pStyle w:val="9"/>
+        <w:pStyle w:val="10"/>
         <w:keepNext w:val="0"/>
         <w:keepLines w:val="0"/>
         <w:widowControl/>
@@ -2241,7 +2163,7 @@
       </w:pPr>
       <w:r>
         <w:rPr>
-          <w:rStyle w:val="10"/>
+          <w:rStyle w:val="11"/>
           <w:rFonts w:hint="default" w:ascii="Arial" w:hAnsi="Arial" w:cs="Arial"/>
           <w:sz w:val="28"/>
           <w:szCs w:val="28"/>
@@ -2275,7 +2197,7 @@
       </w:r>
       <w:r>
         <w:rPr>
-          <w:rStyle w:val="10"/>
+          <w:rStyle w:val="11"/>
           <w:rFonts w:hint="default" w:ascii="Arial" w:hAnsi="Arial" w:cs="Arial"/>
           <w:sz w:val="28"/>
           <w:szCs w:val="28"/>
@@ -2292,7 +2214,7 @@
       </w:r>
       <w:r>
         <w:rPr>
-          <w:rStyle w:val="10"/>
+          <w:rStyle w:val="11"/>
           <w:rFonts w:hint="default" w:ascii="Arial" w:hAnsi="Arial" w:cs="Arial"/>
           <w:sz w:val="28"/>
           <w:szCs w:val="28"/>
@@ -2310,6 +2232,7 @@
     </w:p>
     <w:tbl>
       <w:tblPr>
+        <w:tblStyle w:val="5"/>
         <w:tblW w:w="0" w:type="auto"/>
         <w:tblCellSpacing w:w="15" w:type="dxa"/>
         <w:tblInd w:w="0" w:type="dxa"/>
@@ -2321,7 +2244,7 @@
           <w:insideH w:val="none" w:color="auto" w:sz="0" w:space="0"/>
           <w:insideV w:val="none" w:color="auto" w:sz="0" w:space="0"/>
         </w:tblBorders>
-        <w:shd w:val="clear"/>
+        <w:shd w:val="clear" w:color="auto" w:fill="auto"/>
         <w:tblLayout w:type="autofit"/>
         <w:tblCellMar>
           <w:top w:w="15" w:type="dxa"/>
@@ -2344,7 +2267,7 @@
             <w:insideH w:val="none" w:color="auto" w:sz="0" w:space="0"/>
             <w:insideV w:val="none" w:color="auto" w:sz="0" w:space="0"/>
           </w:tblBorders>
-          <w:shd w:val="clear"/>
+          <w:shd w:val="clear" w:color="auto" w:fill="auto"/>
           <w:tblCellMar>
             <w:top w:w="15" w:type="dxa"/>
             <w:left w:w="15" w:type="dxa"/>
@@ -2358,7 +2281,7 @@
         <w:tc>
           <w:tcPr>
             <w:tcW w:w="0" w:type="auto"/>
-            <w:shd w:val="clear"/>
+            <w:shd w:val="clear" w:color="auto" w:fill="auto"/>
             <w:vAlign w:val="center"/>
           </w:tcPr>
           <w:p>
@@ -2393,7 +2316,7 @@
         <w:tc>
           <w:tcPr>
             <w:tcW w:w="0" w:type="auto"/>
-            <w:shd w:val="clear"/>
+            <w:shd w:val="clear" w:color="auto" w:fill="auto"/>
             <w:vAlign w:val="center"/>
           </w:tcPr>
           <w:p>
@@ -2436,7 +2359,6 @@
             <w:insideH w:val="none" w:color="auto" w:sz="0" w:space="0"/>
             <w:insideV w:val="none" w:color="auto" w:sz="0" w:space="0"/>
           </w:tblBorders>
-          <w:shd w:val="clear"/>
           <w:tblCellMar>
             <w:top w:w="15" w:type="dxa"/>
             <w:left w:w="15" w:type="dxa"/>
@@ -2450,7 +2372,7 @@
         <w:tc>
           <w:tcPr>
             <w:tcW w:w="0" w:type="auto"/>
-            <w:shd w:val="clear"/>
+            <w:shd w:val="clear" w:color="auto" w:fill="auto"/>
             <w:vAlign w:val="center"/>
           </w:tcPr>
           <w:p>
@@ -2481,7 +2403,7 @@
         <w:tc>
           <w:tcPr>
             <w:tcW w:w="0" w:type="auto"/>
-            <w:shd w:val="clear"/>
+            <w:shd w:val="clear" w:color="auto" w:fill="auto"/>
             <w:vAlign w:val="center"/>
           </w:tcPr>
           <w:p>
@@ -2520,7 +2442,6 @@
             <w:insideH w:val="none" w:color="auto" w:sz="0" w:space="0"/>
             <w:insideV w:val="none" w:color="auto" w:sz="0" w:space="0"/>
           </w:tblBorders>
-          <w:shd w:val="clear"/>
           <w:tblCellMar>
             <w:top w:w="15" w:type="dxa"/>
             <w:left w:w="15" w:type="dxa"/>
@@ -2534,7 +2455,7 @@
         <w:tc>
           <w:tcPr>
             <w:tcW w:w="0" w:type="auto"/>
-            <w:shd w:val="clear"/>
+            <w:shd w:val="clear" w:color="auto" w:fill="auto"/>
             <w:vAlign w:val="center"/>
           </w:tcPr>
           <w:p>
@@ -2565,7 +2486,7 @@
         <w:tc>
           <w:tcPr>
             <w:tcW w:w="0" w:type="auto"/>
-            <w:shd w:val="clear"/>
+            <w:shd w:val="clear" w:color="auto" w:fill="auto"/>
             <w:vAlign w:val="center"/>
           </w:tcPr>
           <w:p>
@@ -2604,7 +2525,6 @@
             <w:insideH w:val="none" w:color="auto" w:sz="0" w:space="0"/>
             <w:insideV w:val="none" w:color="auto" w:sz="0" w:space="0"/>
           </w:tblBorders>
-          <w:shd w:val="clear"/>
           <w:tblCellMar>
             <w:top w:w="15" w:type="dxa"/>
             <w:left w:w="15" w:type="dxa"/>
@@ -2618,7 +2538,7 @@
         <w:tc>
           <w:tcPr>
             <w:tcW w:w="0" w:type="auto"/>
-            <w:shd w:val="clear"/>
+            <w:shd w:val="clear" w:color="auto" w:fill="auto"/>
             <w:vAlign w:val="center"/>
           </w:tcPr>
           <w:p>
@@ -2649,7 +2569,7 @@
         <w:tc>
           <w:tcPr>
             <w:tcW w:w="0" w:type="auto"/>
-            <w:shd w:val="clear"/>
+            <w:shd w:val="clear" w:color="auto" w:fill="auto"/>
             <w:vAlign w:val="center"/>
           </w:tcPr>
           <w:p>
@@ -2730,7 +2650,6 @@
             <w:insideH w:val="none" w:color="auto" w:sz="0" w:space="0"/>
             <w:insideV w:val="none" w:color="auto" w:sz="0" w:space="0"/>
           </w:tblBorders>
-          <w:shd w:val="clear"/>
           <w:tblCellMar>
             <w:top w:w="15" w:type="dxa"/>
             <w:left w:w="15" w:type="dxa"/>
@@ -2744,7 +2663,7 @@
         <w:tc>
           <w:tcPr>
             <w:tcW w:w="0" w:type="auto"/>
-            <w:shd w:val="clear"/>
+            <w:shd w:val="clear" w:color="auto" w:fill="auto"/>
             <w:vAlign w:val="center"/>
           </w:tcPr>
           <w:p>
@@ -2775,7 +2694,7 @@
         <w:tc>
           <w:tcPr>
             <w:tcW w:w="0" w:type="auto"/>
-            <w:shd w:val="clear"/>
+            <w:shd w:val="clear" w:color="auto" w:fill="auto"/>
             <w:vAlign w:val="center"/>
           </w:tcPr>
           <w:p>
@@ -2814,7 +2733,6 @@
             <w:insideH w:val="none" w:color="auto" w:sz="0" w:space="0"/>
             <w:insideV w:val="none" w:color="auto" w:sz="0" w:space="0"/>
           </w:tblBorders>
-          <w:shd w:val="clear"/>
           <w:tblCellMar>
             <w:top w:w="15" w:type="dxa"/>
             <w:left w:w="15" w:type="dxa"/>
@@ -2828,7 +2746,7 @@
         <w:tc>
           <w:tcPr>
             <w:tcW w:w="0" w:type="auto"/>
-            <w:shd w:val="clear"/>
+            <w:shd w:val="clear" w:color="auto" w:fill="auto"/>
             <w:vAlign w:val="center"/>
           </w:tcPr>
           <w:p>
@@ -2859,7 +2777,7 @@
         <w:tc>
           <w:tcPr>
             <w:tcW w:w="0" w:type="auto"/>
-            <w:shd w:val="clear"/>
+            <w:shd w:val="clear" w:color="auto" w:fill="auto"/>
             <w:vAlign w:val="center"/>
           </w:tcPr>
           <w:p>
@@ -2891,7 +2809,7 @@
     </w:tbl>
     <w:p>
       <w:pPr>
-        <w:pStyle w:val="9"/>
+        <w:pStyle w:val="10"/>
         <w:keepNext w:val="0"/>
         <w:keepLines w:val="0"/>
         <w:widowControl/>
@@ -2906,7 +2824,7 @@
       </w:pPr>
       <w:r>
         <w:rPr>
-          <w:rStyle w:val="10"/>
+          <w:rStyle w:val="11"/>
           <w:rFonts w:hint="default" w:ascii="Arial" w:hAnsi="Arial" w:cs="Arial"/>
           <w:sz w:val="28"/>
           <w:szCs w:val="28"/>
@@ -2958,7 +2876,7 @@
     </w:p>
     <w:p>
       <w:pPr>
-        <w:pStyle w:val="9"/>
+        <w:pStyle w:val="10"/>
         <w:keepNext w:val="0"/>
         <w:keepLines w:val="0"/>
         <w:widowControl/>
@@ -2973,7 +2891,7 @@
       </w:pPr>
       <w:r>
         <w:rPr>
-          <w:rStyle w:val="10"/>
+          <w:rStyle w:val="11"/>
           <w:rFonts w:hint="default" w:ascii="Arial" w:hAnsi="Arial" w:cs="Arial"/>
           <w:sz w:val="28"/>
           <w:szCs w:val="28"/>
@@ -3151,7 +3069,7 @@
     </w:p>
     <w:p>
       <w:pPr>
-        <w:pStyle w:val="9"/>
+        <w:pStyle w:val="10"/>
         <w:keepNext w:val="0"/>
         <w:keepLines w:val="0"/>
         <w:widowControl/>
@@ -3166,7 +3084,7 @@
       </w:pPr>
       <w:r>
         <w:rPr>
-          <w:rStyle w:val="10"/>
+          <w:rStyle w:val="11"/>
           <w:rFonts w:hint="default" w:ascii="Arial" w:hAnsi="Arial" w:cs="Arial"/>
           <w:sz w:val="28"/>
           <w:szCs w:val="28"/>
@@ -3200,7 +3118,7 @@
       </w:r>
       <w:r>
         <w:rPr>
-          <w:rStyle w:val="10"/>
+          <w:rStyle w:val="11"/>
           <w:rFonts w:hint="default" w:ascii="Arial" w:hAnsi="Arial" w:cs="Arial"/>
           <w:sz w:val="28"/>
           <w:szCs w:val="28"/>
@@ -3217,7 +3135,7 @@
       </w:r>
       <w:r>
         <w:rPr>
-          <w:rStyle w:val="10"/>
+          <w:rStyle w:val="11"/>
           <w:rFonts w:hint="default" w:ascii="Arial" w:hAnsi="Arial" w:cs="Arial"/>
           <w:sz w:val="28"/>
           <w:szCs w:val="28"/>
@@ -3235,6 +3153,7 @@
     </w:p>
     <w:tbl>
       <w:tblPr>
+        <w:tblStyle w:val="5"/>
         <w:tblW w:w="0" w:type="auto"/>
         <w:tblCellSpacing w:w="15" w:type="dxa"/>
         <w:tblInd w:w="0" w:type="dxa"/>
@@ -3246,7 +3165,7 @@
           <w:insideH w:val="none" w:color="auto" w:sz="0" w:space="0"/>
           <w:insideV w:val="none" w:color="auto" w:sz="0" w:space="0"/>
         </w:tblBorders>
-        <w:shd w:val="clear"/>
+        <w:shd w:val="clear" w:color="auto" w:fill="auto"/>
         <w:tblLayout w:type="autofit"/>
         <w:tblCellMar>
           <w:top w:w="15" w:type="dxa"/>
@@ -3269,7 +3188,7 @@
             <w:insideH w:val="none" w:color="auto" w:sz="0" w:space="0"/>
             <w:insideV w:val="none" w:color="auto" w:sz="0" w:space="0"/>
           </w:tblBorders>
-          <w:shd w:val="clear"/>
+          <w:shd w:val="clear" w:color="auto" w:fill="auto"/>
           <w:tblCellMar>
             <w:top w:w="15" w:type="dxa"/>
             <w:left w:w="15" w:type="dxa"/>
@@ -3283,7 +3202,7 @@
         <w:tc>
           <w:tcPr>
             <w:tcW w:w="0" w:type="auto"/>
-            <w:shd w:val="clear"/>
+            <w:shd w:val="clear" w:color="auto" w:fill="auto"/>
             <w:vAlign w:val="center"/>
           </w:tcPr>
           <w:p>
@@ -3318,7 +3237,7 @@
         <w:tc>
           <w:tcPr>
             <w:tcW w:w="0" w:type="auto"/>
-            <w:shd w:val="clear"/>
+            <w:shd w:val="clear" w:color="auto" w:fill="auto"/>
             <w:vAlign w:val="center"/>
           </w:tcPr>
           <w:p>
@@ -3361,7 +3280,6 @@
             <w:insideH w:val="none" w:color="auto" w:sz="0" w:space="0"/>
             <w:insideV w:val="none" w:color="auto" w:sz="0" w:space="0"/>
           </w:tblBorders>
-          <w:shd w:val="clear"/>
           <w:tblCellMar>
             <w:top w:w="15" w:type="dxa"/>
             <w:left w:w="15" w:type="dxa"/>
@@ -3375,7 +3293,7 @@
         <w:tc>
           <w:tcPr>
             <w:tcW w:w="0" w:type="auto"/>
-            <w:shd w:val="clear"/>
+            <w:shd w:val="clear" w:color="auto" w:fill="auto"/>
             <w:vAlign w:val="center"/>
           </w:tcPr>
           <w:p>
@@ -3406,7 +3324,7 @@
         <w:tc>
           <w:tcPr>
             <w:tcW w:w="0" w:type="auto"/>
-            <w:shd w:val="clear"/>
+            <w:shd w:val="clear" w:color="auto" w:fill="auto"/>
             <w:vAlign w:val="center"/>
           </w:tcPr>
           <w:p>
@@ -3445,7 +3363,6 @@
             <w:insideH w:val="none" w:color="auto" w:sz="0" w:space="0"/>
             <w:insideV w:val="none" w:color="auto" w:sz="0" w:space="0"/>
           </w:tblBorders>
-          <w:shd w:val="clear"/>
           <w:tblCellMar>
             <w:top w:w="15" w:type="dxa"/>
             <w:left w:w="15" w:type="dxa"/>
@@ -3459,7 +3376,7 @@
         <w:tc>
           <w:tcPr>
             <w:tcW w:w="0" w:type="auto"/>
-            <w:shd w:val="clear"/>
+            <w:shd w:val="clear" w:color="auto" w:fill="auto"/>
             <w:vAlign w:val="center"/>
           </w:tcPr>
           <w:p>
@@ -3490,7 +3407,7 @@
         <w:tc>
           <w:tcPr>
             <w:tcW w:w="0" w:type="auto"/>
-            <w:shd w:val="clear"/>
+            <w:shd w:val="clear" w:color="auto" w:fill="auto"/>
             <w:vAlign w:val="center"/>
           </w:tcPr>
           <w:p>
@@ -3529,7 +3446,7 @@
             <w:insideH w:val="none" w:color="auto" w:sz="0" w:space="0"/>
             <w:insideV w:val="none" w:color="auto" w:sz="0" w:space="0"/>
           </w:tblBorders>
-          <w:shd w:val="clear"/>
+          <w:shd w:val="clear" w:color="auto" w:fill="auto"/>
           <w:tblCellMar>
             <w:top w:w="15" w:type="dxa"/>
             <w:left w:w="15" w:type="dxa"/>
@@ -3543,7 +3460,7 @@
         <w:tc>
           <w:tcPr>
             <w:tcW w:w="0" w:type="auto"/>
-            <w:shd w:val="clear"/>
+            <w:shd w:val="clear" w:color="auto" w:fill="auto"/>
             <w:vAlign w:val="center"/>
           </w:tcPr>
           <w:p>
@@ -3574,7 +3491,7 @@
         <w:tc>
           <w:tcPr>
             <w:tcW w:w="0" w:type="auto"/>
-            <w:shd w:val="clear"/>
+            <w:shd w:val="clear" w:color="auto" w:fill="auto"/>
             <w:vAlign w:val="center"/>
           </w:tcPr>
           <w:p>
@@ -3624,7 +3541,6 @@
             <w:insideH w:val="none" w:color="auto" w:sz="0" w:space="0"/>
             <w:insideV w:val="none" w:color="auto" w:sz="0" w:space="0"/>
           </w:tblBorders>
-          <w:shd w:val="clear"/>
           <w:tblCellMar>
             <w:top w:w="15" w:type="dxa"/>
             <w:left w:w="15" w:type="dxa"/>
@@ -3638,7 +3554,7 @@
         <w:tc>
           <w:tcPr>
             <w:tcW w:w="0" w:type="auto"/>
-            <w:shd w:val="clear"/>
+            <w:shd w:val="clear" w:color="auto" w:fill="auto"/>
             <w:vAlign w:val="center"/>
           </w:tcPr>
           <w:p>
@@ -3669,7 +3585,7 @@
         <w:tc>
           <w:tcPr>
             <w:tcW w:w="0" w:type="auto"/>
-            <w:shd w:val="clear"/>
+            <w:shd w:val="clear" w:color="auto" w:fill="auto"/>
             <w:vAlign w:val="center"/>
           </w:tcPr>
           <w:p>
@@ -3708,7 +3624,7 @@
             <w:insideH w:val="none" w:color="auto" w:sz="0" w:space="0"/>
             <w:insideV w:val="none" w:color="auto" w:sz="0" w:space="0"/>
           </w:tblBorders>
-          <w:shd w:val="clear"/>
+          <w:shd w:val="clear" w:color="auto" w:fill="auto"/>
           <w:tblCellMar>
             <w:top w:w="15" w:type="dxa"/>
             <w:left w:w="15" w:type="dxa"/>
@@ -3722,7 +3638,7 @@
         <w:tc>
           <w:tcPr>
             <w:tcW w:w="0" w:type="auto"/>
-            <w:shd w:val="clear"/>
+            <w:shd w:val="clear" w:color="auto" w:fill="auto"/>
             <w:vAlign w:val="center"/>
           </w:tcPr>
           <w:p>
@@ -3753,7 +3669,7 @@
         <w:tc>
           <w:tcPr>
             <w:tcW w:w="0" w:type="auto"/>
-            <w:shd w:val="clear"/>
+            <w:shd w:val="clear" w:color="auto" w:fill="auto"/>
             <w:vAlign w:val="center"/>
           </w:tcPr>
           <w:p>
@@ -3785,7 +3701,7 @@
     </w:tbl>
     <w:p>
       <w:pPr>
-        <w:pStyle w:val="9"/>
+        <w:pStyle w:val="10"/>
         <w:keepNext w:val="0"/>
         <w:keepLines w:val="0"/>
         <w:widowControl/>
@@ -3800,7 +3716,7 @@
       </w:pPr>
       <w:r>
         <w:rPr>
-          <w:rStyle w:val="10"/>
+          <w:rStyle w:val="11"/>
           <w:rFonts w:hint="default" w:ascii="Arial" w:hAnsi="Arial" w:cs="Arial"/>
           <w:sz w:val="28"/>
           <w:szCs w:val="28"/>
@@ -3817,7 +3733,7 @@
       </w:r>
       <w:r>
         <w:rPr>
-          <w:rStyle w:val="10"/>
+          <w:rStyle w:val="11"/>
           <w:rFonts w:hint="default" w:ascii="Arial" w:hAnsi="Arial" w:cs="Arial"/>
           <w:sz w:val="28"/>
           <w:szCs w:val="28"/>
@@ -3886,7 +3802,7 @@
     </w:p>
     <w:p>
       <w:pPr>
-        <w:pStyle w:val="9"/>
+        <w:pStyle w:val="10"/>
         <w:keepNext w:val="0"/>
         <w:keepLines w:val="0"/>
         <w:widowControl/>
@@ -3901,7 +3817,7 @@
       </w:pPr>
       <w:r>
         <w:rPr>
-          <w:rStyle w:val="10"/>
+          <w:rStyle w:val="11"/>
           <w:rFonts w:hint="default" w:ascii="Arial" w:hAnsi="Arial" w:cs="Arial"/>
           <w:sz w:val="28"/>
           <w:szCs w:val="28"/>
@@ -4123,7 +4039,7 @@
     </w:p>
     <w:p>
       <w:pPr>
-        <w:pStyle w:val="9"/>
+        <w:pStyle w:val="10"/>
         <w:keepNext w:val="0"/>
         <w:keepLines w:val="0"/>
         <w:widowControl/>
@@ -4147,6 +4063,7 @@
     </w:p>
     <w:tbl>
       <w:tblPr>
+        <w:tblStyle w:val="5"/>
         <w:tblW w:w="0" w:type="auto"/>
         <w:tblCellSpacing w:w="15" w:type="dxa"/>
         <w:tblInd w:w="0" w:type="dxa"/>
@@ -4158,7 +4075,7 @@
           <w:insideH w:val="none" w:color="auto" w:sz="0" w:space="0"/>
           <w:insideV w:val="none" w:color="auto" w:sz="0" w:space="0"/>
         </w:tblBorders>
-        <w:shd w:val="clear"/>
+        <w:shd w:val="clear" w:color="auto" w:fill="auto"/>
         <w:tblLayout w:type="autofit"/>
         <w:tblCellMar>
           <w:top w:w="15" w:type="dxa"/>
@@ -4184,7 +4101,13 @@
             <w:insideH w:val="none" w:color="auto" w:sz="0" w:space="0"/>
             <w:insideV w:val="none" w:color="auto" w:sz="0" w:space="0"/>
           </w:tblBorders>
-          <w:shd w:val="clear"/>
+          <w:shd w:val="clear" w:color="auto" w:fill="auto"/>
+          <w:tblCellMar>
+            <w:top w:w="15" w:type="dxa"/>
+            <w:left w:w="15" w:type="dxa"/>
+            <w:bottom w:w="15" w:type="dxa"/>
+            <w:right w:w="15" w:type="dxa"/>
+          </w:tblCellMar>
         </w:tblPrEx>
         <w:trPr>
           <w:tblCellSpacing w:w="15" w:type="dxa"/>
@@ -4192,7 +4115,7 @@
         <w:tc>
           <w:tcPr>
             <w:tcW w:w="0" w:type="auto"/>
-            <w:shd w:val="clear"/>
+            <w:shd w:val="clear" w:color="auto" w:fill="auto"/>
             <w:vAlign w:val="center"/>
           </w:tcPr>
           <w:p>
@@ -4227,7 +4150,7 @@
         <w:tc>
           <w:tcPr>
             <w:tcW w:w="0" w:type="auto"/>
-            <w:shd w:val="clear"/>
+            <w:shd w:val="clear" w:color="auto" w:fill="auto"/>
             <w:vAlign w:val="center"/>
           </w:tcPr>
           <w:p>
@@ -4262,7 +4185,7 @@
         <w:tc>
           <w:tcPr>
             <w:tcW w:w="0" w:type="auto"/>
-            <w:shd w:val="clear"/>
+            <w:shd w:val="clear" w:color="auto" w:fill="auto"/>
             <w:vAlign w:val="center"/>
           </w:tcPr>
           <w:p>
@@ -4297,7 +4220,7 @@
         <w:tc>
           <w:tcPr>
             <w:tcW w:w="0" w:type="auto"/>
-            <w:shd w:val="clear"/>
+            <w:shd w:val="clear" w:color="auto" w:fill="auto"/>
             <w:vAlign w:val="center"/>
           </w:tcPr>
           <w:p>
@@ -4332,7 +4255,7 @@
         <w:tc>
           <w:tcPr>
             <w:tcW w:w="0" w:type="auto"/>
-            <w:shd w:val="clear"/>
+            <w:shd w:val="clear" w:color="auto" w:fill="auto"/>
             <w:vAlign w:val="center"/>
           </w:tcPr>
           <w:p>
@@ -4375,7 +4298,7 @@
             <w:insideH w:val="none" w:color="auto" w:sz="0" w:space="0"/>
             <w:insideV w:val="none" w:color="auto" w:sz="0" w:space="0"/>
           </w:tblBorders>
-          <w:shd w:val="clear"/>
+          <w:shd w:val="clear" w:color="auto" w:fill="auto"/>
           <w:tblCellMar>
             <w:top w:w="15" w:type="dxa"/>
             <w:left w:w="15" w:type="dxa"/>
@@ -4389,7 +4312,7 @@
         <w:tc>
           <w:tcPr>
             <w:tcW w:w="0" w:type="auto"/>
-            <w:shd w:val="clear"/>
+            <w:shd w:val="clear" w:color="auto" w:fill="auto"/>
             <w:vAlign w:val="center"/>
           </w:tcPr>
           <w:p>
@@ -4420,7 +4343,7 @@
         <w:tc>
           <w:tcPr>
             <w:tcW w:w="0" w:type="auto"/>
-            <w:shd w:val="clear"/>
+            <w:shd w:val="clear" w:color="auto" w:fill="auto"/>
             <w:vAlign w:val="center"/>
           </w:tcPr>
           <w:p>
@@ -4451,7 +4374,7 @@
         <w:tc>
           <w:tcPr>
             <w:tcW w:w="0" w:type="auto"/>
-            <w:shd w:val="clear"/>
+            <w:shd w:val="clear" w:color="auto" w:fill="auto"/>
             <w:vAlign w:val="center"/>
           </w:tcPr>
           <w:p>
@@ -4482,7 +4405,7 @@
         <w:tc>
           <w:tcPr>
             <w:tcW w:w="0" w:type="auto"/>
-            <w:shd w:val="clear"/>
+            <w:shd w:val="clear" w:color="auto" w:fill="auto"/>
             <w:vAlign w:val="center"/>
           </w:tcPr>
           <w:p>
@@ -4513,7 +4436,7 @@
         <w:tc>
           <w:tcPr>
             <w:tcW w:w="0" w:type="auto"/>
-            <w:shd w:val="clear"/>
+            <w:shd w:val="clear" w:color="auto" w:fill="auto"/>
             <w:vAlign w:val="center"/>
           </w:tcPr>
           <w:p>
@@ -4542,1639 +4465,6 @@
           </w:p>
         </w:tc>
       </w:tr>
-      <w:tr>
-        <w:tblPrEx>
-          <w:tblBorders>
-            <w:top w:val="none" w:color="auto" w:sz="0" w:space="0"/>
-            <w:left w:val="none" w:color="auto" w:sz="0" w:space="0"/>
-            <w:bottom w:val="none" w:color="auto" w:sz="0" w:space="0"/>
-            <w:right w:val="none" w:color="auto" w:sz="0" w:space="0"/>
-            <w:insideH w:val="none" w:color="auto" w:sz="0" w:space="0"/>
-            <w:insideV w:val="none" w:color="auto" w:sz="0" w:space="0"/>
-          </w:tblBorders>
-          <w:shd w:val="clear"/>
-          <w:tblCellMar>
-            <w:top w:w="15" w:type="dxa"/>
-            <w:left w:w="15" w:type="dxa"/>
-            <w:bottom w:w="15" w:type="dxa"/>
-            <w:right w:w="15" w:type="dxa"/>
-          </w:tblCellMar>
-        </w:tblPrEx>
-        <w:trPr>
-          <w:tblCellSpacing w:w="15" w:type="dxa"/>
-        </w:trPr>
-        <w:tc>
-          <w:tcPr>
-            <w:tcW w:w="0" w:type="auto"/>
-            <w:shd w:val="clear"/>
-            <w:vAlign w:val="center"/>
-          </w:tcPr>
-          <w:p>
-            <w:pPr>
-              <w:keepNext w:val="0"/>
-              <w:keepLines w:val="0"/>
-              <w:widowControl/>
-              <w:suppressLineNumbers w:val="0"/>
-              <w:jc w:val="left"/>
-              <w:rPr>
-                <w:rFonts w:hint="default" w:ascii="Arial" w:hAnsi="Arial" w:cs="Arial"/>
-                <w:sz w:val="32"/>
-                <w:szCs w:val="32"/>
-              </w:rPr>
-            </w:pPr>
-            <w:r>
-              <w:rPr>
-                <w:rFonts w:hint="default" w:ascii="Arial" w:hAnsi="Arial" w:eastAsia="SimSun" w:cs="Arial"/>
-                <w:kern w:val="0"/>
-                <w:sz w:val="32"/>
-                <w:szCs w:val="32"/>
-                <w:lang w:val="en-US" w:eastAsia="zh-CN" w:bidi="ar"/>
-              </w:rPr>
-              <w:t>2</w:t>
-            </w:r>
-          </w:p>
-        </w:tc>
-        <w:tc>
-          <w:tcPr>
-            <w:tcW w:w="0" w:type="auto"/>
-            <w:shd w:val="clear"/>
-            <w:vAlign w:val="center"/>
-          </w:tcPr>
-          <w:p>
-            <w:pPr>
-              <w:keepNext w:val="0"/>
-              <w:keepLines w:val="0"/>
-              <w:widowControl/>
-              <w:suppressLineNumbers w:val="0"/>
-              <w:jc w:val="left"/>
-              <w:rPr>
-                <w:rFonts w:hint="default" w:ascii="Arial" w:hAnsi="Arial" w:cs="Arial"/>
-                <w:sz w:val="32"/>
-                <w:szCs w:val="32"/>
-              </w:rPr>
-            </w:pPr>
-            <w:r>
-              <w:rPr>
-                <w:rFonts w:hint="default" w:ascii="Arial" w:hAnsi="Arial" w:eastAsia="SimSun" w:cs="Arial"/>
-                <w:kern w:val="0"/>
-                <w:sz w:val="32"/>
-                <w:szCs w:val="32"/>
-                <w:lang w:val="en-US" w:eastAsia="zh-CN" w:bidi="ar"/>
-              </w:rPr>
-              <w:t>Allegro Lokalnie</w:t>
-            </w:r>
-          </w:p>
-        </w:tc>
-        <w:tc>
-          <w:tcPr>
-            <w:tcW w:w="0" w:type="auto"/>
-            <w:shd w:val="clear"/>
-            <w:vAlign w:val="center"/>
-          </w:tcPr>
-          <w:p>
-            <w:pPr>
-              <w:keepNext w:val="0"/>
-              <w:keepLines w:val="0"/>
-              <w:widowControl/>
-              <w:suppressLineNumbers w:val="0"/>
-              <w:jc w:val="left"/>
-              <w:rPr>
-                <w:rFonts w:hint="default" w:ascii="Arial" w:hAnsi="Arial" w:cs="Arial"/>
-                <w:sz w:val="32"/>
-                <w:szCs w:val="32"/>
-              </w:rPr>
-            </w:pPr>
-            <w:r>
-              <w:rPr>
-                <w:rFonts w:hint="default" w:ascii="Arial" w:hAnsi="Arial" w:eastAsia="SimSun" w:cs="Arial"/>
-                <w:kern w:val="0"/>
-                <w:sz w:val="32"/>
-                <w:szCs w:val="32"/>
-                <w:lang w:val="en-US" w:eastAsia="zh-CN" w:bidi="ar"/>
-              </w:rPr>
-              <w:t>allegro-lokalnie.761273129gf-230.lat</w:t>
-            </w:r>
-          </w:p>
-        </w:tc>
-        <w:tc>
-          <w:tcPr>
-            <w:tcW w:w="0" w:type="auto"/>
-            <w:shd w:val="clear"/>
-            <w:vAlign w:val="center"/>
-          </w:tcPr>
-          <w:p>
-            <w:pPr>
-              <w:keepNext w:val="0"/>
-              <w:keepLines w:val="0"/>
-              <w:widowControl/>
-              <w:suppressLineNumbers w:val="0"/>
-              <w:jc w:val="left"/>
-              <w:rPr>
-                <w:rFonts w:hint="default" w:ascii="Arial" w:hAnsi="Arial" w:cs="Arial"/>
-                <w:sz w:val="32"/>
-                <w:szCs w:val="32"/>
-              </w:rPr>
-            </w:pPr>
-            <w:r>
-              <w:rPr>
-                <w:rFonts w:hint="default" w:ascii="Arial" w:hAnsi="Arial" w:eastAsia="SimSun" w:cs="Arial"/>
-                <w:kern w:val="0"/>
-                <w:sz w:val="32"/>
-                <w:szCs w:val="32"/>
-                <w:lang w:val="en-US" w:eastAsia="zh-CN" w:bidi="ar"/>
-              </w:rPr>
-              <w:t>Subdomain Spoofing + No HTTPS</w:t>
-            </w:r>
-          </w:p>
-        </w:tc>
-        <w:tc>
-          <w:tcPr>
-            <w:tcW w:w="0" w:type="auto"/>
-            <w:shd w:val="clear"/>
-            <w:vAlign w:val="center"/>
-          </w:tcPr>
-          <w:p>
-            <w:pPr>
-              <w:keepNext w:val="0"/>
-              <w:keepLines w:val="0"/>
-              <w:widowControl/>
-              <w:suppressLineNumbers w:val="0"/>
-              <w:jc w:val="left"/>
-              <w:rPr>
-                <w:rFonts w:hint="default" w:ascii="Arial" w:hAnsi="Arial" w:cs="Arial"/>
-                <w:sz w:val="32"/>
-                <w:szCs w:val="32"/>
-              </w:rPr>
-            </w:pPr>
-            <w:r>
-              <w:rPr>
-                <w:rFonts w:hint="default" w:ascii="Arial" w:hAnsi="Arial" w:eastAsia="SimSun" w:cs="Arial"/>
-                <w:kern w:val="0"/>
-                <w:sz w:val="32"/>
-                <w:szCs w:val="32"/>
-                <w:lang w:val="en-US" w:eastAsia="zh-CN" w:bidi="ar"/>
-              </w:rPr>
-              <w:t>🔴 High</w:t>
-            </w:r>
-          </w:p>
-        </w:tc>
-      </w:tr>
-      <w:tr>
-        <w:tblPrEx>
-          <w:tblBorders>
-            <w:top w:val="none" w:color="auto" w:sz="0" w:space="0"/>
-            <w:left w:val="none" w:color="auto" w:sz="0" w:space="0"/>
-            <w:bottom w:val="none" w:color="auto" w:sz="0" w:space="0"/>
-            <w:right w:val="none" w:color="auto" w:sz="0" w:space="0"/>
-            <w:insideH w:val="none" w:color="auto" w:sz="0" w:space="0"/>
-            <w:insideV w:val="none" w:color="auto" w:sz="0" w:space="0"/>
-          </w:tblBorders>
-          <w:shd w:val="clear"/>
-          <w:tblCellMar>
-            <w:top w:w="15" w:type="dxa"/>
-            <w:left w:w="15" w:type="dxa"/>
-            <w:bottom w:w="15" w:type="dxa"/>
-            <w:right w:w="15" w:type="dxa"/>
-          </w:tblCellMar>
-        </w:tblPrEx>
-        <w:trPr>
-          <w:tblCellSpacing w:w="15" w:type="dxa"/>
-        </w:trPr>
-        <w:tc>
-          <w:tcPr>
-            <w:tcW w:w="0" w:type="auto"/>
-            <w:shd w:val="clear"/>
-            <w:vAlign w:val="center"/>
-          </w:tcPr>
-          <w:p>
-            <w:pPr>
-              <w:keepNext w:val="0"/>
-              <w:keepLines w:val="0"/>
-              <w:widowControl/>
-              <w:suppressLineNumbers w:val="0"/>
-              <w:jc w:val="left"/>
-              <w:rPr>
-                <w:rFonts w:hint="default" w:ascii="Arial" w:hAnsi="Arial" w:cs="Arial"/>
-                <w:sz w:val="32"/>
-                <w:szCs w:val="32"/>
-              </w:rPr>
-            </w:pPr>
-            <w:r>
-              <w:rPr>
-                <w:rFonts w:hint="default" w:ascii="Arial" w:hAnsi="Arial" w:eastAsia="SimSun" w:cs="Arial"/>
-                <w:kern w:val="0"/>
-                <w:sz w:val="32"/>
-                <w:szCs w:val="32"/>
-                <w:lang w:val="en-US" w:eastAsia="zh-CN" w:bidi="ar"/>
-              </w:rPr>
-              <w:t>3</w:t>
-            </w:r>
-          </w:p>
-        </w:tc>
-        <w:tc>
-          <w:tcPr>
-            <w:tcW w:w="0" w:type="auto"/>
-            <w:shd w:val="clear"/>
-            <w:vAlign w:val="center"/>
-          </w:tcPr>
-          <w:p>
-            <w:pPr>
-              <w:keepNext w:val="0"/>
-              <w:keepLines w:val="0"/>
-              <w:widowControl/>
-              <w:suppressLineNumbers w:val="0"/>
-              <w:jc w:val="left"/>
-              <w:rPr>
-                <w:rFonts w:hint="default" w:ascii="Arial" w:hAnsi="Arial" w:cs="Arial"/>
-                <w:sz w:val="32"/>
-                <w:szCs w:val="32"/>
-              </w:rPr>
-            </w:pPr>
-            <w:r>
-              <w:rPr>
-                <w:rFonts w:hint="default" w:ascii="Arial" w:hAnsi="Arial" w:eastAsia="SimSun" w:cs="Arial"/>
-                <w:kern w:val="0"/>
-                <w:sz w:val="32"/>
-                <w:szCs w:val="32"/>
-                <w:lang w:val="en-US" w:eastAsia="zh-CN" w:bidi="ar"/>
-              </w:rPr>
-              <w:t>Raiffeisen Bank</w:t>
-            </w:r>
-          </w:p>
-        </w:tc>
-        <w:tc>
-          <w:tcPr>
-            <w:tcW w:w="0" w:type="auto"/>
-            <w:shd w:val="clear"/>
-            <w:vAlign w:val="center"/>
-          </w:tcPr>
-          <w:p>
-            <w:pPr>
-              <w:keepNext w:val="0"/>
-              <w:keepLines w:val="0"/>
-              <w:widowControl/>
-              <w:suppressLineNumbers w:val="0"/>
-              <w:jc w:val="left"/>
-              <w:rPr>
-                <w:rFonts w:hint="default" w:ascii="Arial" w:hAnsi="Arial" w:cs="Arial"/>
-                <w:sz w:val="32"/>
-                <w:szCs w:val="32"/>
-              </w:rPr>
-            </w:pPr>
-            <w:r>
-              <w:rPr>
-                <w:rFonts w:hint="default" w:ascii="Arial" w:hAnsi="Arial" w:eastAsia="SimSun" w:cs="Arial"/>
-                <w:kern w:val="0"/>
-                <w:sz w:val="32"/>
-                <w:szCs w:val="32"/>
-                <w:lang w:val="en-US" w:eastAsia="zh-CN" w:bidi="ar"/>
-              </w:rPr>
-              <w:t>vr-raiff.de/d/index.php</w:t>
-            </w:r>
-          </w:p>
-        </w:tc>
-        <w:tc>
-          <w:tcPr>
-            <w:tcW w:w="0" w:type="auto"/>
-            <w:shd w:val="clear"/>
-            <w:vAlign w:val="center"/>
-          </w:tcPr>
-          <w:p>
-            <w:pPr>
-              <w:keepNext w:val="0"/>
-              <w:keepLines w:val="0"/>
-              <w:widowControl/>
-              <w:suppressLineNumbers w:val="0"/>
-              <w:jc w:val="left"/>
-              <w:rPr>
-                <w:rFonts w:hint="default" w:ascii="Arial" w:hAnsi="Arial" w:cs="Arial"/>
-                <w:sz w:val="32"/>
-                <w:szCs w:val="32"/>
-              </w:rPr>
-            </w:pPr>
-            <w:r>
-              <w:rPr>
-                <w:rFonts w:hint="default" w:ascii="Arial" w:hAnsi="Arial" w:eastAsia="SimSun" w:cs="Arial"/>
-                <w:kern w:val="0"/>
-                <w:sz w:val="32"/>
-                <w:szCs w:val="32"/>
-                <w:lang w:val="en-US" w:eastAsia="zh-CN" w:bidi="ar"/>
-              </w:rPr>
-              <w:t>Domain Lookalike</w:t>
-            </w:r>
-          </w:p>
-        </w:tc>
-        <w:tc>
-          <w:tcPr>
-            <w:tcW w:w="0" w:type="auto"/>
-            <w:shd w:val="clear"/>
-            <w:vAlign w:val="center"/>
-          </w:tcPr>
-          <w:p>
-            <w:pPr>
-              <w:keepNext w:val="0"/>
-              <w:keepLines w:val="0"/>
-              <w:widowControl/>
-              <w:suppressLineNumbers w:val="0"/>
-              <w:jc w:val="left"/>
-              <w:rPr>
-                <w:rFonts w:hint="default" w:ascii="Arial" w:hAnsi="Arial" w:cs="Arial"/>
-                <w:sz w:val="32"/>
-                <w:szCs w:val="32"/>
-              </w:rPr>
-            </w:pPr>
-            <w:r>
-              <w:rPr>
-                <w:rFonts w:hint="default" w:ascii="Arial" w:hAnsi="Arial" w:eastAsia="SimSun" w:cs="Arial"/>
-                <w:kern w:val="0"/>
-                <w:sz w:val="32"/>
-                <w:szCs w:val="32"/>
-                <w:lang w:val="en-US" w:eastAsia="zh-CN" w:bidi="ar"/>
-              </w:rPr>
-              <w:t>🔴 High</w:t>
-            </w:r>
-          </w:p>
-        </w:tc>
-      </w:tr>
-    </w:tbl>
-    <w:p>
-      <w:pPr>
-        <w:keepNext w:val="0"/>
-        <w:keepLines w:val="0"/>
-        <w:widowControl/>
-        <w:suppressLineNumbers w:val="0"/>
-        <w:rPr>
-          <w:rFonts w:hint="default" w:ascii="Arial" w:hAnsi="Arial" w:cs="Arial"/>
-          <w:sz w:val="32"/>
-          <w:szCs w:val="32"/>
-        </w:rPr>
-      </w:pPr>
-      <w:r>
-        <w:rPr>
-          <w:rFonts w:hint="default" w:ascii="Arial" w:hAnsi="Arial" w:cs="Arial"/>
-          <w:sz w:val="32"/>
-          <w:szCs w:val="32"/>
-        </w:rPr>
-        <w:pict>
-          <v:rect id="_x0000_i1029" o:spt="1" style="height:1.5pt;width:432pt;" fillcolor="#A0A0A0" filled="t" stroked="f" coordsize="21600,21600" o:hr="t" o:hrstd="t" o:hralign="center">
-            <v:path/>
-            <v:fill on="t" focussize="0,0"/>
-            <v:stroke on="f"/>
-            <v:imagedata o:title=""/>
-            <o:lock v:ext="edit"/>
-            <w10:wrap type="none"/>
-            <w10:anchorlock/>
-          </v:rect>
-        </w:pict>
-      </w:r>
-    </w:p>
-    <w:p>
-      <w:pPr>
-        <w:pStyle w:val="3"/>
-        <w:keepNext w:val="0"/>
-        <w:keepLines w:val="0"/>
-        <w:widowControl/>
-        <w:suppressLineNumbers w:val="0"/>
-        <w:rPr>
-          <w:rFonts w:hint="default" w:ascii="Arial" w:hAnsi="Arial" w:cs="Arial"/>
-          <w:sz w:val="32"/>
-          <w:szCs w:val="32"/>
-        </w:rPr>
-      </w:pPr>
-      <w:r>
-        <w:rPr>
-          <w:rFonts w:hint="default" w:ascii="Arial" w:hAnsi="Arial" w:cs="Arial"/>
-          <w:sz w:val="32"/>
-          <w:szCs w:val="32"/>
-        </w:rPr>
-        <w:t>Key Observations:</w:t>
-      </w:r>
-    </w:p>
-    <w:p>
-      <w:pPr>
-        <w:keepNext w:val="0"/>
-        <w:keepLines w:val="0"/>
-        <w:widowControl/>
-        <w:numPr>
-          <w:ilvl w:val="0"/>
-          <w:numId w:val="6"/>
-        </w:numPr>
-        <w:suppressLineNumbers w:val="0"/>
-        <w:spacing w:before="0" w:beforeAutospacing="1" w:after="0" w:afterAutospacing="1"/>
-        <w:ind w:left="720" w:hanging="360"/>
-        <w:rPr>
-          <w:rFonts w:hint="default" w:ascii="Arial" w:hAnsi="Arial" w:cs="Arial"/>
-          <w:sz w:val="32"/>
-          <w:szCs w:val="32"/>
-        </w:rPr>
-      </w:pPr>
-      <w:r>
-        <w:rPr>
-          <w:rFonts w:hint="default" w:ascii="Arial" w:hAnsi="Arial" w:cs="Arial"/>
-          <w:sz w:val="32"/>
-          <w:szCs w:val="32"/>
-        </w:rPr>
-        <w:t xml:space="preserve">All 3 phishing URLs were </w:t>
-      </w:r>
-      <w:r>
-        <w:rPr>
-          <w:rStyle w:val="10"/>
-          <w:rFonts w:hint="default" w:ascii="Arial" w:hAnsi="Arial" w:cs="Arial"/>
-          <w:sz w:val="32"/>
-          <w:szCs w:val="32"/>
-        </w:rPr>
-        <w:t>actively online</w:t>
-      </w:r>
-      <w:r>
-        <w:rPr>
-          <w:rFonts w:hint="default" w:ascii="Arial" w:hAnsi="Arial" w:cs="Arial"/>
-          <w:sz w:val="32"/>
-          <w:szCs w:val="32"/>
-        </w:rPr>
-        <w:t xml:space="preserve"> at the time of analysis</w:t>
-      </w:r>
-    </w:p>
-    <w:p>
-      <w:pPr>
-        <w:keepNext w:val="0"/>
-        <w:keepLines w:val="0"/>
-        <w:widowControl/>
-        <w:numPr>
-          <w:ilvl w:val="0"/>
-          <w:numId w:val="6"/>
-        </w:numPr>
-        <w:suppressLineNumbers w:val="0"/>
-        <w:spacing w:before="0" w:beforeAutospacing="1" w:after="0" w:afterAutospacing="1"/>
-        <w:ind w:left="720" w:hanging="360"/>
-        <w:rPr>
-          <w:rFonts w:hint="default" w:ascii="Arial" w:hAnsi="Arial" w:cs="Arial"/>
-          <w:sz w:val="32"/>
-          <w:szCs w:val="32"/>
-        </w:rPr>
-      </w:pPr>
-      <w:r>
-        <w:rPr>
-          <w:rStyle w:val="10"/>
-          <w:rFonts w:hint="default" w:ascii="Arial" w:hAnsi="Arial" w:cs="Arial"/>
-          <w:sz w:val="32"/>
-          <w:szCs w:val="32"/>
-        </w:rPr>
-        <w:t>Subdomain Spoofing</w:t>
-      </w:r>
-      <w:r>
-        <w:rPr>
-          <w:rFonts w:hint="default" w:ascii="Arial" w:hAnsi="Arial" w:cs="Arial"/>
-          <w:sz w:val="32"/>
-          <w:szCs w:val="32"/>
-        </w:rPr>
-        <w:t xml:space="preserve"> was the most commonly used technique</w:t>
-      </w:r>
-    </w:p>
-    <w:p>
-      <w:pPr>
-        <w:keepNext w:val="0"/>
-        <w:keepLines w:val="0"/>
-        <w:widowControl/>
-        <w:numPr>
-          <w:ilvl w:val="0"/>
-          <w:numId w:val="6"/>
-        </w:numPr>
-        <w:suppressLineNumbers w:val="0"/>
-        <w:spacing w:before="0" w:beforeAutospacing="1" w:after="0" w:afterAutospacing="1"/>
-        <w:ind w:left="720" w:hanging="360"/>
-        <w:rPr>
-          <w:rFonts w:hint="default" w:ascii="Arial" w:hAnsi="Arial" w:cs="Arial"/>
-          <w:sz w:val="32"/>
-          <w:szCs w:val="32"/>
-        </w:rPr>
-      </w:pPr>
-      <w:r>
-        <w:rPr>
-          <w:rFonts w:hint="default" w:ascii="Arial" w:hAnsi="Arial" w:cs="Arial"/>
-          <w:sz w:val="32"/>
-          <w:szCs w:val="32"/>
-        </w:rPr>
-        <w:t xml:space="preserve">All attackers </w:t>
-      </w:r>
-      <w:r>
-        <w:rPr>
-          <w:rStyle w:val="10"/>
-          <w:rFonts w:hint="default" w:ascii="Arial" w:hAnsi="Arial" w:cs="Arial"/>
-          <w:sz w:val="32"/>
-          <w:szCs w:val="32"/>
-        </w:rPr>
-        <w:t>hid their WHOIS information</w:t>
-      </w:r>
-      <w:r>
-        <w:rPr>
-          <w:rFonts w:hint="default" w:ascii="Arial" w:hAnsi="Arial" w:cs="Arial"/>
-          <w:sz w:val="32"/>
-          <w:szCs w:val="32"/>
-        </w:rPr>
-        <w:t xml:space="preserve"> to avoid detection</w:t>
-      </w:r>
-    </w:p>
-    <w:p>
-      <w:pPr>
-        <w:keepNext w:val="0"/>
-        <w:keepLines w:val="0"/>
-        <w:widowControl/>
-        <w:numPr>
-          <w:ilvl w:val="0"/>
-          <w:numId w:val="6"/>
-        </w:numPr>
-        <w:suppressLineNumbers w:val="0"/>
-        <w:spacing w:before="0" w:beforeAutospacing="1" w:after="0" w:afterAutospacing="1"/>
-        <w:ind w:left="720" w:hanging="360"/>
-        <w:rPr>
-          <w:rFonts w:hint="default" w:ascii="Arial" w:hAnsi="Arial" w:cs="Arial"/>
-          <w:sz w:val="32"/>
-          <w:szCs w:val="32"/>
-        </w:rPr>
-      </w:pPr>
-      <w:r>
-        <w:rPr>
-          <w:rStyle w:val="10"/>
-          <w:rFonts w:hint="default" w:ascii="Arial" w:hAnsi="Arial" w:cs="Arial"/>
-          <w:sz w:val="32"/>
-          <w:szCs w:val="32"/>
-        </w:rPr>
-        <w:t>Cloudflare</w:t>
-      </w:r>
-      <w:r>
-        <w:rPr>
-          <w:rFonts w:hint="default" w:ascii="Arial" w:hAnsi="Arial" w:cs="Arial"/>
-          <w:sz w:val="32"/>
-          <w:szCs w:val="32"/>
-        </w:rPr>
-        <w:t xml:space="preserve"> was used in 2 out of 3 cases to mask the real server</w:t>
-      </w:r>
-    </w:p>
-    <w:p>
-      <w:pPr>
-        <w:keepNext w:val="0"/>
-        <w:keepLines w:val="0"/>
-        <w:widowControl/>
-        <w:numPr>
-          <w:ilvl w:val="0"/>
-          <w:numId w:val="6"/>
-        </w:numPr>
-        <w:suppressLineNumbers w:val="0"/>
-        <w:spacing w:before="0" w:beforeAutospacing="1" w:after="0" w:afterAutospacing="1"/>
-        <w:ind w:left="720" w:hanging="360"/>
-        <w:rPr>
-          <w:rFonts w:hint="default" w:ascii="Arial" w:hAnsi="Arial" w:cs="Arial"/>
-          <w:sz w:val="32"/>
-          <w:szCs w:val="32"/>
-        </w:rPr>
-      </w:pPr>
-      <w:r>
-        <w:rPr>
-          <w:rFonts w:hint="default" w:ascii="Arial" w:hAnsi="Arial" w:cs="Arial"/>
-          <w:sz w:val="32"/>
-          <w:szCs w:val="32"/>
-        </w:rPr>
-        <w:t xml:space="preserve">All 3 attacks targeted </w:t>
-      </w:r>
-      <w:r>
-        <w:rPr>
-          <w:rStyle w:val="10"/>
-          <w:rFonts w:hint="default" w:ascii="Arial" w:hAnsi="Arial" w:cs="Arial"/>
-          <w:sz w:val="32"/>
-          <w:szCs w:val="32"/>
-        </w:rPr>
-        <w:t>financial or commercial brands</w:t>
-      </w:r>
-      <w:r>
-        <w:rPr>
-          <w:rFonts w:hint="default" w:ascii="Arial" w:hAnsi="Arial" w:cs="Arial"/>
-          <w:sz w:val="32"/>
-          <w:szCs w:val="32"/>
-        </w:rPr>
-        <w:t xml:space="preserve"> to maximize theft</w:t>
-      </w:r>
-    </w:p>
-    <w:p>
-      <w:pPr>
-        <w:jc w:val="left"/>
-        <w:rPr>
-          <w:rFonts w:hint="default" w:ascii="Arial" w:hAnsi="Arial" w:eastAsia="SimSun" w:cs="Arial"/>
-          <w:sz w:val="28"/>
-          <w:szCs w:val="28"/>
-          <w:lang w:val="en-IN"/>
-        </w:rPr>
-      </w:pPr>
-    </w:p>
-    <w:p>
-      <w:pPr>
-        <w:jc w:val="center"/>
-        <w:rPr>
-          <w:rFonts w:hint="default" w:ascii="Arial" w:hAnsi="Arial" w:eastAsia="SimSun" w:cs="Arial"/>
-          <w:sz w:val="28"/>
-          <w:szCs w:val="28"/>
-          <w:lang w:val="en-IN"/>
-        </w:rPr>
-      </w:pPr>
-    </w:p>
-    <w:p>
-      <w:pPr>
-        <w:jc w:val="center"/>
-        <w:rPr>
-          <w:rFonts w:hint="default" w:ascii="Arial" w:hAnsi="Arial" w:eastAsia="SimSun" w:cs="Arial"/>
-          <w:sz w:val="28"/>
-          <w:szCs w:val="28"/>
-          <w:lang w:val="en-IN"/>
-        </w:rPr>
-      </w:pPr>
-    </w:p>
-    <w:p>
-      <w:pPr>
-        <w:jc w:val="center"/>
-        <w:rPr>
-          <w:rFonts w:hint="default" w:ascii="Arial" w:hAnsi="Arial" w:eastAsia="SimSun" w:cs="Arial"/>
-          <w:sz w:val="28"/>
-          <w:szCs w:val="28"/>
-          <w:lang w:val="en-IN"/>
-        </w:rPr>
-      </w:pPr>
-    </w:p>
-    <w:p>
-      <w:pPr>
-        <w:jc w:val="center"/>
-        <w:rPr>
-          <w:rFonts w:hint="default" w:ascii="Arial" w:hAnsi="Arial" w:eastAsia="SimSun" w:cs="Arial"/>
-          <w:sz w:val="28"/>
-          <w:szCs w:val="28"/>
-          <w:lang w:val="en-IN"/>
-        </w:rPr>
-      </w:pPr>
-    </w:p>
-    <w:p>
-      <w:pPr>
-        <w:jc w:val="center"/>
-        <w:rPr>
-          <w:rFonts w:hint="default" w:ascii="Arial" w:hAnsi="Arial" w:eastAsia="SimSun" w:cs="Arial"/>
-          <w:sz w:val="28"/>
-          <w:szCs w:val="28"/>
-          <w:lang w:val="en-IN"/>
-        </w:rPr>
-      </w:pPr>
-    </w:p>
-    <w:p>
-      <w:pPr>
-        <w:jc w:val="center"/>
-        <w:rPr>
-          <w:rFonts w:hint="default" w:ascii="Arial" w:hAnsi="Arial" w:eastAsia="SimSun" w:cs="Arial"/>
-          <w:sz w:val="28"/>
-          <w:szCs w:val="28"/>
-          <w:lang w:val="en-IN"/>
-        </w:rPr>
-      </w:pPr>
-    </w:p>
-    <w:p>
-      <w:pPr>
-        <w:jc w:val="center"/>
-        <w:rPr>
-          <w:rFonts w:hint="default" w:ascii="Arial" w:hAnsi="Arial" w:eastAsia="SimSun" w:cs="Arial"/>
-          <w:sz w:val="28"/>
-          <w:szCs w:val="28"/>
-          <w:lang w:val="en-IN"/>
-        </w:rPr>
-      </w:pPr>
-    </w:p>
-    <w:p>
-      <w:pPr>
-        <w:pStyle w:val="2"/>
-        <w:keepNext w:val="0"/>
-        <w:keepLines w:val="0"/>
-        <w:widowControl/>
-        <w:suppressLineNumbers w:val="0"/>
-        <w:rPr>
-          <w:rFonts w:hint="default" w:ascii="Arial" w:hAnsi="Arial" w:cs="Arial"/>
-          <w:sz w:val="32"/>
-          <w:szCs w:val="32"/>
-        </w:rPr>
-      </w:pPr>
-      <w:r>
-        <w:rPr>
-          <w:rFonts w:hint="default" w:ascii="Arial" w:hAnsi="Arial" w:cs="Arial"/>
-          <w:sz w:val="32"/>
-          <w:szCs w:val="32"/>
-        </w:rPr>
-        <w:t>Prevention Guidelines</w:t>
-      </w:r>
-    </w:p>
-    <w:p>
-      <w:pPr>
-        <w:pStyle w:val="3"/>
-        <w:keepNext w:val="0"/>
-        <w:keepLines w:val="0"/>
-        <w:widowControl/>
-        <w:suppressLineNumbers w:val="0"/>
-        <w:rPr>
-          <w:rFonts w:hint="default" w:ascii="Arial" w:hAnsi="Arial" w:cs="Arial"/>
-          <w:sz w:val="32"/>
-          <w:szCs w:val="32"/>
-        </w:rPr>
-      </w:pPr>
-      <w:r>
-        <w:rPr>
-          <w:rFonts w:hint="default" w:ascii="Arial" w:hAnsi="Arial" w:cs="Arial"/>
-          <w:sz w:val="32"/>
-          <w:szCs w:val="32"/>
-        </w:rPr>
-        <w:t>Prevention &amp; Awareness Guidelines</w:t>
-      </w:r>
-    </w:p>
-    <w:p>
-      <w:pPr>
-        <w:keepNext w:val="0"/>
-        <w:keepLines w:val="0"/>
-        <w:widowControl/>
-        <w:suppressLineNumbers w:val="0"/>
-        <w:rPr>
-          <w:rFonts w:hint="default" w:ascii="Arial" w:hAnsi="Arial" w:cs="Arial"/>
-          <w:sz w:val="32"/>
-          <w:szCs w:val="32"/>
-        </w:rPr>
-      </w:pPr>
-    </w:p>
-    <w:p>
-      <w:pPr>
-        <w:pStyle w:val="9"/>
-        <w:keepNext w:val="0"/>
-        <w:keepLines w:val="0"/>
-        <w:widowControl/>
-        <w:suppressLineNumbers w:val="0"/>
-        <w:spacing w:before="0" w:beforeAutospacing="1" w:after="0" w:afterAutospacing="1"/>
-        <w:ind w:left="0" w:right="0"/>
-        <w:rPr>
-          <w:rFonts w:hint="default" w:ascii="Arial" w:hAnsi="Arial" w:cs="Arial"/>
-          <w:sz w:val="32"/>
-          <w:szCs w:val="32"/>
-        </w:rPr>
-      </w:pPr>
-      <w:r>
-        <w:rPr>
-          <w:rStyle w:val="10"/>
-          <w:rFonts w:hint="default" w:ascii="Arial" w:hAnsi="Arial" w:cs="Arial"/>
-          <w:sz w:val="32"/>
-          <w:szCs w:val="32"/>
-        </w:rPr>
-        <w:t>For Users:</w:t>
-      </w:r>
-    </w:p>
-    <w:p>
-      <w:pPr>
-        <w:keepNext w:val="0"/>
-        <w:keepLines w:val="0"/>
-        <w:widowControl/>
-        <w:numPr>
-          <w:ilvl w:val="0"/>
-          <w:numId w:val="7"/>
-        </w:numPr>
-        <w:suppressLineNumbers w:val="0"/>
-        <w:spacing w:before="0" w:beforeAutospacing="1" w:after="0" w:afterAutospacing="1"/>
-        <w:ind w:left="720" w:hanging="360"/>
-        <w:rPr>
-          <w:rFonts w:hint="default" w:ascii="Arial" w:hAnsi="Arial" w:cs="Arial"/>
-          <w:sz w:val="32"/>
-          <w:szCs w:val="32"/>
-        </w:rPr>
-      </w:pPr>
-      <w:r>
-        <w:rPr>
-          <w:rFonts w:hint="default" w:ascii="Arial" w:hAnsi="Arial" w:cs="Arial"/>
-          <w:sz w:val="32"/>
-          <w:szCs w:val="32"/>
-        </w:rPr>
-        <w:t xml:space="preserve">Always </w:t>
-      </w:r>
-      <w:r>
-        <w:rPr>
-          <w:rStyle w:val="10"/>
-          <w:rFonts w:hint="default" w:ascii="Arial" w:hAnsi="Arial" w:cs="Arial"/>
-          <w:sz w:val="32"/>
-          <w:szCs w:val="32"/>
-        </w:rPr>
-        <w:t>verify the full URL</w:t>
-      </w:r>
-      <w:r>
-        <w:rPr>
-          <w:rFonts w:hint="default" w:ascii="Arial" w:hAnsi="Arial" w:cs="Arial"/>
-          <w:sz w:val="32"/>
-          <w:szCs w:val="32"/>
-        </w:rPr>
-        <w:t xml:space="preserve"> before entering any personal or banking details</w:t>
-      </w:r>
-    </w:p>
-    <w:p>
-      <w:pPr>
-        <w:keepNext w:val="0"/>
-        <w:keepLines w:val="0"/>
-        <w:widowControl/>
-        <w:numPr>
-          <w:ilvl w:val="0"/>
-          <w:numId w:val="7"/>
-        </w:numPr>
-        <w:suppressLineNumbers w:val="0"/>
-        <w:spacing w:before="0" w:beforeAutospacing="1" w:after="0" w:afterAutospacing="1"/>
-        <w:ind w:left="720" w:hanging="360"/>
-        <w:rPr>
-          <w:rFonts w:hint="default" w:ascii="Arial" w:hAnsi="Arial" w:cs="Arial"/>
-          <w:sz w:val="32"/>
-          <w:szCs w:val="32"/>
-        </w:rPr>
-      </w:pPr>
-      <w:r>
-        <w:rPr>
-          <w:rFonts w:hint="default" w:ascii="Arial" w:hAnsi="Arial" w:cs="Arial"/>
-          <w:sz w:val="32"/>
-          <w:szCs w:val="32"/>
-        </w:rPr>
-        <w:t xml:space="preserve">Check that the website uses </w:t>
-      </w:r>
-      <w:r>
-        <w:rPr>
-          <w:rStyle w:val="10"/>
-          <w:rFonts w:hint="default" w:ascii="Arial" w:hAnsi="Arial" w:cs="Arial"/>
-          <w:sz w:val="32"/>
-          <w:szCs w:val="32"/>
-        </w:rPr>
-        <w:t>HTTPS</w:t>
-      </w:r>
-      <w:r>
-        <w:rPr>
-          <w:rFonts w:hint="default" w:ascii="Arial" w:hAnsi="Arial" w:cs="Arial"/>
-          <w:sz w:val="32"/>
-          <w:szCs w:val="32"/>
-        </w:rPr>
-        <w:t xml:space="preserve"> and shows a padlock  in the address bar</w:t>
-      </w:r>
-    </w:p>
-    <w:p>
-      <w:pPr>
-        <w:keepNext w:val="0"/>
-        <w:keepLines w:val="0"/>
-        <w:widowControl/>
-        <w:numPr>
-          <w:ilvl w:val="0"/>
-          <w:numId w:val="7"/>
-        </w:numPr>
-        <w:suppressLineNumbers w:val="0"/>
-        <w:spacing w:before="0" w:beforeAutospacing="1" w:after="0" w:afterAutospacing="1"/>
-        <w:ind w:left="720" w:hanging="360"/>
-        <w:rPr>
-          <w:rFonts w:hint="default" w:ascii="Arial" w:hAnsi="Arial" w:cs="Arial"/>
-          <w:sz w:val="32"/>
-          <w:szCs w:val="32"/>
-        </w:rPr>
-      </w:pPr>
-      <w:r>
-        <w:rPr>
-          <w:rStyle w:val="10"/>
-          <w:rFonts w:hint="default" w:ascii="Arial" w:hAnsi="Arial" w:cs="Arial"/>
-          <w:sz w:val="32"/>
-          <w:szCs w:val="32"/>
-        </w:rPr>
-        <w:t>Never click links</w:t>
-      </w:r>
-      <w:r>
-        <w:rPr>
-          <w:rFonts w:hint="default" w:ascii="Arial" w:hAnsi="Arial" w:cs="Arial"/>
-          <w:sz w:val="32"/>
-          <w:szCs w:val="32"/>
-        </w:rPr>
-        <w:t xml:space="preserve"> from emails — type the official website address directly in the browser</w:t>
-      </w:r>
-    </w:p>
-    <w:p>
-      <w:pPr>
-        <w:keepNext w:val="0"/>
-        <w:keepLines w:val="0"/>
-        <w:widowControl/>
-        <w:numPr>
-          <w:ilvl w:val="0"/>
-          <w:numId w:val="7"/>
-        </w:numPr>
-        <w:suppressLineNumbers w:val="0"/>
-        <w:spacing w:before="0" w:beforeAutospacing="1" w:after="0" w:afterAutospacing="1"/>
-        <w:ind w:left="720" w:hanging="360"/>
-        <w:rPr>
-          <w:rFonts w:hint="default" w:ascii="Arial" w:hAnsi="Arial" w:cs="Arial"/>
-          <w:sz w:val="32"/>
-          <w:szCs w:val="32"/>
-        </w:rPr>
-      </w:pPr>
-      <w:r>
-        <w:rPr>
-          <w:rFonts w:hint="default" w:ascii="Arial" w:hAnsi="Arial" w:cs="Arial"/>
-          <w:sz w:val="32"/>
-          <w:szCs w:val="32"/>
-        </w:rPr>
-        <w:t xml:space="preserve">Always </w:t>
-      </w:r>
-      <w:r>
-        <w:rPr>
-          <w:rStyle w:val="10"/>
-          <w:rFonts w:hint="default" w:ascii="Arial" w:hAnsi="Arial" w:cs="Arial"/>
-          <w:sz w:val="32"/>
-          <w:szCs w:val="32"/>
-        </w:rPr>
-        <w:t>verify the sender email</w:t>
-      </w:r>
-      <w:r>
-        <w:rPr>
-          <w:rFonts w:hint="default" w:ascii="Arial" w:hAnsi="Arial" w:cs="Arial"/>
-          <w:sz w:val="32"/>
-          <w:szCs w:val="32"/>
-        </w:rPr>
-        <w:t xml:space="preserve"> — official brands use their own domain (e.g. </w:t>
-      </w:r>
-      <w:r>
-        <w:rPr>
-          <w:rStyle w:val="8"/>
-          <w:rFonts w:hint="default" w:ascii="Arial" w:hAnsi="Arial" w:cs="Arial"/>
-          <w:sz w:val="32"/>
-          <w:szCs w:val="32"/>
-        </w:rPr>
-        <w:t>@allegro.pl</w:t>
-      </w:r>
-      <w:r>
-        <w:rPr>
-          <w:rFonts w:hint="default" w:ascii="Arial" w:hAnsi="Arial" w:cs="Arial"/>
-          <w:sz w:val="32"/>
-          <w:szCs w:val="32"/>
-        </w:rPr>
-        <w:t xml:space="preserve">, </w:t>
-      </w:r>
-      <w:r>
-        <w:rPr>
-          <w:rStyle w:val="8"/>
-          <w:rFonts w:hint="default" w:ascii="Arial" w:hAnsi="Arial" w:cs="Arial"/>
-          <w:sz w:val="32"/>
-          <w:szCs w:val="32"/>
-        </w:rPr>
-        <w:t>@raiffeisen.at</w:t>
-      </w:r>
-      <w:r>
-        <w:rPr>
-          <w:rFonts w:hint="default" w:ascii="Arial" w:hAnsi="Arial" w:cs="Arial"/>
-          <w:sz w:val="32"/>
-          <w:szCs w:val="32"/>
-        </w:rPr>
-        <w:t>)</w:t>
-      </w:r>
-    </w:p>
-    <w:p>
-      <w:pPr>
-        <w:keepNext w:val="0"/>
-        <w:keepLines w:val="0"/>
-        <w:widowControl/>
-        <w:numPr>
-          <w:ilvl w:val="0"/>
-          <w:numId w:val="7"/>
-        </w:numPr>
-        <w:suppressLineNumbers w:val="0"/>
-        <w:spacing w:before="0" w:beforeAutospacing="1" w:after="0" w:afterAutospacing="1"/>
-        <w:ind w:left="720" w:hanging="360"/>
-        <w:rPr>
-          <w:rFonts w:hint="default" w:ascii="Arial" w:hAnsi="Arial" w:cs="Arial"/>
-          <w:sz w:val="32"/>
-          <w:szCs w:val="32"/>
-        </w:rPr>
-      </w:pPr>
-      <w:r>
-        <w:rPr>
-          <w:rStyle w:val="10"/>
-          <w:rFonts w:hint="default" w:ascii="Arial" w:hAnsi="Arial" w:cs="Arial"/>
-          <w:sz w:val="32"/>
-          <w:szCs w:val="32"/>
-        </w:rPr>
-        <w:t>Never share OTP, account number or password</w:t>
-      </w:r>
-      <w:r>
-        <w:rPr>
-          <w:rFonts w:hint="default" w:ascii="Arial" w:hAnsi="Arial" w:cs="Arial"/>
-          <w:sz w:val="32"/>
-          <w:szCs w:val="32"/>
-        </w:rPr>
-        <w:t xml:space="preserve"> through email or any link — real banks never ask for these online</w:t>
-      </w:r>
-    </w:p>
-    <w:p>
-      <w:pPr>
-        <w:keepNext w:val="0"/>
-        <w:keepLines w:val="0"/>
-        <w:widowControl/>
-        <w:numPr>
-          <w:ilvl w:val="0"/>
-          <w:numId w:val="7"/>
-        </w:numPr>
-        <w:suppressLineNumbers w:val="0"/>
-        <w:spacing w:before="0" w:beforeAutospacing="1" w:after="0" w:afterAutospacing="1"/>
-        <w:ind w:left="720" w:hanging="360"/>
-        <w:rPr>
-          <w:rFonts w:hint="default" w:ascii="Arial" w:hAnsi="Arial" w:cs="Arial"/>
-          <w:sz w:val="32"/>
-          <w:szCs w:val="32"/>
-        </w:rPr>
-      </w:pPr>
-      <w:r>
-        <w:rPr>
-          <w:rFonts w:hint="default" w:ascii="Arial" w:hAnsi="Arial" w:cs="Arial"/>
-          <w:sz w:val="32"/>
-          <w:szCs w:val="32"/>
-        </w:rPr>
-        <w:t xml:space="preserve">If something looks suspicious — </w:t>
-      </w:r>
-      <w:r>
-        <w:rPr>
-          <w:rStyle w:val="10"/>
-          <w:rFonts w:hint="default" w:ascii="Arial" w:hAnsi="Arial" w:cs="Arial"/>
-          <w:sz w:val="32"/>
-          <w:szCs w:val="32"/>
-        </w:rPr>
-        <w:t>call the company directly</w:t>
-      </w:r>
-      <w:r>
-        <w:rPr>
-          <w:rFonts w:hint="default" w:ascii="Arial" w:hAnsi="Arial" w:cs="Arial"/>
-          <w:sz w:val="32"/>
-          <w:szCs w:val="32"/>
-        </w:rPr>
-        <w:t xml:space="preserve"> using the number from their official website</w:t>
-      </w:r>
-    </w:p>
-    <w:p>
-      <w:pPr>
-        <w:pStyle w:val="9"/>
-        <w:keepNext w:val="0"/>
-        <w:keepLines w:val="0"/>
-        <w:widowControl/>
-        <w:suppressLineNumbers w:val="0"/>
-        <w:spacing w:before="0" w:beforeAutospacing="1" w:after="0" w:afterAutospacing="1"/>
-        <w:ind w:left="0" w:right="0"/>
-        <w:rPr>
-          <w:rFonts w:hint="default" w:ascii="Arial" w:hAnsi="Arial" w:cs="Arial"/>
-          <w:sz w:val="32"/>
-          <w:szCs w:val="32"/>
-        </w:rPr>
-      </w:pPr>
-      <w:r>
-        <w:rPr>
-          <w:rStyle w:val="10"/>
-          <w:rFonts w:hint="default" w:ascii="Arial" w:hAnsi="Arial" w:cs="Arial"/>
-          <w:sz w:val="32"/>
-          <w:szCs w:val="32"/>
-        </w:rPr>
-        <w:t>For Organizations:</w:t>
-      </w:r>
-    </w:p>
-    <w:p>
-      <w:pPr>
-        <w:keepNext w:val="0"/>
-        <w:keepLines w:val="0"/>
-        <w:widowControl/>
-        <w:numPr>
-          <w:ilvl w:val="0"/>
-          <w:numId w:val="8"/>
-        </w:numPr>
-        <w:suppressLineNumbers w:val="0"/>
-        <w:spacing w:before="0" w:beforeAutospacing="1" w:after="0" w:afterAutospacing="1"/>
-        <w:ind w:left="720" w:hanging="360"/>
-        <w:rPr>
-          <w:rFonts w:hint="default" w:ascii="Arial" w:hAnsi="Arial" w:cs="Arial"/>
-          <w:sz w:val="32"/>
-          <w:szCs w:val="32"/>
-        </w:rPr>
-      </w:pPr>
-      <w:r>
-        <w:rPr>
-          <w:rFonts w:hint="default" w:ascii="Arial" w:hAnsi="Arial" w:cs="Arial"/>
-          <w:sz w:val="32"/>
-          <w:szCs w:val="32"/>
-        </w:rPr>
-        <w:t xml:space="preserve">Enable </w:t>
-      </w:r>
-      <w:r>
-        <w:rPr>
-          <w:rStyle w:val="10"/>
-          <w:rFonts w:hint="default" w:ascii="Arial" w:hAnsi="Arial" w:cs="Arial"/>
-          <w:sz w:val="32"/>
-          <w:szCs w:val="32"/>
-        </w:rPr>
-        <w:t>Multi Factor Authentication (MFA)</w:t>
-      </w:r>
-      <w:r>
-        <w:rPr>
-          <w:rFonts w:hint="default" w:ascii="Arial" w:hAnsi="Arial" w:cs="Arial"/>
-          <w:sz w:val="32"/>
-          <w:szCs w:val="32"/>
-        </w:rPr>
-        <w:t xml:space="preserve"> on all employee accounts</w:t>
-      </w:r>
-    </w:p>
-    <w:p>
-      <w:pPr>
-        <w:keepNext w:val="0"/>
-        <w:keepLines w:val="0"/>
-        <w:widowControl/>
-        <w:numPr>
-          <w:ilvl w:val="0"/>
-          <w:numId w:val="8"/>
-        </w:numPr>
-        <w:suppressLineNumbers w:val="0"/>
-        <w:spacing w:before="0" w:beforeAutospacing="1" w:after="0" w:afterAutospacing="1"/>
-        <w:ind w:left="720" w:hanging="360"/>
-        <w:rPr>
-          <w:rFonts w:hint="default" w:ascii="Arial" w:hAnsi="Arial" w:cs="Arial"/>
-          <w:sz w:val="32"/>
-          <w:szCs w:val="32"/>
-        </w:rPr>
-      </w:pPr>
-      <w:r>
-        <w:rPr>
-          <w:rFonts w:hint="default" w:ascii="Arial" w:hAnsi="Arial" w:cs="Arial"/>
-          <w:sz w:val="32"/>
-          <w:szCs w:val="32"/>
-        </w:rPr>
-        <w:t xml:space="preserve">Configure </w:t>
-      </w:r>
-      <w:r>
-        <w:rPr>
-          <w:rStyle w:val="10"/>
-          <w:rFonts w:hint="default" w:ascii="Arial" w:hAnsi="Arial" w:cs="Arial"/>
-          <w:sz w:val="32"/>
-          <w:szCs w:val="32"/>
-        </w:rPr>
-        <w:t>SPF, DKIM and DMARC</w:t>
-      </w:r>
-      <w:r>
-        <w:rPr>
-          <w:rFonts w:hint="default" w:ascii="Arial" w:hAnsi="Arial" w:cs="Arial"/>
-          <w:sz w:val="32"/>
-          <w:szCs w:val="32"/>
-        </w:rPr>
-        <w:t xml:space="preserve"> records to prevent email spoofing</w:t>
-      </w:r>
-    </w:p>
-    <w:p>
-      <w:pPr>
-        <w:keepNext w:val="0"/>
-        <w:keepLines w:val="0"/>
-        <w:widowControl/>
-        <w:numPr>
-          <w:ilvl w:val="0"/>
-          <w:numId w:val="8"/>
-        </w:numPr>
-        <w:suppressLineNumbers w:val="0"/>
-        <w:spacing w:before="0" w:beforeAutospacing="1" w:after="0" w:afterAutospacing="1"/>
-        <w:ind w:left="720" w:hanging="360"/>
-        <w:rPr>
-          <w:rFonts w:hint="default" w:ascii="Arial" w:hAnsi="Arial" w:cs="Arial"/>
-          <w:sz w:val="32"/>
-          <w:szCs w:val="32"/>
-        </w:rPr>
-      </w:pPr>
-      <w:r>
-        <w:rPr>
-          <w:rFonts w:hint="default" w:ascii="Arial" w:hAnsi="Arial" w:cs="Arial"/>
-          <w:sz w:val="32"/>
-          <w:szCs w:val="32"/>
-        </w:rPr>
-        <w:t xml:space="preserve">Use </w:t>
-      </w:r>
-      <w:r>
-        <w:rPr>
-          <w:rStyle w:val="10"/>
-          <w:rFonts w:hint="default" w:ascii="Arial" w:hAnsi="Arial" w:cs="Arial"/>
-          <w:sz w:val="32"/>
-          <w:szCs w:val="32"/>
-        </w:rPr>
-        <w:t>email filtering tools</w:t>
-      </w:r>
-      <w:r>
-        <w:rPr>
-          <w:rFonts w:hint="default" w:ascii="Arial" w:hAnsi="Arial" w:cs="Arial"/>
-          <w:sz w:val="32"/>
-          <w:szCs w:val="32"/>
-        </w:rPr>
-        <w:t xml:space="preserve"> to block phishing emails automatically</w:t>
-      </w:r>
-    </w:p>
-    <w:p>
-      <w:pPr>
-        <w:keepNext w:val="0"/>
-        <w:keepLines w:val="0"/>
-        <w:widowControl/>
-        <w:numPr>
-          <w:ilvl w:val="0"/>
-          <w:numId w:val="8"/>
-        </w:numPr>
-        <w:suppressLineNumbers w:val="0"/>
-        <w:spacing w:before="0" w:beforeAutospacing="1" w:after="0" w:afterAutospacing="1"/>
-        <w:ind w:left="720" w:hanging="360"/>
-        <w:rPr>
-          <w:rFonts w:hint="default" w:ascii="Arial" w:hAnsi="Arial" w:cs="Arial"/>
-          <w:sz w:val="32"/>
-          <w:szCs w:val="32"/>
-        </w:rPr>
-      </w:pPr>
-      <w:r>
-        <w:rPr>
-          <w:rFonts w:hint="default" w:ascii="Arial" w:hAnsi="Arial" w:cs="Arial"/>
-          <w:sz w:val="32"/>
-          <w:szCs w:val="32"/>
-        </w:rPr>
-        <w:t xml:space="preserve">Conduct </w:t>
-      </w:r>
-      <w:r>
-        <w:rPr>
-          <w:rStyle w:val="10"/>
-          <w:rFonts w:hint="default" w:ascii="Arial" w:hAnsi="Arial" w:cs="Arial"/>
-          <w:sz w:val="32"/>
-          <w:szCs w:val="32"/>
-        </w:rPr>
-        <w:t>regular phishing awareness training</w:t>
-      </w:r>
-      <w:r>
-        <w:rPr>
-          <w:rFonts w:hint="default" w:ascii="Arial" w:hAnsi="Arial" w:cs="Arial"/>
-          <w:sz w:val="32"/>
-          <w:szCs w:val="32"/>
-        </w:rPr>
-        <w:t xml:space="preserve"> for all employees</w:t>
-      </w:r>
-    </w:p>
-    <w:p>
-      <w:pPr>
-        <w:keepNext w:val="0"/>
-        <w:keepLines w:val="0"/>
-        <w:widowControl/>
-        <w:numPr>
-          <w:ilvl w:val="0"/>
-          <w:numId w:val="8"/>
-        </w:numPr>
-        <w:suppressLineNumbers w:val="0"/>
-        <w:spacing w:before="0" w:beforeAutospacing="1" w:after="0" w:afterAutospacing="1"/>
-        <w:ind w:left="720" w:hanging="360"/>
-        <w:rPr>
-          <w:rFonts w:hint="default" w:ascii="Arial" w:hAnsi="Arial" w:cs="Arial"/>
-          <w:sz w:val="32"/>
-          <w:szCs w:val="32"/>
-        </w:rPr>
-      </w:pPr>
-      <w:r>
-        <w:rPr>
-          <w:rFonts w:hint="default" w:ascii="Arial" w:hAnsi="Arial" w:cs="Arial"/>
-          <w:sz w:val="32"/>
-          <w:szCs w:val="32"/>
-        </w:rPr>
-        <w:t xml:space="preserve">Maintain an </w:t>
-      </w:r>
-      <w:r>
-        <w:rPr>
-          <w:rStyle w:val="10"/>
-          <w:rFonts w:hint="default" w:ascii="Arial" w:hAnsi="Arial" w:cs="Arial"/>
-          <w:sz w:val="32"/>
-          <w:szCs w:val="32"/>
-        </w:rPr>
-        <w:t>updated blocklist</w:t>
-      </w:r>
-      <w:r>
-        <w:rPr>
-          <w:rFonts w:hint="default" w:ascii="Arial" w:hAnsi="Arial" w:cs="Arial"/>
-          <w:sz w:val="32"/>
-          <w:szCs w:val="32"/>
-        </w:rPr>
-        <w:t xml:space="preserve"> of known phishing domains</w:t>
-      </w:r>
-    </w:p>
-    <w:p>
-      <w:pPr>
-        <w:jc w:val="left"/>
-        <w:rPr>
-          <w:rFonts w:hint="default" w:ascii="Arial" w:hAnsi="Arial" w:eastAsia="SimSun" w:cs="Arial"/>
-          <w:sz w:val="28"/>
-          <w:szCs w:val="28"/>
-          <w:lang w:val="en-IN"/>
-        </w:rPr>
-      </w:pPr>
-    </w:p>
-    <w:p>
-      <w:pPr>
-        <w:jc w:val="center"/>
-        <w:rPr>
-          <w:rFonts w:hint="default" w:ascii="Arial" w:hAnsi="Arial" w:eastAsia="SimSun" w:cs="Arial"/>
-          <w:sz w:val="28"/>
-          <w:szCs w:val="28"/>
-          <w:lang w:val="en-IN"/>
-        </w:rPr>
-      </w:pPr>
-    </w:p>
-    <w:p>
-      <w:pPr>
-        <w:jc w:val="center"/>
-        <w:rPr>
-          <w:rFonts w:hint="default" w:ascii="Arial" w:hAnsi="Arial" w:eastAsia="SimSun" w:cs="Arial"/>
-          <w:sz w:val="28"/>
-          <w:szCs w:val="28"/>
-          <w:lang w:val="en-IN"/>
-        </w:rPr>
-      </w:pPr>
-    </w:p>
-    <w:p>
-      <w:pPr>
-        <w:jc w:val="center"/>
-        <w:rPr>
-          <w:rFonts w:hint="default" w:ascii="Arial" w:hAnsi="Arial" w:eastAsia="SimSun" w:cs="Arial"/>
-          <w:sz w:val="28"/>
-          <w:szCs w:val="28"/>
-          <w:lang w:val="en-IN"/>
-        </w:rPr>
-      </w:pPr>
-    </w:p>
-    <w:p>
-      <w:pPr>
-        <w:pStyle w:val="3"/>
-        <w:keepNext w:val="0"/>
-        <w:keepLines w:val="0"/>
-        <w:widowControl/>
-        <w:suppressLineNumbers w:val="0"/>
-        <w:rPr>
-          <w:rFonts w:hint="default" w:ascii="Arial" w:hAnsi="Arial" w:cs="Arial"/>
-          <w:sz w:val="32"/>
-          <w:szCs w:val="32"/>
-        </w:rPr>
-        <w:sectPr>
-          <w:footerReference r:id="rId3" w:type="default"/>
-          <w:pgSz w:w="11906" w:h="16838"/>
-          <w:pgMar w:top="1440" w:right="1800" w:bottom="1440" w:left="1800" w:header="720" w:footer="720" w:gutter="0"/>
-          <w:pgNumType w:fmt="decimal"/>
-          <w:cols w:space="720" w:num="1"/>
-          <w:docGrid w:linePitch="360" w:charSpace="0"/>
-        </w:sectPr>
-      </w:pPr>
-    </w:p>
-    <w:p>
-      <w:pPr>
-        <w:pStyle w:val="3"/>
-        <w:keepNext w:val="0"/>
-        <w:keepLines w:val="0"/>
-        <w:widowControl/>
-        <w:suppressLineNumbers w:val="0"/>
-        <w:rPr>
-          <w:rFonts w:hint="default" w:ascii="Arial" w:hAnsi="Arial" w:cs="Arial"/>
-          <w:sz w:val="32"/>
-          <w:szCs w:val="32"/>
-        </w:rPr>
-      </w:pPr>
-      <w:r>
-        <w:rPr>
-          <w:rFonts w:hint="default" w:ascii="Arial" w:hAnsi="Arial" w:cs="Arial"/>
-          <w:sz w:val="32"/>
-          <w:szCs w:val="32"/>
-        </w:rPr>
-        <w:t>Conclusion</w:t>
-      </w:r>
-    </w:p>
-    <w:p>
-      <w:pPr>
-        <w:pStyle w:val="9"/>
-        <w:keepNext w:val="0"/>
-        <w:keepLines w:val="0"/>
-        <w:widowControl/>
-        <w:suppressLineNumbers w:val="0"/>
-        <w:spacing w:before="0" w:beforeAutospacing="1" w:after="0" w:afterAutospacing="1"/>
-        <w:ind w:left="0" w:right="0"/>
-        <w:rPr>
-          <w:rFonts w:hint="default" w:ascii="Arial" w:hAnsi="Arial" w:cs="Arial"/>
-          <w:sz w:val="32"/>
-          <w:szCs w:val="32"/>
-        </w:rPr>
-      </w:pPr>
-      <w:r>
-        <w:rPr>
-          <w:rFonts w:hint="default" w:ascii="Arial" w:hAnsi="Arial" w:cs="Arial"/>
-          <w:sz w:val="32"/>
-          <w:szCs w:val="32"/>
-        </w:rPr>
-        <w:t>In this report, I analyzed 3 verified phishing URLs collected from PhishTank. All 3 URLs were confirmed as 100% phishing and were actively online at the time of analysis.</w:t>
-      </w:r>
-    </w:p>
-    <w:p>
-      <w:pPr>
-        <w:pStyle w:val="9"/>
-        <w:keepNext w:val="0"/>
-        <w:keepLines w:val="0"/>
-        <w:widowControl/>
-        <w:suppressLineNumbers w:val="0"/>
-        <w:spacing w:before="0" w:beforeAutospacing="1" w:after="0" w:afterAutospacing="1"/>
-        <w:ind w:left="0" w:right="0"/>
-        <w:rPr>
-          <w:rFonts w:hint="default" w:ascii="Arial" w:hAnsi="Arial" w:cs="Arial"/>
-          <w:sz w:val="32"/>
-          <w:szCs w:val="32"/>
-        </w:rPr>
-      </w:pPr>
-      <w:r>
-        <w:rPr>
-          <w:rFonts w:hint="default" w:ascii="Arial" w:hAnsi="Arial" w:cs="Arial"/>
-          <w:sz w:val="32"/>
-          <w:szCs w:val="32"/>
-        </w:rPr>
-        <w:t xml:space="preserve">The attackers used techniques such as </w:t>
-      </w:r>
-      <w:r>
-        <w:rPr>
-          <w:rStyle w:val="10"/>
-          <w:rFonts w:hint="default" w:ascii="Arial" w:hAnsi="Arial" w:cs="Arial"/>
-          <w:sz w:val="32"/>
-          <w:szCs w:val="32"/>
-        </w:rPr>
-        <w:t>Subdomain Spoofing</w:t>
-      </w:r>
-      <w:r>
-        <w:rPr>
-          <w:rFonts w:hint="default" w:ascii="Arial" w:hAnsi="Arial" w:cs="Arial"/>
-          <w:sz w:val="32"/>
-          <w:szCs w:val="32"/>
-        </w:rPr>
-        <w:t xml:space="preserve"> and </w:t>
-      </w:r>
-      <w:r>
-        <w:rPr>
-          <w:rStyle w:val="10"/>
-          <w:rFonts w:hint="default" w:ascii="Arial" w:hAnsi="Arial" w:cs="Arial"/>
-          <w:sz w:val="32"/>
-          <w:szCs w:val="32"/>
-        </w:rPr>
-        <w:t>Domain Lookalike</w:t>
-      </w:r>
-      <w:r>
-        <w:rPr>
-          <w:rFonts w:hint="default" w:ascii="Arial" w:hAnsi="Arial" w:cs="Arial"/>
-          <w:sz w:val="32"/>
-          <w:szCs w:val="32"/>
-        </w:rPr>
-        <w:t xml:space="preserve"> to create fake websites that closely resembled real brands like SMBC Bank, Allegro Lokalnie and Raiffeisen Bank. The main goal of these attacks was to steal victims' login credentials, banking details and money.</w:t>
-      </w:r>
-    </w:p>
-    <w:p>
-      <w:pPr>
-        <w:pStyle w:val="9"/>
-        <w:keepNext w:val="0"/>
-        <w:keepLines w:val="0"/>
-        <w:widowControl/>
-        <w:suppressLineNumbers w:val="0"/>
-        <w:spacing w:before="0" w:beforeAutospacing="1" w:after="0" w:afterAutospacing="1"/>
-        <w:ind w:left="0" w:right="0"/>
-        <w:rPr>
-          <w:rFonts w:hint="default" w:ascii="Arial" w:hAnsi="Arial" w:cs="Arial"/>
-          <w:sz w:val="32"/>
-          <w:szCs w:val="32"/>
-        </w:rPr>
-      </w:pPr>
-      <w:r>
-        <w:rPr>
-          <w:rFonts w:hint="default" w:ascii="Arial" w:hAnsi="Arial" w:cs="Arial"/>
-          <w:sz w:val="32"/>
-          <w:szCs w:val="32"/>
-        </w:rPr>
-        <w:t xml:space="preserve">The key lesson from this analysis is that users should always </w:t>
-      </w:r>
-      <w:r>
-        <w:rPr>
-          <w:rStyle w:val="10"/>
-          <w:rFonts w:hint="default" w:ascii="Arial" w:hAnsi="Arial" w:cs="Arial"/>
-          <w:sz w:val="32"/>
-          <w:szCs w:val="32"/>
-        </w:rPr>
-        <w:t>verify the URL carefully</w:t>
-      </w:r>
-      <w:r>
-        <w:rPr>
-          <w:rFonts w:hint="default" w:ascii="Arial" w:hAnsi="Arial" w:cs="Arial"/>
-          <w:sz w:val="32"/>
-          <w:szCs w:val="32"/>
-        </w:rPr>
-        <w:t xml:space="preserve">, </w:t>
-      </w:r>
-      <w:r>
-        <w:rPr>
-          <w:rStyle w:val="10"/>
-          <w:rFonts w:hint="default" w:ascii="Arial" w:hAnsi="Arial" w:cs="Arial"/>
-          <w:sz w:val="32"/>
-          <w:szCs w:val="32"/>
-        </w:rPr>
-        <w:t>check the sender email</w:t>
-      </w:r>
-      <w:r>
-        <w:rPr>
-          <w:rFonts w:hint="default" w:ascii="Arial" w:hAnsi="Arial" w:cs="Arial"/>
-          <w:sz w:val="32"/>
-          <w:szCs w:val="32"/>
-        </w:rPr>
-        <w:t xml:space="preserve">, and </w:t>
-      </w:r>
-      <w:r>
-        <w:rPr>
-          <w:rStyle w:val="10"/>
-          <w:rFonts w:hint="default" w:ascii="Arial" w:hAnsi="Arial" w:cs="Arial"/>
-          <w:sz w:val="32"/>
-          <w:szCs w:val="32"/>
-        </w:rPr>
-        <w:t>never share sensitive information</w:t>
-      </w:r>
-      <w:r>
-        <w:rPr>
-          <w:rFonts w:hint="default" w:ascii="Arial" w:hAnsi="Arial" w:cs="Arial"/>
-          <w:sz w:val="32"/>
-          <w:szCs w:val="32"/>
-        </w:rPr>
-        <w:t xml:space="preserve"> through email links. Real banks and companies will never ask for OTP or passwords through email.</w:t>
-      </w:r>
-    </w:p>
-    <w:p>
-      <w:pPr>
-        <w:keepNext w:val="0"/>
-        <w:keepLines w:val="0"/>
-        <w:widowControl/>
-        <w:suppressLineNumbers w:val="0"/>
-        <w:rPr>
-          <w:rFonts w:hint="default" w:ascii="Arial" w:hAnsi="Arial" w:cs="Arial"/>
-          <w:sz w:val="32"/>
-          <w:szCs w:val="32"/>
-        </w:rPr>
-      </w:pPr>
-      <w:r>
-        <w:rPr>
-          <w:rFonts w:hint="default" w:ascii="Arial" w:hAnsi="Arial" w:cs="Arial"/>
-          <w:sz w:val="32"/>
-          <w:szCs w:val="32"/>
-        </w:rPr>
-        <w:pict>
-          <v:rect id="_x0000_i1032" o:spt="1" style="height:1.5pt;width:432pt;" fillcolor="#A0A0A0" filled="t" stroked="f" coordsize="21600,21600" o:hr="t" o:hrstd="t" o:hralign="center">
-            <v:path/>
-            <v:fill on="t" focussize="0,0"/>
-            <v:stroke on="f"/>
-            <v:imagedata o:title=""/>
-            <o:lock v:ext="edit"/>
-            <w10:wrap type="none"/>
-            <w10:anchorlock/>
-          </v:rect>
-        </w:pict>
-      </w:r>
-    </w:p>
-    <w:p>
-      <w:pPr>
-        <w:pStyle w:val="3"/>
-        <w:keepNext w:val="0"/>
-        <w:keepLines w:val="0"/>
-        <w:widowControl/>
-        <w:suppressLineNumbers w:val="0"/>
-        <w:rPr>
-          <w:rFonts w:hint="default" w:ascii="Arial" w:hAnsi="Arial" w:cs="Arial"/>
-          <w:sz w:val="32"/>
-          <w:szCs w:val="32"/>
-        </w:rPr>
-      </w:pPr>
-      <w:r>
-        <w:rPr>
-          <w:rFonts w:hint="default" w:ascii="Arial" w:hAnsi="Arial" w:cs="Arial"/>
-          <w:sz w:val="32"/>
-          <w:szCs w:val="32"/>
-        </w:rPr>
-        <w:t>References</w:t>
-      </w:r>
-    </w:p>
-    <w:tbl>
-      <w:tblPr>
-        <w:tblW w:w="0" w:type="auto"/>
-        <w:tblCellSpacing w:w="15" w:type="dxa"/>
-        <w:tblInd w:w="0" w:type="dxa"/>
-        <w:tblBorders>
-          <w:top w:val="none" w:color="auto" w:sz="0" w:space="0"/>
-          <w:left w:val="none" w:color="auto" w:sz="0" w:space="0"/>
-          <w:bottom w:val="none" w:color="auto" w:sz="0" w:space="0"/>
-          <w:right w:val="none" w:color="auto" w:sz="0" w:space="0"/>
-          <w:insideH w:val="none" w:color="auto" w:sz="0" w:space="0"/>
-          <w:insideV w:val="none" w:color="auto" w:sz="0" w:space="0"/>
-        </w:tblBorders>
-        <w:shd w:val="clear"/>
-        <w:tblLayout w:type="autofit"/>
-        <w:tblCellMar>
-          <w:top w:w="15" w:type="dxa"/>
-          <w:left w:w="15" w:type="dxa"/>
-          <w:bottom w:w="15" w:type="dxa"/>
-          <w:right w:w="15" w:type="dxa"/>
-        </w:tblCellMar>
-      </w:tblPr>
-      <w:tblGrid>
-        <w:gridCol w:w="1587"/>
-        <w:gridCol w:w="3242"/>
-      </w:tblGrid>
       <w:tr>
         <w:tblPrEx>
           <w:tblBorders>
@@ -6198,7 +4488,1640 @@
         <w:tc>
           <w:tcPr>
             <w:tcW w:w="0" w:type="auto"/>
-            <w:shd w:val="clear"/>
+            <w:shd w:val="clear" w:color="auto" w:fill="auto"/>
+            <w:vAlign w:val="center"/>
+          </w:tcPr>
+          <w:p>
+            <w:pPr>
+              <w:keepNext w:val="0"/>
+              <w:keepLines w:val="0"/>
+              <w:widowControl/>
+              <w:suppressLineNumbers w:val="0"/>
+              <w:jc w:val="left"/>
+              <w:rPr>
+                <w:rFonts w:hint="default" w:ascii="Arial" w:hAnsi="Arial" w:cs="Arial"/>
+                <w:sz w:val="32"/>
+                <w:szCs w:val="32"/>
+              </w:rPr>
+            </w:pPr>
+            <w:r>
+              <w:rPr>
+                <w:rFonts w:hint="default" w:ascii="Arial" w:hAnsi="Arial" w:eastAsia="SimSun" w:cs="Arial"/>
+                <w:kern w:val="0"/>
+                <w:sz w:val="32"/>
+                <w:szCs w:val="32"/>
+                <w:lang w:val="en-US" w:eastAsia="zh-CN" w:bidi="ar"/>
+              </w:rPr>
+              <w:t>2</w:t>
+            </w:r>
+          </w:p>
+        </w:tc>
+        <w:tc>
+          <w:tcPr>
+            <w:tcW w:w="0" w:type="auto"/>
+            <w:shd w:val="clear" w:color="auto" w:fill="auto"/>
+            <w:vAlign w:val="center"/>
+          </w:tcPr>
+          <w:p>
+            <w:pPr>
+              <w:keepNext w:val="0"/>
+              <w:keepLines w:val="0"/>
+              <w:widowControl/>
+              <w:suppressLineNumbers w:val="0"/>
+              <w:jc w:val="left"/>
+              <w:rPr>
+                <w:rFonts w:hint="default" w:ascii="Arial" w:hAnsi="Arial" w:cs="Arial"/>
+                <w:sz w:val="32"/>
+                <w:szCs w:val="32"/>
+              </w:rPr>
+            </w:pPr>
+            <w:r>
+              <w:rPr>
+                <w:rFonts w:hint="default" w:ascii="Arial" w:hAnsi="Arial" w:eastAsia="SimSun" w:cs="Arial"/>
+                <w:kern w:val="0"/>
+                <w:sz w:val="32"/>
+                <w:szCs w:val="32"/>
+                <w:lang w:val="en-US" w:eastAsia="zh-CN" w:bidi="ar"/>
+              </w:rPr>
+              <w:t>Allegro Lokalnie</w:t>
+            </w:r>
+          </w:p>
+        </w:tc>
+        <w:tc>
+          <w:tcPr>
+            <w:tcW w:w="0" w:type="auto"/>
+            <w:shd w:val="clear" w:color="auto" w:fill="auto"/>
+            <w:vAlign w:val="center"/>
+          </w:tcPr>
+          <w:p>
+            <w:pPr>
+              <w:keepNext w:val="0"/>
+              <w:keepLines w:val="0"/>
+              <w:widowControl/>
+              <w:suppressLineNumbers w:val="0"/>
+              <w:jc w:val="left"/>
+              <w:rPr>
+                <w:rFonts w:hint="default" w:ascii="Arial" w:hAnsi="Arial" w:cs="Arial"/>
+                <w:sz w:val="32"/>
+                <w:szCs w:val="32"/>
+              </w:rPr>
+            </w:pPr>
+            <w:r>
+              <w:rPr>
+                <w:rFonts w:hint="default" w:ascii="Arial" w:hAnsi="Arial" w:eastAsia="SimSun" w:cs="Arial"/>
+                <w:kern w:val="0"/>
+                <w:sz w:val="32"/>
+                <w:szCs w:val="32"/>
+                <w:lang w:val="en-US" w:eastAsia="zh-CN" w:bidi="ar"/>
+              </w:rPr>
+              <w:t>allegro-lokalnie.761273129gf-230.lat</w:t>
+            </w:r>
+          </w:p>
+        </w:tc>
+        <w:tc>
+          <w:tcPr>
+            <w:tcW w:w="0" w:type="auto"/>
+            <w:shd w:val="clear" w:color="auto" w:fill="auto"/>
+            <w:vAlign w:val="center"/>
+          </w:tcPr>
+          <w:p>
+            <w:pPr>
+              <w:keepNext w:val="0"/>
+              <w:keepLines w:val="0"/>
+              <w:widowControl/>
+              <w:suppressLineNumbers w:val="0"/>
+              <w:jc w:val="left"/>
+              <w:rPr>
+                <w:rFonts w:hint="default" w:ascii="Arial" w:hAnsi="Arial" w:cs="Arial"/>
+                <w:sz w:val="32"/>
+                <w:szCs w:val="32"/>
+              </w:rPr>
+            </w:pPr>
+            <w:r>
+              <w:rPr>
+                <w:rFonts w:hint="default" w:ascii="Arial" w:hAnsi="Arial" w:eastAsia="SimSun" w:cs="Arial"/>
+                <w:kern w:val="0"/>
+                <w:sz w:val="32"/>
+                <w:szCs w:val="32"/>
+                <w:lang w:val="en-US" w:eastAsia="zh-CN" w:bidi="ar"/>
+              </w:rPr>
+              <w:t>Subdomain Spoofing + No HTTPS</w:t>
+            </w:r>
+          </w:p>
+        </w:tc>
+        <w:tc>
+          <w:tcPr>
+            <w:tcW w:w="0" w:type="auto"/>
+            <w:shd w:val="clear" w:color="auto" w:fill="auto"/>
+            <w:vAlign w:val="center"/>
+          </w:tcPr>
+          <w:p>
+            <w:pPr>
+              <w:keepNext w:val="0"/>
+              <w:keepLines w:val="0"/>
+              <w:widowControl/>
+              <w:suppressLineNumbers w:val="0"/>
+              <w:jc w:val="left"/>
+              <w:rPr>
+                <w:rFonts w:hint="default" w:ascii="Arial" w:hAnsi="Arial" w:cs="Arial"/>
+                <w:sz w:val="32"/>
+                <w:szCs w:val="32"/>
+              </w:rPr>
+            </w:pPr>
+            <w:r>
+              <w:rPr>
+                <w:rFonts w:hint="default" w:ascii="Arial" w:hAnsi="Arial" w:eastAsia="SimSun" w:cs="Arial"/>
+                <w:kern w:val="0"/>
+                <w:sz w:val="32"/>
+                <w:szCs w:val="32"/>
+                <w:lang w:val="en-US" w:eastAsia="zh-CN" w:bidi="ar"/>
+              </w:rPr>
+              <w:t>🔴 High</w:t>
+            </w:r>
+          </w:p>
+        </w:tc>
+      </w:tr>
+      <w:tr>
+        <w:tblPrEx>
+          <w:tblBorders>
+            <w:top w:val="none" w:color="auto" w:sz="0" w:space="0"/>
+            <w:left w:val="none" w:color="auto" w:sz="0" w:space="0"/>
+            <w:bottom w:val="none" w:color="auto" w:sz="0" w:space="0"/>
+            <w:right w:val="none" w:color="auto" w:sz="0" w:space="0"/>
+            <w:insideH w:val="none" w:color="auto" w:sz="0" w:space="0"/>
+            <w:insideV w:val="none" w:color="auto" w:sz="0" w:space="0"/>
+          </w:tblBorders>
+          <w:tblCellMar>
+            <w:top w:w="15" w:type="dxa"/>
+            <w:left w:w="15" w:type="dxa"/>
+            <w:bottom w:w="15" w:type="dxa"/>
+            <w:right w:w="15" w:type="dxa"/>
+          </w:tblCellMar>
+        </w:tblPrEx>
+        <w:trPr>
+          <w:tblCellSpacing w:w="15" w:type="dxa"/>
+        </w:trPr>
+        <w:tc>
+          <w:tcPr>
+            <w:tcW w:w="0" w:type="auto"/>
+            <w:shd w:val="clear" w:color="auto" w:fill="auto"/>
+            <w:vAlign w:val="center"/>
+          </w:tcPr>
+          <w:p>
+            <w:pPr>
+              <w:keepNext w:val="0"/>
+              <w:keepLines w:val="0"/>
+              <w:widowControl/>
+              <w:suppressLineNumbers w:val="0"/>
+              <w:jc w:val="left"/>
+              <w:rPr>
+                <w:rFonts w:hint="default" w:ascii="Arial" w:hAnsi="Arial" w:cs="Arial"/>
+                <w:sz w:val="32"/>
+                <w:szCs w:val="32"/>
+              </w:rPr>
+            </w:pPr>
+            <w:r>
+              <w:rPr>
+                <w:rFonts w:hint="default" w:ascii="Arial" w:hAnsi="Arial" w:eastAsia="SimSun" w:cs="Arial"/>
+                <w:kern w:val="0"/>
+                <w:sz w:val="32"/>
+                <w:szCs w:val="32"/>
+                <w:lang w:val="en-US" w:eastAsia="zh-CN" w:bidi="ar"/>
+              </w:rPr>
+              <w:t>3</w:t>
+            </w:r>
+          </w:p>
+        </w:tc>
+        <w:tc>
+          <w:tcPr>
+            <w:tcW w:w="0" w:type="auto"/>
+            <w:shd w:val="clear" w:color="auto" w:fill="auto"/>
+            <w:vAlign w:val="center"/>
+          </w:tcPr>
+          <w:p>
+            <w:pPr>
+              <w:keepNext w:val="0"/>
+              <w:keepLines w:val="0"/>
+              <w:widowControl/>
+              <w:suppressLineNumbers w:val="0"/>
+              <w:jc w:val="left"/>
+              <w:rPr>
+                <w:rFonts w:hint="default" w:ascii="Arial" w:hAnsi="Arial" w:cs="Arial"/>
+                <w:sz w:val="32"/>
+                <w:szCs w:val="32"/>
+              </w:rPr>
+            </w:pPr>
+            <w:r>
+              <w:rPr>
+                <w:rFonts w:hint="default" w:ascii="Arial" w:hAnsi="Arial" w:eastAsia="SimSun" w:cs="Arial"/>
+                <w:kern w:val="0"/>
+                <w:sz w:val="32"/>
+                <w:szCs w:val="32"/>
+                <w:lang w:val="en-US" w:eastAsia="zh-CN" w:bidi="ar"/>
+              </w:rPr>
+              <w:t>Raiffeisen Bank</w:t>
+            </w:r>
+          </w:p>
+        </w:tc>
+        <w:tc>
+          <w:tcPr>
+            <w:tcW w:w="0" w:type="auto"/>
+            <w:shd w:val="clear" w:color="auto" w:fill="auto"/>
+            <w:vAlign w:val="center"/>
+          </w:tcPr>
+          <w:p>
+            <w:pPr>
+              <w:keepNext w:val="0"/>
+              <w:keepLines w:val="0"/>
+              <w:widowControl/>
+              <w:suppressLineNumbers w:val="0"/>
+              <w:jc w:val="left"/>
+              <w:rPr>
+                <w:rFonts w:hint="default" w:ascii="Arial" w:hAnsi="Arial" w:cs="Arial"/>
+                <w:sz w:val="32"/>
+                <w:szCs w:val="32"/>
+              </w:rPr>
+            </w:pPr>
+            <w:r>
+              <w:rPr>
+                <w:rFonts w:hint="default" w:ascii="Arial" w:hAnsi="Arial" w:eastAsia="SimSun" w:cs="Arial"/>
+                <w:kern w:val="0"/>
+                <w:sz w:val="32"/>
+                <w:szCs w:val="32"/>
+                <w:lang w:val="en-US" w:eastAsia="zh-CN" w:bidi="ar"/>
+              </w:rPr>
+              <w:t>vr-raiff.de/d/index.php</w:t>
+            </w:r>
+          </w:p>
+        </w:tc>
+        <w:tc>
+          <w:tcPr>
+            <w:tcW w:w="0" w:type="auto"/>
+            <w:shd w:val="clear" w:color="auto" w:fill="auto"/>
+            <w:vAlign w:val="center"/>
+          </w:tcPr>
+          <w:p>
+            <w:pPr>
+              <w:keepNext w:val="0"/>
+              <w:keepLines w:val="0"/>
+              <w:widowControl/>
+              <w:suppressLineNumbers w:val="0"/>
+              <w:jc w:val="left"/>
+              <w:rPr>
+                <w:rFonts w:hint="default" w:ascii="Arial" w:hAnsi="Arial" w:cs="Arial"/>
+                <w:sz w:val="32"/>
+                <w:szCs w:val="32"/>
+              </w:rPr>
+            </w:pPr>
+            <w:r>
+              <w:rPr>
+                <w:rFonts w:hint="default" w:ascii="Arial" w:hAnsi="Arial" w:eastAsia="SimSun" w:cs="Arial"/>
+                <w:kern w:val="0"/>
+                <w:sz w:val="32"/>
+                <w:szCs w:val="32"/>
+                <w:lang w:val="en-US" w:eastAsia="zh-CN" w:bidi="ar"/>
+              </w:rPr>
+              <w:t>Domain Lookalike</w:t>
+            </w:r>
+          </w:p>
+        </w:tc>
+        <w:tc>
+          <w:tcPr>
+            <w:tcW w:w="0" w:type="auto"/>
+            <w:shd w:val="clear" w:color="auto" w:fill="auto"/>
+            <w:vAlign w:val="center"/>
+          </w:tcPr>
+          <w:p>
+            <w:pPr>
+              <w:keepNext w:val="0"/>
+              <w:keepLines w:val="0"/>
+              <w:widowControl/>
+              <w:suppressLineNumbers w:val="0"/>
+              <w:jc w:val="left"/>
+              <w:rPr>
+                <w:rFonts w:hint="default" w:ascii="Arial" w:hAnsi="Arial" w:cs="Arial"/>
+                <w:sz w:val="32"/>
+                <w:szCs w:val="32"/>
+              </w:rPr>
+            </w:pPr>
+            <w:r>
+              <w:rPr>
+                <w:rFonts w:hint="default" w:ascii="Arial" w:hAnsi="Arial" w:eastAsia="SimSun" w:cs="Arial"/>
+                <w:kern w:val="0"/>
+                <w:sz w:val="32"/>
+                <w:szCs w:val="32"/>
+                <w:lang w:val="en-US" w:eastAsia="zh-CN" w:bidi="ar"/>
+              </w:rPr>
+              <w:t>🔴 High</w:t>
+            </w:r>
+          </w:p>
+        </w:tc>
+      </w:tr>
+    </w:tbl>
+    <w:p>
+      <w:pPr>
+        <w:keepNext w:val="0"/>
+        <w:keepLines w:val="0"/>
+        <w:widowControl/>
+        <w:suppressLineNumbers w:val="0"/>
+        <w:rPr>
+          <w:rFonts w:hint="default" w:ascii="Arial" w:hAnsi="Arial" w:cs="Arial"/>
+          <w:sz w:val="32"/>
+          <w:szCs w:val="32"/>
+        </w:rPr>
+      </w:pPr>
+      <w:r>
+        <w:rPr>
+          <w:rFonts w:hint="default" w:ascii="Arial" w:hAnsi="Arial" w:cs="Arial"/>
+          <w:sz w:val="32"/>
+          <w:szCs w:val="32"/>
+        </w:rPr>
+        <w:pict>
+          <v:rect id="_x0000_i1025" o:spt="1" style="height:1.5pt;width:432pt;" fillcolor="#A0A0A0" filled="t" stroked="f" coordsize="21600,21600" o:hr="t" o:hrstd="t" o:hralign="center">
+            <v:path/>
+            <v:fill on="t" focussize="0,0"/>
+            <v:stroke on="f"/>
+            <v:imagedata o:title=""/>
+            <o:lock v:ext="edit"/>
+            <w10:wrap type="none"/>
+            <w10:anchorlock/>
+          </v:rect>
+        </w:pict>
+      </w:r>
+    </w:p>
+    <w:p>
+      <w:pPr>
+        <w:pStyle w:val="3"/>
+        <w:keepNext w:val="0"/>
+        <w:keepLines w:val="0"/>
+        <w:widowControl/>
+        <w:suppressLineNumbers w:val="0"/>
+        <w:rPr>
+          <w:rFonts w:hint="default" w:ascii="Arial" w:hAnsi="Arial" w:cs="Arial"/>
+          <w:sz w:val="32"/>
+          <w:szCs w:val="32"/>
+        </w:rPr>
+      </w:pPr>
+      <w:r>
+        <w:rPr>
+          <w:rFonts w:hint="default" w:ascii="Arial" w:hAnsi="Arial" w:cs="Arial"/>
+          <w:sz w:val="32"/>
+          <w:szCs w:val="32"/>
+        </w:rPr>
+        <w:t>Key Observations:</w:t>
+      </w:r>
+    </w:p>
+    <w:p>
+      <w:pPr>
+        <w:keepNext w:val="0"/>
+        <w:keepLines w:val="0"/>
+        <w:widowControl/>
+        <w:numPr>
+          <w:ilvl w:val="0"/>
+          <w:numId w:val="6"/>
+        </w:numPr>
+        <w:suppressLineNumbers w:val="0"/>
+        <w:spacing w:before="0" w:beforeAutospacing="1" w:after="0" w:afterAutospacing="1"/>
+        <w:ind w:left="720" w:hanging="360"/>
+        <w:rPr>
+          <w:rFonts w:hint="default" w:ascii="Arial" w:hAnsi="Arial" w:cs="Arial"/>
+          <w:sz w:val="32"/>
+          <w:szCs w:val="32"/>
+        </w:rPr>
+      </w:pPr>
+      <w:r>
+        <w:rPr>
+          <w:rFonts w:hint="default" w:ascii="Arial" w:hAnsi="Arial" w:cs="Arial"/>
+          <w:sz w:val="32"/>
+          <w:szCs w:val="32"/>
+        </w:rPr>
+        <w:t xml:space="preserve">All 3 phishing URLs were </w:t>
+      </w:r>
+      <w:r>
+        <w:rPr>
+          <w:rStyle w:val="11"/>
+          <w:rFonts w:hint="default" w:ascii="Arial" w:hAnsi="Arial" w:cs="Arial"/>
+          <w:sz w:val="32"/>
+          <w:szCs w:val="32"/>
+        </w:rPr>
+        <w:t>actively online</w:t>
+      </w:r>
+      <w:r>
+        <w:rPr>
+          <w:rFonts w:hint="default" w:ascii="Arial" w:hAnsi="Arial" w:cs="Arial"/>
+          <w:sz w:val="32"/>
+          <w:szCs w:val="32"/>
+        </w:rPr>
+        <w:t xml:space="preserve"> at the time of analysis</w:t>
+      </w:r>
+    </w:p>
+    <w:p>
+      <w:pPr>
+        <w:keepNext w:val="0"/>
+        <w:keepLines w:val="0"/>
+        <w:widowControl/>
+        <w:numPr>
+          <w:ilvl w:val="0"/>
+          <w:numId w:val="6"/>
+        </w:numPr>
+        <w:suppressLineNumbers w:val="0"/>
+        <w:spacing w:before="0" w:beforeAutospacing="1" w:after="0" w:afterAutospacing="1"/>
+        <w:ind w:left="720" w:hanging="360"/>
+        <w:rPr>
+          <w:rFonts w:hint="default" w:ascii="Arial" w:hAnsi="Arial" w:cs="Arial"/>
+          <w:sz w:val="32"/>
+          <w:szCs w:val="32"/>
+        </w:rPr>
+      </w:pPr>
+      <w:r>
+        <w:rPr>
+          <w:rStyle w:val="11"/>
+          <w:rFonts w:hint="default" w:ascii="Arial" w:hAnsi="Arial" w:cs="Arial"/>
+          <w:sz w:val="32"/>
+          <w:szCs w:val="32"/>
+        </w:rPr>
+        <w:t>Subdomain Spoofing</w:t>
+      </w:r>
+      <w:r>
+        <w:rPr>
+          <w:rFonts w:hint="default" w:ascii="Arial" w:hAnsi="Arial" w:cs="Arial"/>
+          <w:sz w:val="32"/>
+          <w:szCs w:val="32"/>
+        </w:rPr>
+        <w:t xml:space="preserve"> was the most commonly used technique</w:t>
+      </w:r>
+    </w:p>
+    <w:p>
+      <w:pPr>
+        <w:keepNext w:val="0"/>
+        <w:keepLines w:val="0"/>
+        <w:widowControl/>
+        <w:numPr>
+          <w:ilvl w:val="0"/>
+          <w:numId w:val="6"/>
+        </w:numPr>
+        <w:suppressLineNumbers w:val="0"/>
+        <w:spacing w:before="0" w:beforeAutospacing="1" w:after="0" w:afterAutospacing="1"/>
+        <w:ind w:left="720" w:hanging="360"/>
+        <w:rPr>
+          <w:rFonts w:hint="default" w:ascii="Arial" w:hAnsi="Arial" w:cs="Arial"/>
+          <w:sz w:val="32"/>
+          <w:szCs w:val="32"/>
+        </w:rPr>
+      </w:pPr>
+      <w:r>
+        <w:rPr>
+          <w:rFonts w:hint="default" w:ascii="Arial" w:hAnsi="Arial" w:cs="Arial"/>
+          <w:sz w:val="32"/>
+          <w:szCs w:val="32"/>
+        </w:rPr>
+        <w:t xml:space="preserve">All attackers </w:t>
+      </w:r>
+      <w:r>
+        <w:rPr>
+          <w:rStyle w:val="11"/>
+          <w:rFonts w:hint="default" w:ascii="Arial" w:hAnsi="Arial" w:cs="Arial"/>
+          <w:sz w:val="32"/>
+          <w:szCs w:val="32"/>
+        </w:rPr>
+        <w:t>hid their WHOIS information</w:t>
+      </w:r>
+      <w:r>
+        <w:rPr>
+          <w:rFonts w:hint="default" w:ascii="Arial" w:hAnsi="Arial" w:cs="Arial"/>
+          <w:sz w:val="32"/>
+          <w:szCs w:val="32"/>
+        </w:rPr>
+        <w:t xml:space="preserve"> to avoid detection</w:t>
+      </w:r>
+    </w:p>
+    <w:p>
+      <w:pPr>
+        <w:keepNext w:val="0"/>
+        <w:keepLines w:val="0"/>
+        <w:widowControl/>
+        <w:numPr>
+          <w:ilvl w:val="0"/>
+          <w:numId w:val="6"/>
+        </w:numPr>
+        <w:suppressLineNumbers w:val="0"/>
+        <w:spacing w:before="0" w:beforeAutospacing="1" w:after="0" w:afterAutospacing="1"/>
+        <w:ind w:left="720" w:hanging="360"/>
+        <w:rPr>
+          <w:rFonts w:hint="default" w:ascii="Arial" w:hAnsi="Arial" w:cs="Arial"/>
+          <w:sz w:val="32"/>
+          <w:szCs w:val="32"/>
+        </w:rPr>
+      </w:pPr>
+      <w:r>
+        <w:rPr>
+          <w:rStyle w:val="11"/>
+          <w:rFonts w:hint="default" w:ascii="Arial" w:hAnsi="Arial" w:cs="Arial"/>
+          <w:sz w:val="32"/>
+          <w:szCs w:val="32"/>
+        </w:rPr>
+        <w:t>Cloudflare</w:t>
+      </w:r>
+      <w:r>
+        <w:rPr>
+          <w:rFonts w:hint="default" w:ascii="Arial" w:hAnsi="Arial" w:cs="Arial"/>
+          <w:sz w:val="32"/>
+          <w:szCs w:val="32"/>
+        </w:rPr>
+        <w:t xml:space="preserve"> was used in 2 out of 3 cases to mask the real server</w:t>
+      </w:r>
+    </w:p>
+    <w:p>
+      <w:pPr>
+        <w:keepNext w:val="0"/>
+        <w:keepLines w:val="0"/>
+        <w:widowControl/>
+        <w:numPr>
+          <w:ilvl w:val="0"/>
+          <w:numId w:val="6"/>
+        </w:numPr>
+        <w:suppressLineNumbers w:val="0"/>
+        <w:spacing w:before="0" w:beforeAutospacing="1" w:after="0" w:afterAutospacing="1"/>
+        <w:ind w:left="720" w:hanging="360"/>
+        <w:rPr>
+          <w:rFonts w:hint="default" w:ascii="Arial" w:hAnsi="Arial" w:cs="Arial"/>
+          <w:sz w:val="32"/>
+          <w:szCs w:val="32"/>
+        </w:rPr>
+      </w:pPr>
+      <w:r>
+        <w:rPr>
+          <w:rFonts w:hint="default" w:ascii="Arial" w:hAnsi="Arial" w:cs="Arial"/>
+          <w:sz w:val="32"/>
+          <w:szCs w:val="32"/>
+        </w:rPr>
+        <w:t xml:space="preserve">All 3 attacks targeted </w:t>
+      </w:r>
+      <w:r>
+        <w:rPr>
+          <w:rStyle w:val="11"/>
+          <w:rFonts w:hint="default" w:ascii="Arial" w:hAnsi="Arial" w:cs="Arial"/>
+          <w:sz w:val="32"/>
+          <w:szCs w:val="32"/>
+        </w:rPr>
+        <w:t>financial or commercial brands</w:t>
+      </w:r>
+      <w:r>
+        <w:rPr>
+          <w:rFonts w:hint="default" w:ascii="Arial" w:hAnsi="Arial" w:cs="Arial"/>
+          <w:sz w:val="32"/>
+          <w:szCs w:val="32"/>
+        </w:rPr>
+        <w:t xml:space="preserve"> to maximize theft</w:t>
+      </w:r>
+    </w:p>
+    <w:p>
+      <w:pPr>
+        <w:jc w:val="left"/>
+        <w:rPr>
+          <w:rFonts w:hint="default" w:ascii="Arial" w:hAnsi="Arial" w:eastAsia="SimSun" w:cs="Arial"/>
+          <w:sz w:val="28"/>
+          <w:szCs w:val="28"/>
+          <w:lang w:val="en-IN"/>
+        </w:rPr>
+      </w:pPr>
+    </w:p>
+    <w:p>
+      <w:pPr>
+        <w:jc w:val="center"/>
+        <w:rPr>
+          <w:rFonts w:hint="default" w:ascii="Arial" w:hAnsi="Arial" w:eastAsia="SimSun" w:cs="Arial"/>
+          <w:sz w:val="28"/>
+          <w:szCs w:val="28"/>
+          <w:lang w:val="en-IN"/>
+        </w:rPr>
+      </w:pPr>
+    </w:p>
+    <w:p>
+      <w:pPr>
+        <w:jc w:val="center"/>
+        <w:rPr>
+          <w:rFonts w:hint="default" w:ascii="Arial" w:hAnsi="Arial" w:eastAsia="SimSun" w:cs="Arial"/>
+          <w:sz w:val="28"/>
+          <w:szCs w:val="28"/>
+          <w:lang w:val="en-IN"/>
+        </w:rPr>
+      </w:pPr>
+    </w:p>
+    <w:p>
+      <w:pPr>
+        <w:jc w:val="center"/>
+        <w:rPr>
+          <w:rFonts w:hint="default" w:ascii="Arial" w:hAnsi="Arial" w:eastAsia="SimSun" w:cs="Arial"/>
+          <w:sz w:val="28"/>
+          <w:szCs w:val="28"/>
+          <w:lang w:val="en-IN"/>
+        </w:rPr>
+      </w:pPr>
+    </w:p>
+    <w:p>
+      <w:pPr>
+        <w:jc w:val="center"/>
+        <w:rPr>
+          <w:rFonts w:hint="default" w:ascii="Arial" w:hAnsi="Arial" w:eastAsia="SimSun" w:cs="Arial"/>
+          <w:sz w:val="28"/>
+          <w:szCs w:val="28"/>
+          <w:lang w:val="en-IN"/>
+        </w:rPr>
+      </w:pPr>
+    </w:p>
+    <w:p>
+      <w:pPr>
+        <w:jc w:val="center"/>
+        <w:rPr>
+          <w:rFonts w:hint="default" w:ascii="Arial" w:hAnsi="Arial" w:eastAsia="SimSun" w:cs="Arial"/>
+          <w:sz w:val="28"/>
+          <w:szCs w:val="28"/>
+          <w:lang w:val="en-IN"/>
+        </w:rPr>
+      </w:pPr>
+    </w:p>
+    <w:p>
+      <w:pPr>
+        <w:jc w:val="center"/>
+        <w:rPr>
+          <w:rFonts w:hint="default" w:ascii="Arial" w:hAnsi="Arial" w:eastAsia="SimSun" w:cs="Arial"/>
+          <w:sz w:val="28"/>
+          <w:szCs w:val="28"/>
+          <w:lang w:val="en-IN"/>
+        </w:rPr>
+      </w:pPr>
+    </w:p>
+    <w:p>
+      <w:pPr>
+        <w:jc w:val="center"/>
+        <w:rPr>
+          <w:rFonts w:hint="default" w:ascii="Arial" w:hAnsi="Arial" w:eastAsia="SimSun" w:cs="Arial"/>
+          <w:sz w:val="28"/>
+          <w:szCs w:val="28"/>
+          <w:lang w:val="en-IN"/>
+        </w:rPr>
+      </w:pPr>
+    </w:p>
+    <w:p>
+      <w:pPr>
+        <w:pStyle w:val="2"/>
+        <w:keepNext w:val="0"/>
+        <w:keepLines w:val="0"/>
+        <w:widowControl/>
+        <w:suppressLineNumbers w:val="0"/>
+        <w:rPr>
+          <w:rFonts w:hint="default" w:ascii="Arial" w:hAnsi="Arial" w:cs="Arial"/>
+          <w:sz w:val="32"/>
+          <w:szCs w:val="32"/>
+        </w:rPr>
+      </w:pPr>
+      <w:r>
+        <w:rPr>
+          <w:rFonts w:hint="default" w:ascii="Arial" w:hAnsi="Arial" w:cs="Arial"/>
+          <w:sz w:val="32"/>
+          <w:szCs w:val="32"/>
+        </w:rPr>
+        <w:t>Prevention Guidelines</w:t>
+      </w:r>
+    </w:p>
+    <w:p>
+      <w:pPr>
+        <w:pStyle w:val="3"/>
+        <w:keepNext w:val="0"/>
+        <w:keepLines w:val="0"/>
+        <w:widowControl/>
+        <w:suppressLineNumbers w:val="0"/>
+        <w:rPr>
+          <w:rFonts w:hint="default" w:ascii="Arial" w:hAnsi="Arial" w:cs="Arial"/>
+          <w:sz w:val="32"/>
+          <w:szCs w:val="32"/>
+        </w:rPr>
+      </w:pPr>
+      <w:r>
+        <w:rPr>
+          <w:rFonts w:hint="default" w:ascii="Arial" w:hAnsi="Arial" w:cs="Arial"/>
+          <w:sz w:val="32"/>
+          <w:szCs w:val="32"/>
+        </w:rPr>
+        <w:t>Prevention &amp; Awareness Guidelines</w:t>
+      </w:r>
+    </w:p>
+    <w:p>
+      <w:pPr>
+        <w:keepNext w:val="0"/>
+        <w:keepLines w:val="0"/>
+        <w:widowControl/>
+        <w:suppressLineNumbers w:val="0"/>
+        <w:rPr>
+          <w:rFonts w:hint="default" w:ascii="Arial" w:hAnsi="Arial" w:cs="Arial"/>
+          <w:sz w:val="32"/>
+          <w:szCs w:val="32"/>
+        </w:rPr>
+      </w:pPr>
+    </w:p>
+    <w:p>
+      <w:pPr>
+        <w:pStyle w:val="10"/>
+        <w:keepNext w:val="0"/>
+        <w:keepLines w:val="0"/>
+        <w:widowControl/>
+        <w:suppressLineNumbers w:val="0"/>
+        <w:spacing w:before="0" w:beforeAutospacing="1" w:after="0" w:afterAutospacing="1"/>
+        <w:ind w:left="0" w:right="0"/>
+        <w:rPr>
+          <w:rFonts w:hint="default" w:ascii="Arial" w:hAnsi="Arial" w:cs="Arial"/>
+          <w:sz w:val="32"/>
+          <w:szCs w:val="32"/>
+        </w:rPr>
+      </w:pPr>
+      <w:r>
+        <w:rPr>
+          <w:rStyle w:val="11"/>
+          <w:rFonts w:hint="default" w:ascii="Arial" w:hAnsi="Arial" w:cs="Arial"/>
+          <w:sz w:val="32"/>
+          <w:szCs w:val="32"/>
+        </w:rPr>
+        <w:t>For Users:</w:t>
+      </w:r>
+    </w:p>
+    <w:p>
+      <w:pPr>
+        <w:keepNext w:val="0"/>
+        <w:keepLines w:val="0"/>
+        <w:widowControl/>
+        <w:numPr>
+          <w:ilvl w:val="0"/>
+          <w:numId w:val="7"/>
+        </w:numPr>
+        <w:suppressLineNumbers w:val="0"/>
+        <w:spacing w:before="0" w:beforeAutospacing="1" w:after="0" w:afterAutospacing="1"/>
+        <w:ind w:left="720" w:hanging="360"/>
+        <w:rPr>
+          <w:rFonts w:hint="default" w:ascii="Arial" w:hAnsi="Arial" w:cs="Arial"/>
+          <w:sz w:val="32"/>
+          <w:szCs w:val="32"/>
+        </w:rPr>
+      </w:pPr>
+      <w:r>
+        <w:rPr>
+          <w:rFonts w:hint="default" w:ascii="Arial" w:hAnsi="Arial" w:cs="Arial"/>
+          <w:sz w:val="32"/>
+          <w:szCs w:val="32"/>
+        </w:rPr>
+        <w:t xml:space="preserve">Always </w:t>
+      </w:r>
+      <w:r>
+        <w:rPr>
+          <w:rStyle w:val="11"/>
+          <w:rFonts w:hint="default" w:ascii="Arial" w:hAnsi="Arial" w:cs="Arial"/>
+          <w:sz w:val="32"/>
+          <w:szCs w:val="32"/>
+        </w:rPr>
+        <w:t>verify the full URL</w:t>
+      </w:r>
+      <w:r>
+        <w:rPr>
+          <w:rFonts w:hint="default" w:ascii="Arial" w:hAnsi="Arial" w:cs="Arial"/>
+          <w:sz w:val="32"/>
+          <w:szCs w:val="32"/>
+        </w:rPr>
+        <w:t xml:space="preserve"> before entering any personal or banking details</w:t>
+      </w:r>
+    </w:p>
+    <w:p>
+      <w:pPr>
+        <w:keepNext w:val="0"/>
+        <w:keepLines w:val="0"/>
+        <w:widowControl/>
+        <w:numPr>
+          <w:ilvl w:val="0"/>
+          <w:numId w:val="7"/>
+        </w:numPr>
+        <w:suppressLineNumbers w:val="0"/>
+        <w:spacing w:before="0" w:beforeAutospacing="1" w:after="0" w:afterAutospacing="1"/>
+        <w:ind w:left="720" w:hanging="360"/>
+        <w:rPr>
+          <w:rFonts w:hint="default" w:ascii="Arial" w:hAnsi="Arial" w:cs="Arial"/>
+          <w:sz w:val="32"/>
+          <w:szCs w:val="32"/>
+        </w:rPr>
+      </w:pPr>
+      <w:r>
+        <w:rPr>
+          <w:rFonts w:hint="default" w:ascii="Arial" w:hAnsi="Arial" w:cs="Arial"/>
+          <w:sz w:val="32"/>
+          <w:szCs w:val="32"/>
+        </w:rPr>
+        <w:t xml:space="preserve">Check that the website uses </w:t>
+      </w:r>
+      <w:r>
+        <w:rPr>
+          <w:rStyle w:val="11"/>
+          <w:rFonts w:hint="default" w:ascii="Arial" w:hAnsi="Arial" w:cs="Arial"/>
+          <w:sz w:val="32"/>
+          <w:szCs w:val="32"/>
+        </w:rPr>
+        <w:t>HTTPS</w:t>
+      </w:r>
+      <w:r>
+        <w:rPr>
+          <w:rFonts w:hint="default" w:ascii="Arial" w:hAnsi="Arial" w:cs="Arial"/>
+          <w:sz w:val="32"/>
+          <w:szCs w:val="32"/>
+        </w:rPr>
+        <w:t xml:space="preserve"> and shows a padlock  in the address bar</w:t>
+      </w:r>
+    </w:p>
+    <w:p>
+      <w:pPr>
+        <w:keepNext w:val="0"/>
+        <w:keepLines w:val="0"/>
+        <w:widowControl/>
+        <w:numPr>
+          <w:ilvl w:val="0"/>
+          <w:numId w:val="7"/>
+        </w:numPr>
+        <w:suppressLineNumbers w:val="0"/>
+        <w:spacing w:before="0" w:beforeAutospacing="1" w:after="0" w:afterAutospacing="1"/>
+        <w:ind w:left="720" w:hanging="360"/>
+        <w:rPr>
+          <w:rFonts w:hint="default" w:ascii="Arial" w:hAnsi="Arial" w:cs="Arial"/>
+          <w:sz w:val="32"/>
+          <w:szCs w:val="32"/>
+        </w:rPr>
+      </w:pPr>
+      <w:r>
+        <w:rPr>
+          <w:rStyle w:val="11"/>
+          <w:rFonts w:hint="default" w:ascii="Arial" w:hAnsi="Arial" w:cs="Arial"/>
+          <w:sz w:val="32"/>
+          <w:szCs w:val="32"/>
+        </w:rPr>
+        <w:t>Never click links</w:t>
+      </w:r>
+      <w:r>
+        <w:rPr>
+          <w:rFonts w:hint="default" w:ascii="Arial" w:hAnsi="Arial" w:cs="Arial"/>
+          <w:sz w:val="32"/>
+          <w:szCs w:val="32"/>
+        </w:rPr>
+        <w:t xml:space="preserve"> from emails — type the official website address directly in the browser</w:t>
+      </w:r>
+    </w:p>
+    <w:p>
+      <w:pPr>
+        <w:keepNext w:val="0"/>
+        <w:keepLines w:val="0"/>
+        <w:widowControl/>
+        <w:numPr>
+          <w:ilvl w:val="0"/>
+          <w:numId w:val="7"/>
+        </w:numPr>
+        <w:suppressLineNumbers w:val="0"/>
+        <w:spacing w:before="0" w:beforeAutospacing="1" w:after="0" w:afterAutospacing="1"/>
+        <w:ind w:left="720" w:hanging="360"/>
+        <w:rPr>
+          <w:rFonts w:hint="default" w:ascii="Arial" w:hAnsi="Arial" w:cs="Arial"/>
+          <w:sz w:val="32"/>
+          <w:szCs w:val="32"/>
+        </w:rPr>
+      </w:pPr>
+      <w:r>
+        <w:rPr>
+          <w:rFonts w:hint="default" w:ascii="Arial" w:hAnsi="Arial" w:cs="Arial"/>
+          <w:sz w:val="32"/>
+          <w:szCs w:val="32"/>
+        </w:rPr>
+        <w:t xml:space="preserve">Always </w:t>
+      </w:r>
+      <w:r>
+        <w:rPr>
+          <w:rStyle w:val="11"/>
+          <w:rFonts w:hint="default" w:ascii="Arial" w:hAnsi="Arial" w:cs="Arial"/>
+          <w:sz w:val="32"/>
+          <w:szCs w:val="32"/>
+        </w:rPr>
+        <w:t>verify the sender email</w:t>
+      </w:r>
+      <w:r>
+        <w:rPr>
+          <w:rFonts w:hint="default" w:ascii="Arial" w:hAnsi="Arial" w:cs="Arial"/>
+          <w:sz w:val="32"/>
+          <w:szCs w:val="32"/>
+        </w:rPr>
+        <w:t xml:space="preserve"> — official brands use their own domain (e.g. </w:t>
+      </w:r>
+      <w:r>
+        <w:rPr>
+          <w:rStyle w:val="8"/>
+          <w:rFonts w:hint="default" w:ascii="Arial" w:hAnsi="Arial" w:cs="Arial"/>
+          <w:sz w:val="32"/>
+          <w:szCs w:val="32"/>
+        </w:rPr>
+        <w:t>@allegro.pl</w:t>
+      </w:r>
+      <w:r>
+        <w:rPr>
+          <w:rFonts w:hint="default" w:ascii="Arial" w:hAnsi="Arial" w:cs="Arial"/>
+          <w:sz w:val="32"/>
+          <w:szCs w:val="32"/>
+        </w:rPr>
+        <w:t xml:space="preserve">, </w:t>
+      </w:r>
+      <w:r>
+        <w:rPr>
+          <w:rStyle w:val="8"/>
+          <w:rFonts w:hint="default" w:ascii="Arial" w:hAnsi="Arial" w:cs="Arial"/>
+          <w:sz w:val="32"/>
+          <w:szCs w:val="32"/>
+        </w:rPr>
+        <w:t>@raiffeisen.at</w:t>
+      </w:r>
+      <w:r>
+        <w:rPr>
+          <w:rFonts w:hint="default" w:ascii="Arial" w:hAnsi="Arial" w:cs="Arial"/>
+          <w:sz w:val="32"/>
+          <w:szCs w:val="32"/>
+        </w:rPr>
+        <w:t>)</w:t>
+      </w:r>
+    </w:p>
+    <w:p>
+      <w:pPr>
+        <w:keepNext w:val="0"/>
+        <w:keepLines w:val="0"/>
+        <w:widowControl/>
+        <w:numPr>
+          <w:ilvl w:val="0"/>
+          <w:numId w:val="7"/>
+        </w:numPr>
+        <w:suppressLineNumbers w:val="0"/>
+        <w:spacing w:before="0" w:beforeAutospacing="1" w:after="0" w:afterAutospacing="1"/>
+        <w:ind w:left="720" w:hanging="360"/>
+        <w:rPr>
+          <w:rFonts w:hint="default" w:ascii="Arial" w:hAnsi="Arial" w:cs="Arial"/>
+          <w:sz w:val="32"/>
+          <w:szCs w:val="32"/>
+        </w:rPr>
+      </w:pPr>
+      <w:r>
+        <w:rPr>
+          <w:rStyle w:val="11"/>
+          <w:rFonts w:hint="default" w:ascii="Arial" w:hAnsi="Arial" w:cs="Arial"/>
+          <w:sz w:val="32"/>
+          <w:szCs w:val="32"/>
+        </w:rPr>
+        <w:t>Never share OTP, account number or password</w:t>
+      </w:r>
+      <w:r>
+        <w:rPr>
+          <w:rFonts w:hint="default" w:ascii="Arial" w:hAnsi="Arial" w:cs="Arial"/>
+          <w:sz w:val="32"/>
+          <w:szCs w:val="32"/>
+        </w:rPr>
+        <w:t xml:space="preserve"> through email or any link — real banks never ask for these online</w:t>
+      </w:r>
+    </w:p>
+    <w:p>
+      <w:pPr>
+        <w:keepNext w:val="0"/>
+        <w:keepLines w:val="0"/>
+        <w:widowControl/>
+        <w:numPr>
+          <w:ilvl w:val="0"/>
+          <w:numId w:val="7"/>
+        </w:numPr>
+        <w:suppressLineNumbers w:val="0"/>
+        <w:spacing w:before="0" w:beforeAutospacing="1" w:after="0" w:afterAutospacing="1"/>
+        <w:ind w:left="720" w:hanging="360"/>
+        <w:rPr>
+          <w:rFonts w:hint="default" w:ascii="Arial" w:hAnsi="Arial" w:cs="Arial"/>
+          <w:sz w:val="32"/>
+          <w:szCs w:val="32"/>
+        </w:rPr>
+      </w:pPr>
+      <w:r>
+        <w:rPr>
+          <w:rFonts w:hint="default" w:ascii="Arial" w:hAnsi="Arial" w:cs="Arial"/>
+          <w:sz w:val="32"/>
+          <w:szCs w:val="32"/>
+        </w:rPr>
+        <w:t xml:space="preserve">If something looks suspicious — </w:t>
+      </w:r>
+      <w:r>
+        <w:rPr>
+          <w:rStyle w:val="11"/>
+          <w:rFonts w:hint="default" w:ascii="Arial" w:hAnsi="Arial" w:cs="Arial"/>
+          <w:sz w:val="32"/>
+          <w:szCs w:val="32"/>
+        </w:rPr>
+        <w:t>call the company directly</w:t>
+      </w:r>
+      <w:r>
+        <w:rPr>
+          <w:rFonts w:hint="default" w:ascii="Arial" w:hAnsi="Arial" w:cs="Arial"/>
+          <w:sz w:val="32"/>
+          <w:szCs w:val="32"/>
+        </w:rPr>
+        <w:t xml:space="preserve"> using the number from their official website</w:t>
+      </w:r>
+    </w:p>
+    <w:p>
+      <w:pPr>
+        <w:pStyle w:val="10"/>
+        <w:keepNext w:val="0"/>
+        <w:keepLines w:val="0"/>
+        <w:widowControl/>
+        <w:suppressLineNumbers w:val="0"/>
+        <w:spacing w:before="0" w:beforeAutospacing="1" w:after="0" w:afterAutospacing="1"/>
+        <w:ind w:left="0" w:right="0"/>
+        <w:rPr>
+          <w:rFonts w:hint="default" w:ascii="Arial" w:hAnsi="Arial" w:cs="Arial"/>
+          <w:sz w:val="32"/>
+          <w:szCs w:val="32"/>
+        </w:rPr>
+      </w:pPr>
+      <w:r>
+        <w:rPr>
+          <w:rStyle w:val="11"/>
+          <w:rFonts w:hint="default" w:ascii="Arial" w:hAnsi="Arial" w:cs="Arial"/>
+          <w:sz w:val="32"/>
+          <w:szCs w:val="32"/>
+        </w:rPr>
+        <w:t>For Organizations:</w:t>
+      </w:r>
+    </w:p>
+    <w:p>
+      <w:pPr>
+        <w:keepNext w:val="0"/>
+        <w:keepLines w:val="0"/>
+        <w:widowControl/>
+        <w:numPr>
+          <w:ilvl w:val="0"/>
+          <w:numId w:val="8"/>
+        </w:numPr>
+        <w:suppressLineNumbers w:val="0"/>
+        <w:spacing w:before="0" w:beforeAutospacing="1" w:after="0" w:afterAutospacing="1"/>
+        <w:ind w:left="720" w:hanging="360"/>
+        <w:rPr>
+          <w:rFonts w:hint="default" w:ascii="Arial" w:hAnsi="Arial" w:cs="Arial"/>
+          <w:sz w:val="32"/>
+          <w:szCs w:val="32"/>
+        </w:rPr>
+      </w:pPr>
+      <w:r>
+        <w:rPr>
+          <w:rFonts w:hint="default" w:ascii="Arial" w:hAnsi="Arial" w:cs="Arial"/>
+          <w:sz w:val="32"/>
+          <w:szCs w:val="32"/>
+        </w:rPr>
+        <w:t xml:space="preserve">Enable </w:t>
+      </w:r>
+      <w:r>
+        <w:rPr>
+          <w:rStyle w:val="11"/>
+          <w:rFonts w:hint="default" w:ascii="Arial" w:hAnsi="Arial" w:cs="Arial"/>
+          <w:sz w:val="32"/>
+          <w:szCs w:val="32"/>
+        </w:rPr>
+        <w:t>Multi Factor Authentication (MFA)</w:t>
+      </w:r>
+      <w:r>
+        <w:rPr>
+          <w:rFonts w:hint="default" w:ascii="Arial" w:hAnsi="Arial" w:cs="Arial"/>
+          <w:sz w:val="32"/>
+          <w:szCs w:val="32"/>
+        </w:rPr>
+        <w:t xml:space="preserve"> on all employee accounts</w:t>
+      </w:r>
+    </w:p>
+    <w:p>
+      <w:pPr>
+        <w:keepNext w:val="0"/>
+        <w:keepLines w:val="0"/>
+        <w:widowControl/>
+        <w:numPr>
+          <w:ilvl w:val="0"/>
+          <w:numId w:val="8"/>
+        </w:numPr>
+        <w:suppressLineNumbers w:val="0"/>
+        <w:spacing w:before="0" w:beforeAutospacing="1" w:after="0" w:afterAutospacing="1"/>
+        <w:ind w:left="720" w:hanging="360"/>
+        <w:rPr>
+          <w:rFonts w:hint="default" w:ascii="Arial" w:hAnsi="Arial" w:cs="Arial"/>
+          <w:sz w:val="32"/>
+          <w:szCs w:val="32"/>
+        </w:rPr>
+      </w:pPr>
+      <w:r>
+        <w:rPr>
+          <w:rFonts w:hint="default" w:ascii="Arial" w:hAnsi="Arial" w:cs="Arial"/>
+          <w:sz w:val="32"/>
+          <w:szCs w:val="32"/>
+        </w:rPr>
+        <w:t xml:space="preserve">Configure </w:t>
+      </w:r>
+      <w:r>
+        <w:rPr>
+          <w:rStyle w:val="11"/>
+          <w:rFonts w:hint="default" w:ascii="Arial" w:hAnsi="Arial" w:cs="Arial"/>
+          <w:sz w:val="32"/>
+          <w:szCs w:val="32"/>
+        </w:rPr>
+        <w:t>SPF, DKIM and DMARC</w:t>
+      </w:r>
+      <w:r>
+        <w:rPr>
+          <w:rFonts w:hint="default" w:ascii="Arial" w:hAnsi="Arial" w:cs="Arial"/>
+          <w:sz w:val="32"/>
+          <w:szCs w:val="32"/>
+        </w:rPr>
+        <w:t xml:space="preserve"> records to prevent email spoofing</w:t>
+      </w:r>
+    </w:p>
+    <w:p>
+      <w:pPr>
+        <w:keepNext w:val="0"/>
+        <w:keepLines w:val="0"/>
+        <w:widowControl/>
+        <w:numPr>
+          <w:ilvl w:val="0"/>
+          <w:numId w:val="8"/>
+        </w:numPr>
+        <w:suppressLineNumbers w:val="0"/>
+        <w:spacing w:before="0" w:beforeAutospacing="1" w:after="0" w:afterAutospacing="1"/>
+        <w:ind w:left="720" w:hanging="360"/>
+        <w:rPr>
+          <w:rFonts w:hint="default" w:ascii="Arial" w:hAnsi="Arial" w:cs="Arial"/>
+          <w:sz w:val="32"/>
+          <w:szCs w:val="32"/>
+        </w:rPr>
+      </w:pPr>
+      <w:r>
+        <w:rPr>
+          <w:rFonts w:hint="default" w:ascii="Arial" w:hAnsi="Arial" w:cs="Arial"/>
+          <w:sz w:val="32"/>
+          <w:szCs w:val="32"/>
+        </w:rPr>
+        <w:t xml:space="preserve">Use </w:t>
+      </w:r>
+      <w:r>
+        <w:rPr>
+          <w:rStyle w:val="11"/>
+          <w:rFonts w:hint="default" w:ascii="Arial" w:hAnsi="Arial" w:cs="Arial"/>
+          <w:sz w:val="32"/>
+          <w:szCs w:val="32"/>
+        </w:rPr>
+        <w:t>email filtering tools</w:t>
+      </w:r>
+      <w:r>
+        <w:rPr>
+          <w:rFonts w:hint="default" w:ascii="Arial" w:hAnsi="Arial" w:cs="Arial"/>
+          <w:sz w:val="32"/>
+          <w:szCs w:val="32"/>
+        </w:rPr>
+        <w:t xml:space="preserve"> to block phishing emails automatically</w:t>
+      </w:r>
+    </w:p>
+    <w:p>
+      <w:pPr>
+        <w:keepNext w:val="0"/>
+        <w:keepLines w:val="0"/>
+        <w:widowControl/>
+        <w:numPr>
+          <w:ilvl w:val="0"/>
+          <w:numId w:val="8"/>
+        </w:numPr>
+        <w:suppressLineNumbers w:val="0"/>
+        <w:spacing w:before="0" w:beforeAutospacing="1" w:after="0" w:afterAutospacing="1"/>
+        <w:ind w:left="720" w:hanging="360"/>
+        <w:rPr>
+          <w:rFonts w:hint="default" w:ascii="Arial" w:hAnsi="Arial" w:cs="Arial"/>
+          <w:sz w:val="32"/>
+          <w:szCs w:val="32"/>
+        </w:rPr>
+      </w:pPr>
+      <w:r>
+        <w:rPr>
+          <w:rFonts w:hint="default" w:ascii="Arial" w:hAnsi="Arial" w:cs="Arial"/>
+          <w:sz w:val="32"/>
+          <w:szCs w:val="32"/>
+        </w:rPr>
+        <w:t xml:space="preserve">Conduct </w:t>
+      </w:r>
+      <w:r>
+        <w:rPr>
+          <w:rStyle w:val="11"/>
+          <w:rFonts w:hint="default" w:ascii="Arial" w:hAnsi="Arial" w:cs="Arial"/>
+          <w:sz w:val="32"/>
+          <w:szCs w:val="32"/>
+        </w:rPr>
+        <w:t>regular phishing awareness training</w:t>
+      </w:r>
+      <w:r>
+        <w:rPr>
+          <w:rFonts w:hint="default" w:ascii="Arial" w:hAnsi="Arial" w:cs="Arial"/>
+          <w:sz w:val="32"/>
+          <w:szCs w:val="32"/>
+        </w:rPr>
+        <w:t xml:space="preserve"> for all employees</w:t>
+      </w:r>
+    </w:p>
+    <w:p>
+      <w:pPr>
+        <w:keepNext w:val="0"/>
+        <w:keepLines w:val="0"/>
+        <w:widowControl/>
+        <w:numPr>
+          <w:ilvl w:val="0"/>
+          <w:numId w:val="8"/>
+        </w:numPr>
+        <w:suppressLineNumbers w:val="0"/>
+        <w:spacing w:before="0" w:beforeAutospacing="1" w:after="0" w:afterAutospacing="1"/>
+        <w:ind w:left="720" w:hanging="360"/>
+        <w:rPr>
+          <w:rFonts w:hint="default" w:ascii="Arial" w:hAnsi="Arial" w:cs="Arial"/>
+          <w:sz w:val="32"/>
+          <w:szCs w:val="32"/>
+        </w:rPr>
+      </w:pPr>
+      <w:r>
+        <w:rPr>
+          <w:rFonts w:hint="default" w:ascii="Arial" w:hAnsi="Arial" w:cs="Arial"/>
+          <w:sz w:val="32"/>
+          <w:szCs w:val="32"/>
+        </w:rPr>
+        <w:t xml:space="preserve">Maintain an </w:t>
+      </w:r>
+      <w:r>
+        <w:rPr>
+          <w:rStyle w:val="11"/>
+          <w:rFonts w:hint="default" w:ascii="Arial" w:hAnsi="Arial" w:cs="Arial"/>
+          <w:sz w:val="32"/>
+          <w:szCs w:val="32"/>
+        </w:rPr>
+        <w:t>updated blocklist</w:t>
+      </w:r>
+      <w:r>
+        <w:rPr>
+          <w:rFonts w:hint="default" w:ascii="Arial" w:hAnsi="Arial" w:cs="Arial"/>
+          <w:sz w:val="32"/>
+          <w:szCs w:val="32"/>
+        </w:rPr>
+        <w:t xml:space="preserve"> of known phishing domains</w:t>
+      </w:r>
+    </w:p>
+    <w:p>
+      <w:pPr>
+        <w:jc w:val="left"/>
+        <w:rPr>
+          <w:rFonts w:hint="default" w:ascii="Arial" w:hAnsi="Arial" w:eastAsia="SimSun" w:cs="Arial"/>
+          <w:sz w:val="28"/>
+          <w:szCs w:val="28"/>
+          <w:lang w:val="en-IN"/>
+        </w:rPr>
+      </w:pPr>
+    </w:p>
+    <w:p>
+      <w:pPr>
+        <w:jc w:val="center"/>
+        <w:rPr>
+          <w:rFonts w:hint="default" w:ascii="Arial" w:hAnsi="Arial" w:eastAsia="SimSun" w:cs="Arial"/>
+          <w:sz w:val="28"/>
+          <w:szCs w:val="28"/>
+          <w:lang w:val="en-IN"/>
+        </w:rPr>
+      </w:pPr>
+    </w:p>
+    <w:p>
+      <w:pPr>
+        <w:jc w:val="center"/>
+        <w:rPr>
+          <w:rFonts w:hint="default" w:ascii="Arial" w:hAnsi="Arial" w:eastAsia="SimSun" w:cs="Arial"/>
+          <w:sz w:val="28"/>
+          <w:szCs w:val="28"/>
+          <w:lang w:val="en-IN"/>
+        </w:rPr>
+      </w:pPr>
+    </w:p>
+    <w:p>
+      <w:pPr>
+        <w:jc w:val="center"/>
+        <w:rPr>
+          <w:rFonts w:hint="default" w:ascii="Arial" w:hAnsi="Arial" w:eastAsia="SimSun" w:cs="Arial"/>
+          <w:sz w:val="28"/>
+          <w:szCs w:val="28"/>
+          <w:lang w:val="en-IN"/>
+        </w:rPr>
+      </w:pPr>
+    </w:p>
+    <w:p>
+      <w:pPr>
+        <w:pStyle w:val="3"/>
+        <w:keepNext w:val="0"/>
+        <w:keepLines w:val="0"/>
+        <w:widowControl/>
+        <w:suppressLineNumbers w:val="0"/>
+        <w:rPr>
+          <w:rFonts w:hint="default" w:ascii="Arial" w:hAnsi="Arial" w:cs="Arial"/>
+          <w:sz w:val="32"/>
+          <w:szCs w:val="32"/>
+        </w:rPr>
+        <w:sectPr>
+          <w:footerReference r:id="rId3" w:type="default"/>
+          <w:pgSz w:w="11906" w:h="16838"/>
+          <w:pgMar w:top="1440" w:right="1800" w:bottom="1440" w:left="1800" w:header="720" w:footer="720" w:gutter="0"/>
+          <w:pgNumType w:fmt="decimal"/>
+          <w:cols w:space="720" w:num="1"/>
+          <w:docGrid w:linePitch="360" w:charSpace="0"/>
+        </w:sectPr>
+      </w:pPr>
+    </w:p>
+    <w:p>
+      <w:pPr>
+        <w:pStyle w:val="3"/>
+        <w:keepNext w:val="0"/>
+        <w:keepLines w:val="0"/>
+        <w:widowControl/>
+        <w:suppressLineNumbers w:val="0"/>
+        <w:rPr>
+          <w:rFonts w:hint="default" w:ascii="Arial" w:hAnsi="Arial" w:cs="Arial"/>
+          <w:sz w:val="32"/>
+          <w:szCs w:val="32"/>
+        </w:rPr>
+      </w:pPr>
+      <w:r>
+        <w:rPr>
+          <w:rFonts w:hint="default" w:ascii="Arial" w:hAnsi="Arial" w:cs="Arial"/>
+          <w:sz w:val="32"/>
+          <w:szCs w:val="32"/>
+        </w:rPr>
+        <w:t>Conclusion</w:t>
+      </w:r>
+    </w:p>
+    <w:p>
+      <w:pPr>
+        <w:pStyle w:val="10"/>
+        <w:keepNext w:val="0"/>
+        <w:keepLines w:val="0"/>
+        <w:widowControl/>
+        <w:suppressLineNumbers w:val="0"/>
+        <w:spacing w:before="0" w:beforeAutospacing="1" w:after="0" w:afterAutospacing="1"/>
+        <w:ind w:left="0" w:right="0"/>
+        <w:rPr>
+          <w:rFonts w:hint="default" w:ascii="Arial" w:hAnsi="Arial" w:cs="Arial"/>
+          <w:sz w:val="32"/>
+          <w:szCs w:val="32"/>
+        </w:rPr>
+      </w:pPr>
+      <w:r>
+        <w:rPr>
+          <w:rFonts w:hint="default" w:ascii="Arial" w:hAnsi="Arial" w:cs="Arial"/>
+          <w:sz w:val="32"/>
+          <w:szCs w:val="32"/>
+        </w:rPr>
+        <w:t>In this report, I analyzed 3 verified phishing URLs collected from PhishTank. All 3 URLs were confirmed as 100% phishing and were actively online at the time of analysis.</w:t>
+      </w:r>
+    </w:p>
+    <w:p>
+      <w:pPr>
+        <w:pStyle w:val="10"/>
+        <w:keepNext w:val="0"/>
+        <w:keepLines w:val="0"/>
+        <w:widowControl/>
+        <w:suppressLineNumbers w:val="0"/>
+        <w:spacing w:before="0" w:beforeAutospacing="1" w:after="0" w:afterAutospacing="1"/>
+        <w:ind w:left="0" w:right="0"/>
+        <w:rPr>
+          <w:rFonts w:hint="default" w:ascii="Arial" w:hAnsi="Arial" w:cs="Arial"/>
+          <w:sz w:val="32"/>
+          <w:szCs w:val="32"/>
+        </w:rPr>
+      </w:pPr>
+      <w:r>
+        <w:rPr>
+          <w:rFonts w:hint="default" w:ascii="Arial" w:hAnsi="Arial" w:cs="Arial"/>
+          <w:sz w:val="32"/>
+          <w:szCs w:val="32"/>
+        </w:rPr>
+        <w:t xml:space="preserve">The attackers used techniques such as </w:t>
+      </w:r>
+      <w:r>
+        <w:rPr>
+          <w:rStyle w:val="11"/>
+          <w:rFonts w:hint="default" w:ascii="Arial" w:hAnsi="Arial" w:cs="Arial"/>
+          <w:sz w:val="32"/>
+          <w:szCs w:val="32"/>
+        </w:rPr>
+        <w:t>Subdomain Spoofing</w:t>
+      </w:r>
+      <w:r>
+        <w:rPr>
+          <w:rFonts w:hint="default" w:ascii="Arial" w:hAnsi="Arial" w:cs="Arial"/>
+          <w:sz w:val="32"/>
+          <w:szCs w:val="32"/>
+        </w:rPr>
+        <w:t xml:space="preserve"> and </w:t>
+      </w:r>
+      <w:r>
+        <w:rPr>
+          <w:rStyle w:val="11"/>
+          <w:rFonts w:hint="default" w:ascii="Arial" w:hAnsi="Arial" w:cs="Arial"/>
+          <w:sz w:val="32"/>
+          <w:szCs w:val="32"/>
+        </w:rPr>
+        <w:t>Domain Lookalike</w:t>
+      </w:r>
+      <w:r>
+        <w:rPr>
+          <w:rFonts w:hint="default" w:ascii="Arial" w:hAnsi="Arial" w:cs="Arial"/>
+          <w:sz w:val="32"/>
+          <w:szCs w:val="32"/>
+        </w:rPr>
+        <w:t xml:space="preserve"> to create fake websites that closely resembled real brands like SMBC Bank, Allegro Lokalnie and Raiffeisen Bank. The main goal of these attacks was to steal victims' login credentials, banking details and money.</w:t>
+      </w:r>
+    </w:p>
+    <w:p>
+      <w:pPr>
+        <w:pStyle w:val="10"/>
+        <w:keepNext w:val="0"/>
+        <w:keepLines w:val="0"/>
+        <w:widowControl/>
+        <w:suppressLineNumbers w:val="0"/>
+        <w:spacing w:before="0" w:beforeAutospacing="1" w:after="0" w:afterAutospacing="1"/>
+        <w:ind w:left="0" w:right="0"/>
+        <w:rPr>
+          <w:rFonts w:hint="default" w:ascii="Arial" w:hAnsi="Arial" w:cs="Arial"/>
+          <w:sz w:val="32"/>
+          <w:szCs w:val="32"/>
+        </w:rPr>
+      </w:pPr>
+      <w:r>
+        <w:rPr>
+          <w:rFonts w:hint="default" w:ascii="Arial" w:hAnsi="Arial" w:cs="Arial"/>
+          <w:sz w:val="32"/>
+          <w:szCs w:val="32"/>
+        </w:rPr>
+        <w:t xml:space="preserve">The key lesson from this analysis is that users should always </w:t>
+      </w:r>
+      <w:r>
+        <w:rPr>
+          <w:rStyle w:val="11"/>
+          <w:rFonts w:hint="default" w:ascii="Arial" w:hAnsi="Arial" w:cs="Arial"/>
+          <w:sz w:val="32"/>
+          <w:szCs w:val="32"/>
+        </w:rPr>
+        <w:t>verify the URL carefully</w:t>
+      </w:r>
+      <w:r>
+        <w:rPr>
+          <w:rFonts w:hint="default" w:ascii="Arial" w:hAnsi="Arial" w:cs="Arial"/>
+          <w:sz w:val="32"/>
+          <w:szCs w:val="32"/>
+        </w:rPr>
+        <w:t xml:space="preserve">, </w:t>
+      </w:r>
+      <w:r>
+        <w:rPr>
+          <w:rStyle w:val="11"/>
+          <w:rFonts w:hint="default" w:ascii="Arial" w:hAnsi="Arial" w:cs="Arial"/>
+          <w:sz w:val="32"/>
+          <w:szCs w:val="32"/>
+        </w:rPr>
+        <w:t>check the sender email</w:t>
+      </w:r>
+      <w:r>
+        <w:rPr>
+          <w:rFonts w:hint="default" w:ascii="Arial" w:hAnsi="Arial" w:cs="Arial"/>
+          <w:sz w:val="32"/>
+          <w:szCs w:val="32"/>
+        </w:rPr>
+        <w:t xml:space="preserve">, and </w:t>
+      </w:r>
+      <w:r>
+        <w:rPr>
+          <w:rStyle w:val="11"/>
+          <w:rFonts w:hint="default" w:ascii="Arial" w:hAnsi="Arial" w:cs="Arial"/>
+          <w:sz w:val="32"/>
+          <w:szCs w:val="32"/>
+        </w:rPr>
+        <w:t>never share sensitive information</w:t>
+      </w:r>
+      <w:r>
+        <w:rPr>
+          <w:rFonts w:hint="default" w:ascii="Arial" w:hAnsi="Arial" w:cs="Arial"/>
+          <w:sz w:val="32"/>
+          <w:szCs w:val="32"/>
+        </w:rPr>
+        <w:t xml:space="preserve"> through email links. Real banks and companies will never ask for OTP or passwords through email.</w:t>
+      </w:r>
+    </w:p>
+    <w:p>
+      <w:pPr>
+        <w:keepNext w:val="0"/>
+        <w:keepLines w:val="0"/>
+        <w:widowControl/>
+        <w:suppressLineNumbers w:val="0"/>
+        <w:rPr>
+          <w:rFonts w:hint="default" w:ascii="Arial" w:hAnsi="Arial" w:cs="Arial"/>
+          <w:sz w:val="32"/>
+          <w:szCs w:val="32"/>
+        </w:rPr>
+      </w:pPr>
+      <w:r>
+        <w:rPr>
+          <w:rFonts w:hint="default" w:ascii="Arial" w:hAnsi="Arial" w:cs="Arial"/>
+          <w:sz w:val="32"/>
+          <w:szCs w:val="32"/>
+        </w:rPr>
+        <w:pict>
+          <v:rect id="_x0000_i1026" o:spt="1" style="height:1.5pt;width:432pt;" fillcolor="#A0A0A0" filled="t" stroked="f" coordsize="21600,21600" o:hr="t" o:hrstd="t" o:hralign="center">
+            <v:path/>
+            <v:fill on="t" focussize="0,0"/>
+            <v:stroke on="f"/>
+            <v:imagedata o:title=""/>
+            <o:lock v:ext="edit"/>
+            <w10:wrap type="none"/>
+            <w10:anchorlock/>
+          </v:rect>
+        </w:pict>
+      </w:r>
+    </w:p>
+    <w:p>
+      <w:pPr>
+        <w:pStyle w:val="3"/>
+        <w:keepNext w:val="0"/>
+        <w:keepLines w:val="0"/>
+        <w:widowControl/>
+        <w:suppressLineNumbers w:val="0"/>
+        <w:rPr>
+          <w:rFonts w:hint="default" w:ascii="Arial" w:hAnsi="Arial" w:cs="Arial"/>
+          <w:sz w:val="32"/>
+          <w:szCs w:val="32"/>
+        </w:rPr>
+      </w:pPr>
+      <w:r>
+        <w:rPr>
+          <w:rFonts w:hint="default" w:ascii="Arial" w:hAnsi="Arial" w:cs="Arial"/>
+          <w:sz w:val="32"/>
+          <w:szCs w:val="32"/>
+        </w:rPr>
+        <w:t>References</w:t>
+      </w:r>
+    </w:p>
+    <w:tbl>
+      <w:tblPr>
+        <w:tblStyle w:val="5"/>
+        <w:tblW w:w="0" w:type="auto"/>
+        <w:tblCellSpacing w:w="15" w:type="dxa"/>
+        <w:tblInd w:w="0" w:type="dxa"/>
+        <w:tblBorders>
+          <w:top w:val="none" w:color="auto" w:sz="0" w:space="0"/>
+          <w:left w:val="none" w:color="auto" w:sz="0" w:space="0"/>
+          <w:bottom w:val="none" w:color="auto" w:sz="0" w:space="0"/>
+          <w:right w:val="none" w:color="auto" w:sz="0" w:space="0"/>
+          <w:insideH w:val="none" w:color="auto" w:sz="0" w:space="0"/>
+          <w:insideV w:val="none" w:color="auto" w:sz="0" w:space="0"/>
+        </w:tblBorders>
+        <w:shd w:val="clear" w:color="auto" w:fill="auto"/>
+        <w:tblLayout w:type="autofit"/>
+        <w:tblCellMar>
+          <w:top w:w="15" w:type="dxa"/>
+          <w:left w:w="15" w:type="dxa"/>
+          <w:bottom w:w="15" w:type="dxa"/>
+          <w:right w:w="15" w:type="dxa"/>
+        </w:tblCellMar>
+      </w:tblPr>
+      <w:tblGrid>
+        <w:gridCol w:w="2383"/>
+        <w:gridCol w:w="6013"/>
+      </w:tblGrid>
+      <w:tr>
+        <w:tblPrEx>
+          <w:tblBorders>
+            <w:top w:val="none" w:color="auto" w:sz="0" w:space="0"/>
+            <w:left w:val="none" w:color="auto" w:sz="0" w:space="0"/>
+            <w:bottom w:val="none" w:color="auto" w:sz="0" w:space="0"/>
+            <w:right w:val="none" w:color="auto" w:sz="0" w:space="0"/>
+            <w:insideH w:val="none" w:color="auto" w:sz="0" w:space="0"/>
+            <w:insideV w:val="none" w:color="auto" w:sz="0" w:space="0"/>
+          </w:tblBorders>
+          <w:shd w:val="clear" w:color="auto" w:fill="auto"/>
+          <w:tblCellMar>
+            <w:top w:w="15" w:type="dxa"/>
+            <w:left w:w="15" w:type="dxa"/>
+            <w:bottom w:w="15" w:type="dxa"/>
+            <w:right w:w="15" w:type="dxa"/>
+          </w:tblCellMar>
+        </w:tblPrEx>
+        <w:trPr>
+          <w:tblCellSpacing w:w="15" w:type="dxa"/>
+        </w:trPr>
+        <w:tc>
+          <w:tcPr>
+            <w:tcW w:w="0" w:type="auto"/>
+            <w:shd w:val="clear" w:color="auto" w:fill="auto"/>
             <w:vAlign w:val="center"/>
           </w:tcPr>
           <w:p>
@@ -6233,7 +6156,7 @@
         <w:tc>
           <w:tcPr>
             <w:tcW w:w="0" w:type="auto"/>
-            <w:shd w:val="clear"/>
+            <w:shd w:val="clear" w:color="auto" w:fill="auto"/>
             <w:vAlign w:val="center"/>
           </w:tcPr>
           <w:p>
@@ -6276,7 +6199,6 @@
             <w:insideH w:val="none" w:color="auto" w:sz="0" w:space="0"/>
             <w:insideV w:val="none" w:color="auto" w:sz="0" w:space="0"/>
           </w:tblBorders>
-          <w:shd w:val="clear"/>
           <w:tblCellMar>
             <w:top w:w="15" w:type="dxa"/>
             <w:left w:w="15" w:type="dxa"/>
@@ -6290,7 +6212,7 @@
         <w:tc>
           <w:tcPr>
             <w:tcW w:w="0" w:type="auto"/>
-            <w:shd w:val="clear"/>
+            <w:shd w:val="clear" w:color="auto" w:fill="auto"/>
             <w:vAlign w:val="center"/>
           </w:tcPr>
           <w:p>
@@ -6321,7 +6243,7 @@
         <w:tc>
           <w:tcPr>
             <w:tcW w:w="0" w:type="auto"/>
-            <w:shd w:val="clear"/>
+            <w:shd w:val="clear" w:color="auto" w:fill="auto"/>
             <w:vAlign w:val="center"/>
           </w:tcPr>
           <w:p>
@@ -6360,7 +6282,6 @@
             <w:insideH w:val="none" w:color="auto" w:sz="0" w:space="0"/>
             <w:insideV w:val="none" w:color="auto" w:sz="0" w:space="0"/>
           </w:tblBorders>
-          <w:shd w:val="clear"/>
           <w:tblCellMar>
             <w:top w:w="15" w:type="dxa"/>
             <w:left w:w="15" w:type="dxa"/>
@@ -6374,7 +6295,7 @@
         <w:tc>
           <w:tcPr>
             <w:tcW w:w="0" w:type="auto"/>
-            <w:shd w:val="clear"/>
+            <w:shd w:val="clear" w:color="auto" w:fill="auto"/>
             <w:vAlign w:val="center"/>
           </w:tcPr>
           <w:p>
@@ -6405,7 +6326,7 @@
         <w:tc>
           <w:tcPr>
             <w:tcW w:w="0" w:type="auto"/>
-            <w:shd w:val="clear"/>
+            <w:shd w:val="clear" w:color="auto" w:fill="auto"/>
             <w:vAlign w:val="center"/>
           </w:tcPr>
           <w:p>
@@ -6444,7 +6365,6 @@
             <w:insideH w:val="none" w:color="auto" w:sz="0" w:space="0"/>
             <w:insideV w:val="none" w:color="auto" w:sz="0" w:space="0"/>
           </w:tblBorders>
-          <w:shd w:val="clear"/>
           <w:tblCellMar>
             <w:top w:w="15" w:type="dxa"/>
             <w:left w:w="15" w:type="dxa"/>
@@ -6458,7 +6378,7 @@
         <w:tc>
           <w:tcPr>
             <w:tcW w:w="0" w:type="auto"/>
-            <w:shd w:val="clear"/>
+            <w:shd w:val="clear" w:color="auto" w:fill="auto"/>
             <w:vAlign w:val="center"/>
           </w:tcPr>
           <w:p>
@@ -6489,7 +6409,7 @@
         <w:tc>
           <w:tcPr>
             <w:tcW w:w="0" w:type="auto"/>
-            <w:shd w:val="clear"/>
+            <w:shd w:val="clear" w:color="auto" w:fill="auto"/>
             <w:vAlign w:val="center"/>
           </w:tcPr>
           <w:p>
@@ -6528,7 +6448,6 @@
             <w:insideH w:val="none" w:color="auto" w:sz="0" w:space="0"/>
             <w:insideV w:val="none" w:color="auto" w:sz="0" w:space="0"/>
           </w:tblBorders>
-          <w:shd w:val="clear"/>
           <w:tblCellMar>
             <w:top w:w="15" w:type="dxa"/>
             <w:left w:w="15" w:type="dxa"/>
@@ -6542,7 +6461,7 @@
         <w:tc>
           <w:tcPr>
             <w:tcW w:w="0" w:type="auto"/>
-            <w:shd w:val="clear"/>
+            <w:shd w:val="clear" w:color="auto" w:fill="auto"/>
             <w:vAlign w:val="center"/>
           </w:tcPr>
           <w:p>
@@ -6573,7 +6492,7 @@
         <w:tc>
           <w:tcPr>
             <w:tcW w:w="0" w:type="auto"/>
-            <w:shd w:val="clear"/>
+            <w:shd w:val="clear" w:color="auto" w:fill="auto"/>
             <w:vAlign w:val="center"/>
           </w:tcPr>
           <w:p>
@@ -6584,9 +6503,11 @@
               <w:suppressLineNumbers w:val="0"/>
               <w:jc w:val="left"/>
               <w:rPr>
-                <w:rFonts w:hint="default" w:ascii="Arial" w:hAnsi="Arial" w:cs="Arial"/>
-                <w:sz w:val="32"/>
-                <w:szCs w:val="32"/>
+                <w:rFonts w:hint="default" w:ascii="Arial" w:hAnsi="Arial" w:eastAsia="SimSun" w:cs="Arial"/>
+                <w:kern w:val="0"/>
+                <w:sz w:val="32"/>
+                <w:szCs w:val="32"/>
+                <w:lang w:val="en-US" w:eastAsia="zh-CN" w:bidi="ar"/>
               </w:rPr>
             </w:pPr>
             <w:r>
@@ -6598,6 +6519,129 @@
                 <w:lang w:val="en-US" w:eastAsia="zh-CN" w:bidi="ar"/>
               </w:rPr>
               <w:t>Submission #9423198</w:t>
+            </w:r>
+          </w:p>
+        </w:tc>
+      </w:tr>
+      <w:tr>
+        <w:tblPrEx>
+          <w:tblBorders>
+            <w:top w:val="none" w:color="auto" w:sz="0" w:space="0"/>
+            <w:left w:val="none" w:color="auto" w:sz="0" w:space="0"/>
+            <w:bottom w:val="none" w:color="auto" w:sz="0" w:space="0"/>
+            <w:right w:val="none" w:color="auto" w:sz="0" w:space="0"/>
+            <w:insideH w:val="none" w:color="auto" w:sz="0" w:space="0"/>
+            <w:insideV w:val="none" w:color="auto" w:sz="0" w:space="0"/>
+          </w:tblBorders>
+          <w:shd w:val="clear" w:color="auto" w:fill="auto"/>
+          <w:tblCellMar>
+            <w:top w:w="15" w:type="dxa"/>
+            <w:left w:w="15" w:type="dxa"/>
+            <w:bottom w:w="15" w:type="dxa"/>
+            <w:right w:w="15" w:type="dxa"/>
+          </w:tblCellMar>
+        </w:tblPrEx>
+        <w:trPr>
+          <w:tblCellSpacing w:w="15" w:type="dxa"/>
+        </w:trPr>
+        <w:tc>
+          <w:tcPr>
+            <w:tcW w:w="0" w:type="auto"/>
+            <w:shd w:val="clear" w:color="auto" w:fill="auto"/>
+            <w:vAlign w:val="center"/>
+          </w:tcPr>
+          <w:p>
+            <w:pPr>
+              <w:keepNext w:val="0"/>
+              <w:keepLines w:val="0"/>
+              <w:widowControl/>
+              <w:suppressLineNumbers w:val="0"/>
+              <w:jc w:val="left"/>
+              <w:rPr>
+                <w:rFonts w:hint="default" w:ascii="Arial" w:hAnsi="Arial" w:eastAsia="SimSun" w:cs="Arial"/>
+                <w:kern w:val="0"/>
+                <w:sz w:val="32"/>
+                <w:szCs w:val="32"/>
+                <w:lang w:val="en-IN" w:eastAsia="zh-CN" w:bidi="ar"/>
+              </w:rPr>
+            </w:pPr>
+            <w:r>
+              <w:rPr>
+                <w:rFonts w:hint="default" w:ascii="Arial" w:hAnsi="Arial" w:eastAsia="SimSun" w:cs="Arial"/>
+                <w:kern w:val="0"/>
+                <w:sz w:val="32"/>
+                <w:szCs w:val="32"/>
+                <w:lang w:val="en-IN" w:eastAsia="zh-CN" w:bidi="ar"/>
+              </w:rPr>
+              <w:t>Github repository</w:t>
+            </w:r>
+          </w:p>
+        </w:tc>
+        <w:tc>
+          <w:tcPr>
+            <w:tcW w:w="0" w:type="auto"/>
+            <w:shd w:val="clear" w:color="auto" w:fill="auto"/>
+            <w:vAlign w:val="center"/>
+          </w:tcPr>
+          <w:p>
+            <w:pPr>
+              <w:keepNext w:val="0"/>
+              <w:keepLines w:val="0"/>
+              <w:widowControl/>
+              <w:suppressLineNumbers w:val="0"/>
+              <w:jc w:val="left"/>
+              <w:rPr>
+                <w:rFonts w:hint="default" w:ascii="Arial" w:hAnsi="Arial" w:eastAsia="SimSun" w:cs="Arial"/>
+                <w:kern w:val="0"/>
+                <w:sz w:val="32"/>
+                <w:szCs w:val="32"/>
+                <w:lang w:val="en-US" w:eastAsia="zh-CN" w:bidi="ar"/>
+              </w:rPr>
+            </w:pPr>
+            <w:r>
+              <w:rPr>
+                <w:rStyle w:val="11"/>
+                <w:rFonts w:hint="default" w:ascii="Arial" w:hAnsi="Arial" w:eastAsia="SimSun" w:cs="Arial"/>
+                <w:sz w:val="24"/>
+                <w:szCs w:val="24"/>
+              </w:rPr>
+              <w:fldChar w:fldCharType="begin"/>
+            </w:r>
+            <w:r>
+              <w:rPr>
+                <w:rStyle w:val="11"/>
+                <w:rFonts w:hint="default" w:ascii="Arial" w:hAnsi="Arial" w:eastAsia="SimSun" w:cs="Arial"/>
+                <w:sz w:val="24"/>
+                <w:szCs w:val="24"/>
+              </w:rPr>
+              <w:instrText xml:space="preserve"> HYPERLINK "https://github.com/ponskiruthika23-create/FUTURE_CS_02" </w:instrText>
+            </w:r>
+            <w:r>
+              <w:rPr>
+                <w:rStyle w:val="11"/>
+                <w:rFonts w:hint="default" w:ascii="Arial" w:hAnsi="Arial" w:eastAsia="SimSun" w:cs="Arial"/>
+                <w:sz w:val="24"/>
+                <w:szCs w:val="24"/>
+              </w:rPr>
+              <w:fldChar w:fldCharType="separate"/>
+            </w:r>
+            <w:r>
+              <w:rPr>
+                <w:rStyle w:val="9"/>
+                <w:rFonts w:hint="default" w:ascii="Arial" w:hAnsi="Arial" w:eastAsia="SimSun" w:cs="Arial"/>
+                <w:sz w:val="24"/>
+                <w:szCs w:val="24"/>
+              </w:rPr>
+              <w:t>https://github.com/ponskiruthika23-create/FUTURE_CS_02</w:t>
+            </w:r>
+            <w:r>
+              <w:rPr>
+                <w:rStyle w:val="11"/>
+                <w:rFonts w:hint="default" w:ascii="Arial" w:hAnsi="Arial" w:eastAsia="SimSun" w:cs="Arial"/>
+                <w:sz w:val="24"/>
+                <w:szCs w:val="24"/>
+              </w:rPr>
+              <w:fldChar w:fldCharType="end"/>
             </w:r>
           </w:p>
         </w:tc>
@@ -6667,22 +6711,6 @@
                       <a:ln w="6350">
                         <a:noFill/>
                       </a:ln>
-                      <a:extLst>
-                        <a:ext uri="{909E8E84-426E-40DD-AFC4-6F175D3DCCD1}">
-                          <a14:hiddenFill xmlns:a14="http://schemas.microsoft.com/office/drawing/2010/main">
-                            <a:solidFill>
-                              <a:schemeClr val="lt1"/>
-                            </a:solidFill>
-                          </a14:hiddenFill>
-                        </a:ext>
-                        <a:ext uri="{91240B29-F687-4F45-9708-019B960494DF}">
-                          <a14:hiddenLine xmlns:a14="http://schemas.microsoft.com/office/drawing/2010/main" w="6350">
-                            <a:solidFill>
-                              <a:prstClr val="black"/>
-                            </a:solidFill>
-                          </a14:hiddenLine>
-                        </a:ext>
-                      </a:extLst>
                     </wps:spPr>
                     <wps:style>
                       <a:lnRef idx="0">
@@ -6733,7 +6761,7 @@
         </mc:Choice>
         <mc:Fallback>
           <w:pict>
-            <v:shape id="_x0000_s1026" o:spid="_x0000_s1026" o:spt="202" type="#_x0000_t202" style="position:absolute;left:0pt;margin-top:0pt;height:144pt;width:144pt;mso-position-horizontal:center;mso-position-horizontal-relative:margin;mso-wrap-style:none;z-index:251659264;mso-width-relative:page;mso-height-relative:page;" filled="f" stroked="f" coordsize="21600,21600" o:gfxdata="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">
+            <v:shape id="_x0000_s1026" o:spid="_x0000_s1026" o:spt="202" type="#_x0000_t202" style="position:absolute;left:0pt;margin-top:0pt;height:144pt;width:144pt;mso-position-horizontal:center;mso-position-horizontal-relative:margin;mso-wrap-style:none;z-index:251659264;mso-width-relative:page;mso-height-relative:page;" filled="f" stroked="f" coordsize="21600,21600" o:gfxdata="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">
               <v:fill on="f" focussize="0,0"/>
               <v:stroke on="f" weight="0.5pt"/>
               <v:imagedata o:title=""/>
@@ -8034,7 +8062,7 @@
     <w:lsdException w:unhideWhenUsed="0" w:uiPriority="0" w:semiHidden="0" w:name="Normal Indent"/>
     <w:lsdException w:unhideWhenUsed="0" w:uiPriority="0" w:semiHidden="0" w:name="footnote text"/>
     <w:lsdException w:unhideWhenUsed="0" w:uiPriority="0" w:semiHidden="0" w:name="annotation text"/>
-    <w:lsdException w:unhideWhenUsed="0" w:uiPriority="0" w:semiHidden="0" w:name="header"/>
+    <w:lsdException w:qFormat="1" w:unhideWhenUsed="0" w:uiPriority="0" w:semiHidden="0" w:name="header"/>
     <w:lsdException w:unhideWhenUsed="0" w:uiPriority="0" w:semiHidden="0" w:name="footer"/>
     <w:lsdException w:unhideWhenUsed="0" w:uiPriority="0" w:semiHidden="0" w:name="index heading"/>
     <w:lsdException w:qFormat="1" w:uiPriority="0" w:name="caption"/>
@@ -8088,18 +8116,18 @@
     <w:lsdException w:unhideWhenUsed="0" w:uiPriority="0" w:semiHidden="0" w:name="Body Text Indent 2"/>
     <w:lsdException w:unhideWhenUsed="0" w:uiPriority="0" w:semiHidden="0" w:name="Body Text Indent 3"/>
     <w:lsdException w:unhideWhenUsed="0" w:uiPriority="0" w:semiHidden="0" w:name="Block Text"/>
-    <w:lsdException w:unhideWhenUsed="0" w:uiPriority="0" w:semiHidden="0" w:name="Hyperlink"/>
+    <w:lsdException w:qFormat="1" w:unhideWhenUsed="0" w:uiPriority="0" w:semiHidden="0" w:name="Hyperlink"/>
     <w:lsdException w:unhideWhenUsed="0" w:uiPriority="0" w:semiHidden="0" w:name="FollowedHyperlink"/>
     <w:lsdException w:qFormat="1" w:unhideWhenUsed="0" w:uiPriority="0" w:semiHidden="0" w:name="Strong"/>
     <w:lsdException w:qFormat="1" w:unhideWhenUsed="0" w:uiPriority="0" w:semiHidden="0" w:name="Emphasis"/>
     <w:lsdException w:unhideWhenUsed="0" w:uiPriority="0" w:semiHidden="0" w:name="Document Map"/>
     <w:lsdException w:unhideWhenUsed="0" w:uiPriority="0" w:semiHidden="0" w:name="Plain Text"/>
     <w:lsdException w:unhideWhenUsed="0" w:uiPriority="0" w:semiHidden="0" w:name="E-mail Signature"/>
-    <w:lsdException w:unhideWhenUsed="0" w:uiPriority="0" w:semiHidden="0" w:name="Normal (Web)"/>
+    <w:lsdException w:qFormat="1" w:unhideWhenUsed="0" w:uiPriority="0" w:semiHidden="0" w:name="Normal (Web)"/>
     <w:lsdException w:unhideWhenUsed="0" w:uiPriority="0" w:semiHidden="0" w:name="HTML Acronym"/>
     <w:lsdException w:unhideWhenUsed="0" w:uiPriority="0" w:semiHidden="0" w:name="HTML Address"/>
     <w:lsdException w:unhideWhenUsed="0" w:uiPriority="0" w:semiHidden="0" w:name="HTML Cite"/>
-    <w:lsdException w:unhideWhenUsed="0" w:uiPriority="0" w:semiHidden="0" w:name="HTML Code"/>
+    <w:lsdException w:qFormat="1" w:unhideWhenUsed="0" w:uiPriority="0" w:semiHidden="0" w:name="HTML Code"/>
     <w:lsdException w:unhideWhenUsed="0" w:uiPriority="0" w:semiHidden="0" w:name="HTML Definition"/>
     <w:lsdException w:unhideWhenUsed="0" w:uiPriority="0" w:semiHidden="0" w:name="HTML Keyboard"/>
     <w:lsdException w:unhideWhenUsed="0" w:uiPriority="0" w:semiHidden="0" w:name="HTML Preformatted"/>
@@ -8344,6 +8372,7 @@
   <w:style w:type="paragraph" w:styleId="7">
     <w:name w:val="header"/>
     <w:basedOn w:val="1"/>
+    <w:qFormat/>
     <w:uiPriority w:val="0"/>
     <w:pPr>
       <w:tabs>
@@ -8360,6 +8389,7 @@
   <w:style w:type="character" w:styleId="8">
     <w:name w:val="HTML Code"/>
     <w:basedOn w:val="4"/>
+    <w:qFormat/>
     <w:uiPriority w:val="0"/>
     <w:rPr>
       <w:rFonts w:ascii="Courier New" w:hAnsi="Courier New" w:cs="Courier New"/>
@@ -8367,16 +8397,27 @@
       <w:szCs w:val="20"/>
     </w:rPr>
   </w:style>
-  <w:style w:type="paragraph" w:styleId="9">
+  <w:style w:type="character" w:styleId="9">
+    <w:name w:val="Hyperlink"/>
+    <w:basedOn w:val="4"/>
+    <w:qFormat/>
+    <w:uiPriority w:val="0"/>
+    <w:rPr>
+      <w:color w:val="0000FF"/>
+      <w:u w:val="single"/>
+    </w:rPr>
+  </w:style>
+  <w:style w:type="paragraph" w:styleId="10">
     <w:name w:val="Normal (Web)"/>
     <w:basedOn w:val="1"/>
+    <w:qFormat/>
     <w:uiPriority w:val="0"/>
     <w:rPr>
       <w:sz w:val="24"/>
       <w:szCs w:val="24"/>
     </w:rPr>
   </w:style>
-  <w:style w:type="character" w:styleId="10">
+  <w:style w:type="character" w:styleId="11">
     <w:name w:val="Strong"/>
     <w:basedOn w:val="4"/>
     <w:qFormat/>

--- a/Phishing_Detection_Report_FUTURE_CS_02.docx
+++ b/Phishing_Detection_Report_FUTURE_CS_02.docx
@@ -875,6 +875,7 @@
             <w:insideH w:val="none" w:color="auto" w:sz="0" w:space="0"/>
             <w:insideV w:val="none" w:color="auto" w:sz="0" w:space="0"/>
           </w:tblBorders>
+          <w:shd w:val="clear" w:color="auto" w:fill="auto"/>
           <w:tblCellMar>
             <w:top w:w="15" w:type="dxa"/>
             <w:left w:w="15" w:type="dxa"/>
@@ -1706,6 +1707,7 @@
             <w:insideH w:val="none" w:color="auto" w:sz="0" w:space="0"/>
             <w:insideV w:val="none" w:color="auto" w:sz="0" w:space="0"/>
           </w:tblBorders>
+          <w:shd w:val="clear" w:color="auto" w:fill="auto"/>
           <w:tblCellMar>
             <w:top w:w="15" w:type="dxa"/>
             <w:left w:w="15" w:type="dxa"/>
@@ -2114,8 +2116,6 @@
           <w:lang w:val="en-IN"/>
         </w:rPr>
       </w:pPr>
-      <w:bookmarkStart w:id="0" w:name="_GoBack"/>
-      <w:bookmarkEnd w:id="0"/>
     </w:p>
     <w:p>
       <w:pPr>
@@ -2267,6 +2267,97 @@
             <w:insideH w:val="none" w:color="auto" w:sz="0" w:space="0"/>
             <w:insideV w:val="none" w:color="auto" w:sz="0" w:space="0"/>
           </w:tblBorders>
+          <w:tblCellMar>
+            <w:top w:w="15" w:type="dxa"/>
+            <w:left w:w="15" w:type="dxa"/>
+            <w:bottom w:w="15" w:type="dxa"/>
+            <w:right w:w="15" w:type="dxa"/>
+          </w:tblCellMar>
+        </w:tblPrEx>
+        <w:trPr>
+          <w:tblCellSpacing w:w="15" w:type="dxa"/>
+        </w:trPr>
+        <w:tc>
+          <w:tcPr>
+            <w:tcW w:w="0" w:type="auto"/>
+            <w:shd w:val="clear" w:color="auto" w:fill="auto"/>
+            <w:vAlign w:val="center"/>
+          </w:tcPr>
+          <w:p>
+            <w:pPr>
+              <w:keepNext w:val="0"/>
+              <w:keepLines w:val="0"/>
+              <w:widowControl/>
+              <w:suppressLineNumbers w:val="0"/>
+              <w:jc w:val="center"/>
+              <w:rPr>
+                <w:rFonts w:hint="default" w:ascii="Arial" w:hAnsi="Arial" w:cs="Arial"/>
+                <w:b/>
+                <w:bCs/>
+                <w:sz w:val="28"/>
+                <w:szCs w:val="28"/>
+              </w:rPr>
+            </w:pPr>
+            <w:r>
+              <w:rPr>
+                <w:rFonts w:hint="default" w:ascii="Arial" w:hAnsi="Arial" w:eastAsia="SimSun" w:cs="Arial"/>
+                <w:b/>
+                <w:bCs/>
+                <w:kern w:val="0"/>
+                <w:sz w:val="28"/>
+                <w:szCs w:val="28"/>
+                <w:lang w:val="en-US" w:eastAsia="zh-CN" w:bidi="ar"/>
+              </w:rPr>
+              <w:t>Field</w:t>
+            </w:r>
+          </w:p>
+        </w:tc>
+        <w:tc>
+          <w:tcPr>
+            <w:tcW w:w="0" w:type="auto"/>
+            <w:shd w:val="clear" w:color="auto" w:fill="auto"/>
+            <w:vAlign w:val="center"/>
+          </w:tcPr>
+          <w:p>
+            <w:pPr>
+              <w:keepNext w:val="0"/>
+              <w:keepLines w:val="0"/>
+              <w:widowControl/>
+              <w:suppressLineNumbers w:val="0"/>
+              <w:jc w:val="center"/>
+              <w:rPr>
+                <w:rFonts w:hint="default" w:ascii="Arial" w:hAnsi="Arial" w:cs="Arial"/>
+                <w:b/>
+                <w:bCs/>
+                <w:sz w:val="28"/>
+                <w:szCs w:val="28"/>
+              </w:rPr>
+            </w:pPr>
+            <w:r>
+              <w:rPr>
+                <w:rFonts w:hint="default" w:ascii="Arial" w:hAnsi="Arial" w:eastAsia="SimSun" w:cs="Arial"/>
+                <w:b/>
+                <w:bCs/>
+                <w:kern w:val="0"/>
+                <w:sz w:val="28"/>
+                <w:szCs w:val="28"/>
+                <w:lang w:val="en-US" w:eastAsia="zh-CN" w:bidi="ar"/>
+              </w:rPr>
+              <w:t>Details</w:t>
+            </w:r>
+          </w:p>
+        </w:tc>
+      </w:tr>
+      <w:tr>
+        <w:tblPrEx>
+          <w:tblBorders>
+            <w:top w:val="none" w:color="auto" w:sz="0" w:space="0"/>
+            <w:left w:val="none" w:color="auto" w:sz="0" w:space="0"/>
+            <w:bottom w:val="none" w:color="auto" w:sz="0" w:space="0"/>
+            <w:right w:val="none" w:color="auto" w:sz="0" w:space="0"/>
+            <w:insideH w:val="none" w:color="auto" w:sz="0" w:space="0"/>
+            <w:insideV w:val="none" w:color="auto" w:sz="0" w:space="0"/>
+          </w:tblBorders>
           <w:shd w:val="clear" w:color="auto" w:fill="auto"/>
           <w:tblCellMar>
             <w:top w:w="15" w:type="dxa"/>
@@ -2290,11 +2381,9 @@
               <w:keepLines w:val="0"/>
               <w:widowControl/>
               <w:suppressLineNumbers w:val="0"/>
-              <w:jc w:val="center"/>
+              <w:jc w:val="left"/>
               <w:rPr>
                 <w:rFonts w:hint="default" w:ascii="Arial" w:hAnsi="Arial" w:cs="Arial"/>
-                <w:b/>
-                <w:bCs/>
                 <w:sz w:val="28"/>
                 <w:szCs w:val="28"/>
               </w:rPr>
@@ -2302,14 +2391,12 @@
             <w:r>
               <w:rPr>
                 <w:rFonts w:hint="default" w:ascii="Arial" w:hAnsi="Arial" w:eastAsia="SimSun" w:cs="Arial"/>
-                <w:b/>
-                <w:bCs/>
                 <w:kern w:val="0"/>
                 <w:sz w:val="28"/>
                 <w:szCs w:val="28"/>
                 <w:lang w:val="en-US" w:eastAsia="zh-CN" w:bidi="ar"/>
               </w:rPr>
-              <w:t>Field</w:t>
+              <w:t>Submission ID</w:t>
             </w:r>
           </w:p>
         </w:tc>
@@ -2325,11 +2412,9 @@
               <w:keepLines w:val="0"/>
               <w:widowControl/>
               <w:suppressLineNumbers w:val="0"/>
-              <w:jc w:val="center"/>
+              <w:jc w:val="left"/>
               <w:rPr>
                 <w:rFonts w:hint="default" w:ascii="Arial" w:hAnsi="Arial" w:cs="Arial"/>
-                <w:b/>
-                <w:bCs/>
                 <w:sz w:val="28"/>
                 <w:szCs w:val="28"/>
               </w:rPr>
@@ -2337,14 +2422,12 @@
             <w:r>
               <w:rPr>
                 <w:rFonts w:hint="default" w:ascii="Arial" w:hAnsi="Arial" w:eastAsia="SimSun" w:cs="Arial"/>
-                <w:b/>
-                <w:bCs/>
                 <w:kern w:val="0"/>
                 <w:sz w:val="28"/>
                 <w:szCs w:val="28"/>
                 <w:lang w:val="en-US" w:eastAsia="zh-CN" w:bidi="ar"/>
               </w:rPr>
-              <w:t>Details</w:t>
+              <w:t>#9423209</w:t>
             </w:r>
           </w:p>
         </w:tc>
@@ -2359,6 +2442,7 @@
             <w:insideH w:val="none" w:color="auto" w:sz="0" w:space="0"/>
             <w:insideV w:val="none" w:color="auto" w:sz="0" w:space="0"/>
           </w:tblBorders>
+          <w:shd w:val="clear" w:color="auto" w:fill="auto"/>
           <w:tblCellMar>
             <w:top w:w="15" w:type="dxa"/>
             <w:left w:w="15" w:type="dxa"/>
@@ -2396,7 +2480,7 @@
                 <w:szCs w:val="28"/>
                 <w:lang w:val="en-US" w:eastAsia="zh-CN" w:bidi="ar"/>
               </w:rPr>
-              <w:t>Submission ID</w:t>
+              <w:t>Target Brand</w:t>
             </w:r>
           </w:p>
         </w:tc>
@@ -2427,7 +2511,7 @@
                 <w:szCs w:val="28"/>
                 <w:lang w:val="en-US" w:eastAsia="zh-CN" w:bidi="ar"/>
               </w:rPr>
-              <w:t>#9423209</w:t>
+              <w:t>Allegro Lokalnie — Polish online marketplace</w:t>
             </w:r>
           </w:p>
         </w:tc>
@@ -2442,6 +2526,7 @@
             <w:insideH w:val="none" w:color="auto" w:sz="0" w:space="0"/>
             <w:insideV w:val="none" w:color="auto" w:sz="0" w:space="0"/>
           </w:tblBorders>
+          <w:shd w:val="clear" w:color="auto" w:fill="auto"/>
           <w:tblCellMar>
             <w:top w:w="15" w:type="dxa"/>
             <w:left w:w="15" w:type="dxa"/>
@@ -2479,7 +2564,7 @@
                 <w:szCs w:val="28"/>
                 <w:lang w:val="en-US" w:eastAsia="zh-CN" w:bidi="ar"/>
               </w:rPr>
-              <w:t>Target Brand</w:t>
+              <w:t>Suspicious Domain</w:t>
             </w:r>
           </w:p>
         </w:tc>
@@ -2510,7 +2595,49 @@
                 <w:szCs w:val="28"/>
                 <w:lang w:val="en-US" w:eastAsia="zh-CN" w:bidi="ar"/>
               </w:rPr>
-              <w:t>Allegro Lokalnie — Polish online marketplace</w:t>
+              <w:t xml:space="preserve">Random numbers </w:t>
+            </w:r>
+            <w:r>
+              <w:rPr>
+                <w:rStyle w:val="8"/>
+                <w:rFonts w:hint="default" w:ascii="Arial" w:hAnsi="Arial" w:eastAsia="SimSun" w:cs="Arial"/>
+                <w:kern w:val="0"/>
+                <w:sz w:val="28"/>
+                <w:szCs w:val="28"/>
+                <w:lang w:val="en-US" w:eastAsia="zh-CN" w:bidi="ar"/>
+              </w:rPr>
+              <w:t>761273129gf-230</w:t>
+            </w:r>
+            <w:r>
+              <w:rPr>
+                <w:rFonts w:hint="default" w:ascii="Arial" w:hAnsi="Arial" w:eastAsia="SimSun" w:cs="Arial"/>
+                <w:kern w:val="0"/>
+                <w:sz w:val="28"/>
+                <w:szCs w:val="28"/>
+                <w:lang w:val="en-US" w:eastAsia="zh-CN" w:bidi="ar"/>
+              </w:rPr>
+              <w:t xml:space="preserve"> + unusual </w:t>
+            </w:r>
+            <w:r>
+              <w:rPr>
+                <w:rStyle w:val="8"/>
+                <w:rFonts w:hint="default" w:ascii="Arial" w:hAnsi="Arial" w:eastAsia="SimSun" w:cs="Arial"/>
+                <w:kern w:val="0"/>
+                <w:sz w:val="28"/>
+                <w:szCs w:val="28"/>
+                <w:lang w:val="en-US" w:eastAsia="zh-CN" w:bidi="ar"/>
+              </w:rPr>
+              <w:t>.lat</w:t>
+            </w:r>
+            <w:r>
+              <w:rPr>
+                <w:rFonts w:hint="default" w:ascii="Arial" w:hAnsi="Arial" w:eastAsia="SimSun" w:cs="Arial"/>
+                <w:kern w:val="0"/>
+                <w:sz w:val="28"/>
+                <w:szCs w:val="28"/>
+                <w:lang w:val="en-US" w:eastAsia="zh-CN" w:bidi="ar"/>
+              </w:rPr>
+              <w:t xml:space="preserve"> extension</w:t>
             </w:r>
           </w:p>
         </w:tc>
@@ -2525,6 +2652,7 @@
             <w:insideH w:val="none" w:color="auto" w:sz="0" w:space="0"/>
             <w:insideV w:val="none" w:color="auto" w:sz="0" w:space="0"/>
           </w:tblBorders>
+          <w:shd w:val="clear" w:color="auto" w:fill="auto"/>
           <w:tblCellMar>
             <w:top w:w="15" w:type="dxa"/>
             <w:left w:w="15" w:type="dxa"/>
@@ -2562,131 +2690,6 @@
                 <w:szCs w:val="28"/>
                 <w:lang w:val="en-US" w:eastAsia="zh-CN" w:bidi="ar"/>
               </w:rPr>
-              <w:t>Suspicious Domain</w:t>
-            </w:r>
-          </w:p>
-        </w:tc>
-        <w:tc>
-          <w:tcPr>
-            <w:tcW w:w="0" w:type="auto"/>
-            <w:shd w:val="clear" w:color="auto" w:fill="auto"/>
-            <w:vAlign w:val="center"/>
-          </w:tcPr>
-          <w:p>
-            <w:pPr>
-              <w:keepNext w:val="0"/>
-              <w:keepLines w:val="0"/>
-              <w:widowControl/>
-              <w:suppressLineNumbers w:val="0"/>
-              <w:jc w:val="left"/>
-              <w:rPr>
-                <w:rFonts w:hint="default" w:ascii="Arial" w:hAnsi="Arial" w:cs="Arial"/>
-                <w:sz w:val="28"/>
-                <w:szCs w:val="28"/>
-              </w:rPr>
-            </w:pPr>
-            <w:r>
-              <w:rPr>
-                <w:rFonts w:hint="default" w:ascii="Arial" w:hAnsi="Arial" w:eastAsia="SimSun" w:cs="Arial"/>
-                <w:kern w:val="0"/>
-                <w:sz w:val="28"/>
-                <w:szCs w:val="28"/>
-                <w:lang w:val="en-US" w:eastAsia="zh-CN" w:bidi="ar"/>
-              </w:rPr>
-              <w:t xml:space="preserve">Random numbers </w:t>
-            </w:r>
-            <w:r>
-              <w:rPr>
-                <w:rStyle w:val="8"/>
-                <w:rFonts w:hint="default" w:ascii="Arial" w:hAnsi="Arial" w:eastAsia="SimSun" w:cs="Arial"/>
-                <w:kern w:val="0"/>
-                <w:sz w:val="28"/>
-                <w:szCs w:val="28"/>
-                <w:lang w:val="en-US" w:eastAsia="zh-CN" w:bidi="ar"/>
-              </w:rPr>
-              <w:t>761273129gf-230</w:t>
-            </w:r>
-            <w:r>
-              <w:rPr>
-                <w:rFonts w:hint="default" w:ascii="Arial" w:hAnsi="Arial" w:eastAsia="SimSun" w:cs="Arial"/>
-                <w:kern w:val="0"/>
-                <w:sz w:val="28"/>
-                <w:szCs w:val="28"/>
-                <w:lang w:val="en-US" w:eastAsia="zh-CN" w:bidi="ar"/>
-              </w:rPr>
-              <w:t xml:space="preserve"> + unusual </w:t>
-            </w:r>
-            <w:r>
-              <w:rPr>
-                <w:rStyle w:val="8"/>
-                <w:rFonts w:hint="default" w:ascii="Arial" w:hAnsi="Arial" w:eastAsia="SimSun" w:cs="Arial"/>
-                <w:kern w:val="0"/>
-                <w:sz w:val="28"/>
-                <w:szCs w:val="28"/>
-                <w:lang w:val="en-US" w:eastAsia="zh-CN" w:bidi="ar"/>
-              </w:rPr>
-              <w:t>.lat</w:t>
-            </w:r>
-            <w:r>
-              <w:rPr>
-                <w:rFonts w:hint="default" w:ascii="Arial" w:hAnsi="Arial" w:eastAsia="SimSun" w:cs="Arial"/>
-                <w:kern w:val="0"/>
-                <w:sz w:val="28"/>
-                <w:szCs w:val="28"/>
-                <w:lang w:val="en-US" w:eastAsia="zh-CN" w:bidi="ar"/>
-              </w:rPr>
-              <w:t xml:space="preserve"> extension</w:t>
-            </w:r>
-          </w:p>
-        </w:tc>
-      </w:tr>
-      <w:tr>
-        <w:tblPrEx>
-          <w:tblBorders>
-            <w:top w:val="none" w:color="auto" w:sz="0" w:space="0"/>
-            <w:left w:val="none" w:color="auto" w:sz="0" w:space="0"/>
-            <w:bottom w:val="none" w:color="auto" w:sz="0" w:space="0"/>
-            <w:right w:val="none" w:color="auto" w:sz="0" w:space="0"/>
-            <w:insideH w:val="none" w:color="auto" w:sz="0" w:space="0"/>
-            <w:insideV w:val="none" w:color="auto" w:sz="0" w:space="0"/>
-          </w:tblBorders>
-          <w:tblCellMar>
-            <w:top w:w="15" w:type="dxa"/>
-            <w:left w:w="15" w:type="dxa"/>
-            <w:bottom w:w="15" w:type="dxa"/>
-            <w:right w:w="15" w:type="dxa"/>
-          </w:tblCellMar>
-        </w:tblPrEx>
-        <w:trPr>
-          <w:tblCellSpacing w:w="15" w:type="dxa"/>
-        </w:trPr>
-        <w:tc>
-          <w:tcPr>
-            <w:tcW w:w="0" w:type="auto"/>
-            <w:shd w:val="clear" w:color="auto" w:fill="auto"/>
-            <w:vAlign w:val="center"/>
-          </w:tcPr>
-          <w:p>
-            <w:pPr>
-              <w:keepNext w:val="0"/>
-              <w:keepLines w:val="0"/>
-              <w:widowControl/>
-              <w:suppressLineNumbers w:val="0"/>
-              <w:jc w:val="left"/>
-              <w:rPr>
-                <w:rFonts w:hint="default" w:ascii="Arial" w:hAnsi="Arial" w:cs="Arial"/>
-                <w:sz w:val="28"/>
-                <w:szCs w:val="28"/>
-              </w:rPr>
-            </w:pPr>
-            <w:r>
-              <w:rPr>
-                <w:rFonts w:hint="default" w:ascii="Arial" w:hAnsi="Arial" w:eastAsia="SimSun" w:cs="Arial"/>
-                <w:kern w:val="0"/>
-                <w:sz w:val="28"/>
-                <w:szCs w:val="28"/>
-                <w:lang w:val="en-US" w:eastAsia="zh-CN" w:bidi="ar"/>
-              </w:rPr>
               <w:t>Technique</w:t>
             </w:r>
           </w:p>
@@ -2733,6 +2736,7 @@
             <w:insideH w:val="none" w:color="auto" w:sz="0" w:space="0"/>
             <w:insideV w:val="none" w:color="auto" w:sz="0" w:space="0"/>
           </w:tblBorders>
+          <w:shd w:val="clear" w:color="auto" w:fill="auto"/>
           <w:tblCellMar>
             <w:top w:w="15" w:type="dxa"/>
             <w:left w:w="15" w:type="dxa"/>
@@ -3280,6 +3284,7 @@
             <w:insideH w:val="none" w:color="auto" w:sz="0" w:space="0"/>
             <w:insideV w:val="none" w:color="auto" w:sz="0" w:space="0"/>
           </w:tblBorders>
+          <w:shd w:val="clear" w:color="auto" w:fill="auto"/>
           <w:tblCellMar>
             <w:top w:w="15" w:type="dxa"/>
             <w:left w:w="15" w:type="dxa"/>
@@ -3363,6 +3368,7 @@
             <w:insideH w:val="none" w:color="auto" w:sz="0" w:space="0"/>
             <w:insideV w:val="none" w:color="auto" w:sz="0" w:space="0"/>
           </w:tblBorders>
+          <w:shd w:val="clear" w:color="auto" w:fill="auto"/>
           <w:tblCellMar>
             <w:top w:w="15" w:type="dxa"/>
             <w:left w:w="15" w:type="dxa"/>
@@ -3541,6 +3547,7 @@
             <w:insideH w:val="none" w:color="auto" w:sz="0" w:space="0"/>
             <w:insideV w:val="none" w:color="auto" w:sz="0" w:space="0"/>
           </w:tblBorders>
+          <w:shd w:val="clear" w:color="auto" w:fill="auto"/>
           <w:tblCellMar>
             <w:top w:w="15" w:type="dxa"/>
             <w:left w:w="15" w:type="dxa"/>
@@ -4475,6 +4482,7 @@
             <w:insideH w:val="none" w:color="auto" w:sz="0" w:space="0"/>
             <w:insideV w:val="none" w:color="auto" w:sz="0" w:space="0"/>
           </w:tblBorders>
+          <w:shd w:val="clear" w:color="auto" w:fill="auto"/>
           <w:tblCellMar>
             <w:top w:w="15" w:type="dxa"/>
             <w:left w:w="15" w:type="dxa"/>
@@ -4651,6 +4659,7 @@
             <w:insideH w:val="none" w:color="auto" w:sz="0" w:space="0"/>
             <w:insideV w:val="none" w:color="auto" w:sz="0" w:space="0"/>
           </w:tblBorders>
+          <w:shd w:val="clear" w:color="auto" w:fill="auto"/>
           <w:tblCellMar>
             <w:top w:w="15" w:type="dxa"/>
             <w:left w:w="15" w:type="dxa"/>
@@ -6094,8 +6103,8 @@
         </w:tblCellMar>
       </w:tblPr>
       <w:tblGrid>
-        <w:gridCol w:w="2383"/>
-        <w:gridCol w:w="6013"/>
+        <w:gridCol w:w="1963"/>
+        <w:gridCol w:w="6433"/>
       </w:tblGrid>
       <w:tr>
         <w:tblPrEx>
@@ -6199,6 +6208,7 @@
             <w:insideH w:val="none" w:color="auto" w:sz="0" w:space="0"/>
             <w:insideV w:val="none" w:color="auto" w:sz="0" w:space="0"/>
           </w:tblBorders>
+          <w:shd w:val="clear" w:color="auto" w:fill="auto"/>
           <w:tblCellMar>
             <w:top w:w="15" w:type="dxa"/>
             <w:left w:w="15" w:type="dxa"/>
@@ -6282,6 +6292,7 @@
             <w:insideH w:val="none" w:color="auto" w:sz="0" w:space="0"/>
             <w:insideV w:val="none" w:color="auto" w:sz="0" w:space="0"/>
           </w:tblBorders>
+          <w:shd w:val="clear" w:color="auto" w:fill="auto"/>
           <w:tblCellMar>
             <w:top w:w="15" w:type="dxa"/>
             <w:left w:w="15" w:type="dxa"/>
@@ -6365,6 +6376,7 @@
             <w:insideH w:val="none" w:color="auto" w:sz="0" w:space="0"/>
             <w:insideV w:val="none" w:color="auto" w:sz="0" w:space="0"/>
           </w:tblBorders>
+          <w:shd w:val="clear" w:color="auto" w:fill="auto"/>
           <w:tblCellMar>
             <w:top w:w="15" w:type="dxa"/>
             <w:left w:w="15" w:type="dxa"/>
@@ -6448,6 +6460,7 @@
             <w:insideH w:val="none" w:color="auto" w:sz="0" w:space="0"/>
             <w:insideV w:val="none" w:color="auto" w:sz="0" w:space="0"/>
           </w:tblBorders>
+          <w:shd w:val="clear" w:color="auto" w:fill="auto"/>
           <w:tblCellMar>
             <w:top w:w="15" w:type="dxa"/>
             <w:left w:w="15" w:type="dxa"/>
@@ -6595,33 +6608,36 @@
                 <w:kern w:val="0"/>
                 <w:sz w:val="32"/>
                 <w:szCs w:val="32"/>
-                <w:lang w:val="en-US" w:eastAsia="zh-CN" w:bidi="ar"/>
+                <w:lang w:val="en-IN" w:eastAsia="zh-CN" w:bidi="ar"/>
               </w:rPr>
             </w:pPr>
             <w:r>
               <w:rPr>
-                <w:rStyle w:val="11"/>
-                <w:rFonts w:hint="default" w:ascii="Arial" w:hAnsi="Arial" w:eastAsia="SimSun" w:cs="Arial"/>
-                <w:sz w:val="24"/>
-                <w:szCs w:val="24"/>
+                <w:rFonts w:hint="default" w:ascii="Arial" w:hAnsi="Arial" w:eastAsia="SimSun" w:cs="Arial"/>
+                <w:kern w:val="0"/>
+                <w:sz w:val="32"/>
+                <w:szCs w:val="32"/>
+                <w:lang w:val="en-US" w:eastAsia="zh-CN" w:bidi="ar"/>
               </w:rPr>
               <w:fldChar w:fldCharType="begin"/>
             </w:r>
             <w:r>
               <w:rPr>
-                <w:rStyle w:val="11"/>
-                <w:rFonts w:hint="default" w:ascii="Arial" w:hAnsi="Arial" w:eastAsia="SimSun" w:cs="Arial"/>
-                <w:sz w:val="24"/>
-                <w:szCs w:val="24"/>
+                <w:rFonts w:hint="default" w:ascii="Arial" w:hAnsi="Arial" w:eastAsia="SimSun" w:cs="Arial"/>
+                <w:kern w:val="0"/>
+                <w:sz w:val="32"/>
+                <w:szCs w:val="32"/>
+                <w:lang w:val="en-US" w:eastAsia="zh-CN" w:bidi="ar"/>
               </w:rPr>
               <w:instrText xml:space="preserve"> HYPERLINK "https://github.com/ponskiruthika23-create/FUTURE_CS_02" </w:instrText>
             </w:r>
             <w:r>
               <w:rPr>
-                <w:rStyle w:val="11"/>
-                <w:rFonts w:hint="default" w:ascii="Arial" w:hAnsi="Arial" w:eastAsia="SimSun" w:cs="Arial"/>
-                <w:sz w:val="24"/>
-                <w:szCs w:val="24"/>
+                <w:rFonts w:hint="default" w:ascii="Arial" w:hAnsi="Arial" w:eastAsia="SimSun" w:cs="Arial"/>
+                <w:kern w:val="0"/>
+                <w:sz w:val="32"/>
+                <w:szCs w:val="32"/>
+                <w:lang w:val="en-US" w:eastAsia="zh-CN" w:bidi="ar"/>
               </w:rPr>
               <w:fldChar w:fldCharType="separate"/>
             </w:r>
@@ -6629,20 +6645,35 @@
               <w:rPr>
                 <w:rStyle w:val="9"/>
                 <w:rFonts w:hint="default" w:ascii="Arial" w:hAnsi="Arial" w:eastAsia="SimSun" w:cs="Arial"/>
-                <w:sz w:val="24"/>
-                <w:szCs w:val="24"/>
+                <w:kern w:val="0"/>
+                <w:sz w:val="32"/>
+                <w:szCs w:val="32"/>
+                <w:lang w:val="en-US" w:eastAsia="zh-CN" w:bidi="ar"/>
               </w:rPr>
               <w:t>https://github.com/ponskiruthika23-create/FUTURE_CS_02</w:t>
             </w:r>
             <w:r>
               <w:rPr>
-                <w:rStyle w:val="11"/>
-                <w:rFonts w:hint="default" w:ascii="Arial" w:hAnsi="Arial" w:eastAsia="SimSun" w:cs="Arial"/>
-                <w:sz w:val="24"/>
-                <w:szCs w:val="24"/>
+                <w:rFonts w:hint="default" w:ascii="Arial" w:hAnsi="Arial" w:eastAsia="SimSun" w:cs="Arial"/>
+                <w:kern w:val="0"/>
+                <w:sz w:val="32"/>
+                <w:szCs w:val="32"/>
+                <w:lang w:val="en-US" w:eastAsia="zh-CN" w:bidi="ar"/>
               </w:rPr>
               <w:fldChar w:fldCharType="end"/>
             </w:r>
+            <w:r>
+              <w:rPr>
+                <w:rFonts w:hint="default" w:eastAsia="SimSun" w:cs="Arial"/>
+                <w:kern w:val="0"/>
+                <w:sz w:val="32"/>
+                <w:szCs w:val="32"/>
+                <w:lang w:val="en-IN" w:eastAsia="zh-CN" w:bidi="ar"/>
+              </w:rPr>
+              <w:t xml:space="preserve"> </w:t>
+            </w:r>
+            <w:bookmarkStart w:id="0" w:name="_GoBack"/>
+            <w:bookmarkEnd w:id="0"/>
           </w:p>
         </w:tc>
       </w:tr>

--- a/Phishing_Detection_Report_FUTURE_CS_02.docx
+++ b/Phishing_Detection_Report_FUTURE_CS_02.docx
@@ -25,8 +25,8 @@
           <w:b/>
           <w:bCs/>
           <w:color w:val="2E75B6"/>
-          <w:sz w:val="36"/>
-          <w:szCs w:val="36"/>
+          <w:sz w:val="52"/>
+          <w:szCs w:val="52"/>
         </w:rPr>
       </w:pPr>
       <w:r>
@@ -35,8 +35,8 @@
           <w:b/>
           <w:bCs/>
           <w:color w:val="1F3864"/>
-          <w:sz w:val="36"/>
-          <w:szCs w:val="36"/>
+          <w:sz w:val="52"/>
+          <w:szCs w:val="52"/>
         </w:rPr>
         <w:t>PHISHING EMAIL DETECTION</w:t>
       </w:r>
@@ -46,8 +46,8 @@
           <w:b/>
           <w:bCs/>
           <w:color w:val="1F3864"/>
-          <w:sz w:val="36"/>
-          <w:szCs w:val="36"/>
+          <w:sz w:val="52"/>
+          <w:szCs w:val="52"/>
           <w:lang w:val="en-IN"/>
         </w:rPr>
         <w:t xml:space="preserve"> &amp; </w:t>
@@ -58,8 +58,8 @@
           <w:b/>
           <w:bCs/>
           <w:color w:val="2E75B6"/>
-          <w:sz w:val="36"/>
-          <w:szCs w:val="36"/>
+          <w:sz w:val="52"/>
+          <w:szCs w:val="52"/>
         </w:rPr>
         <w:t>AWARENESS SYSTEM</w:t>
       </w:r>
@@ -73,14 +73,14 @@
           <w:b/>
           <w:bCs/>
           <w:color w:val="2E75B6"/>
-          <w:sz w:val="36"/>
-          <w:szCs w:val="36"/>
-        </w:rPr>
-      </w:pPr>
-    </w:p>
-    <w:p>
-      <w:pPr>
-        <w:jc w:val="left"/>
+          <w:sz w:val="52"/>
+          <w:szCs w:val="52"/>
+        </w:rPr>
+      </w:pPr>
+    </w:p>
+    <w:p>
+      <w:pPr>
+        <w:jc w:val="center"/>
         <w:rPr>
           <w:rFonts w:hint="default" w:ascii="Arial" w:hAnsi="Arial" w:eastAsia="SimSun" w:cs="Arial"/>
           <w:sz w:val="40"/>
@@ -93,12 +93,12 @@
           <w:sz w:val="40"/>
           <w:szCs w:val="40"/>
         </w:rPr>
-        <w:t>Program: Future Interns — Cyber Security Internship</w:t>
-      </w:r>
-    </w:p>
-    <w:p>
-      <w:pPr>
-        <w:jc w:val="left"/>
+        <w:t>Program: Future Interns  Cyber Security Internship</w:t>
+      </w:r>
+    </w:p>
+    <w:p>
+      <w:pPr>
+        <w:jc w:val="center"/>
         <w:rPr>
           <w:rFonts w:hint="default" w:ascii="Arial" w:hAnsi="Arial" w:eastAsia="SimSun" w:cs="Arial"/>
           <w:sz w:val="40"/>
@@ -116,7 +116,7 @@
     </w:p>
     <w:p>
       <w:pPr>
-        <w:jc w:val="left"/>
+        <w:jc w:val="center"/>
         <w:rPr>
           <w:rFonts w:hint="default" w:ascii="Arial" w:hAnsi="Arial" w:eastAsia="SimSun" w:cs="Arial"/>
           <w:sz w:val="40"/>
@@ -129,12 +129,29 @@
           <w:sz w:val="40"/>
           <w:szCs w:val="40"/>
         </w:rPr>
-        <w:t>Repo: FUTURE_CS_02</w:t>
-      </w:r>
-    </w:p>
-    <w:p>
-      <w:pPr>
-        <w:jc w:val="left"/>
+        <w:t>Repo</w:t>
+      </w:r>
+      <w:r>
+        <w:rPr>
+          <w:rFonts w:hint="default" w:eastAsia="SimSun" w:cs="Arial"/>
+          <w:sz w:val="40"/>
+          <w:szCs w:val="40"/>
+          <w:lang w:val="en-US"/>
+        </w:rPr>
+        <w:t>sitory</w:t>
+      </w:r>
+      <w:r>
+        <w:rPr>
+          <w:rFonts w:hint="default" w:ascii="Arial" w:hAnsi="Arial" w:eastAsia="SimSun" w:cs="Arial"/>
+          <w:sz w:val="40"/>
+          <w:szCs w:val="40"/>
+        </w:rPr>
+        <w:t>: FUTURE_CS_02</w:t>
+      </w:r>
+    </w:p>
+    <w:p>
+      <w:pPr>
+        <w:jc w:val="center"/>
         <w:rPr>
           <w:rFonts w:hint="default" w:ascii="Arial" w:hAnsi="Arial" w:eastAsia="SimSun" w:cs="Arial"/>
           <w:sz w:val="40"/>
@@ -162,7 +179,7 @@
     </w:p>
     <w:p>
       <w:pPr>
-        <w:jc w:val="left"/>
+        <w:jc w:val="center"/>
         <w:rPr>
           <w:rFonts w:hint="default" w:ascii="Arial" w:hAnsi="Arial" w:eastAsia="SimSun" w:cs="Arial"/>
           <w:sz w:val="40"/>
@@ -178,15 +195,6 @@
         </w:rPr>
         <w:t>Date: May 2026</w:t>
       </w:r>
-      <w:r>
-        <w:rPr>
-          <w:rFonts w:hint="default" w:ascii="Arial" w:hAnsi="Arial" w:eastAsia="SimSun" w:cs="Arial"/>
-          <w:sz w:val="40"/>
-          <w:szCs w:val="40"/>
-          <w:lang w:val="en-IN"/>
-        </w:rPr>
-        <w:t xml:space="preserve"> </w:t>
-      </w:r>
     </w:p>
     <w:p>
       <w:pPr>
@@ -372,6 +380,54 @@
           <w:sz w:val="28"/>
           <w:szCs w:val="28"/>
           <w:lang w:val="en-IN"/>
+        </w:rPr>
+      </w:pPr>
+    </w:p>
+    <w:p>
+      <w:pPr>
+        <w:jc w:val="left"/>
+        <w:rPr>
+          <w:rFonts w:hint="default" w:ascii="Arial" w:hAnsi="Arial" w:eastAsia="SimSun" w:cs="Arial"/>
+          <w:b/>
+          <w:bCs/>
+          <w:sz w:val="40"/>
+          <w:szCs w:val="40"/>
+        </w:rPr>
+      </w:pPr>
+    </w:p>
+    <w:p>
+      <w:pPr>
+        <w:jc w:val="left"/>
+        <w:rPr>
+          <w:rFonts w:hint="default" w:ascii="Arial" w:hAnsi="Arial" w:eastAsia="SimSun" w:cs="Arial"/>
+          <w:b/>
+          <w:bCs/>
+          <w:sz w:val="40"/>
+          <w:szCs w:val="40"/>
+        </w:rPr>
+      </w:pPr>
+    </w:p>
+    <w:p>
+      <w:pPr>
+        <w:jc w:val="left"/>
+        <w:rPr>
+          <w:rFonts w:hint="default" w:ascii="Arial" w:hAnsi="Arial" w:eastAsia="SimSun" w:cs="Arial"/>
+          <w:b/>
+          <w:bCs/>
+          <w:sz w:val="40"/>
+          <w:szCs w:val="40"/>
+        </w:rPr>
+      </w:pPr>
+    </w:p>
+    <w:p>
+      <w:pPr>
+        <w:jc w:val="left"/>
+        <w:rPr>
+          <w:rFonts w:hint="default" w:ascii="Arial" w:hAnsi="Arial" w:eastAsia="SimSun" w:cs="Arial"/>
+          <w:b/>
+          <w:bCs/>
+          <w:sz w:val="40"/>
+          <w:szCs w:val="40"/>
         </w:rPr>
       </w:pPr>
     </w:p>
@@ -1223,6 +1279,48 @@
           <w:szCs w:val="32"/>
         </w:rPr>
       </w:pPr>
+    </w:p>
+    <w:p>
+      <w:pPr>
+        <w:pStyle w:val="2"/>
+        <w:keepNext w:val="0"/>
+        <w:keepLines w:val="0"/>
+        <w:widowControl/>
+        <w:suppressLineNumbers w:val="0"/>
+        <w:rPr>
+          <w:rFonts w:hint="default" w:ascii="Arial" w:hAnsi="Arial" w:cs="Arial"/>
+          <w:sz w:val="32"/>
+          <w:szCs w:val="32"/>
+        </w:rPr>
+      </w:pPr>
+    </w:p>
+    <w:p>
+      <w:pPr>
+        <w:pStyle w:val="2"/>
+        <w:keepNext w:val="0"/>
+        <w:keepLines w:val="0"/>
+        <w:widowControl/>
+        <w:suppressLineNumbers w:val="0"/>
+        <w:rPr>
+          <w:rFonts w:hint="default" w:ascii="Arial" w:hAnsi="Arial" w:cs="Arial"/>
+          <w:sz w:val="32"/>
+          <w:szCs w:val="32"/>
+        </w:rPr>
+      </w:pPr>
+    </w:p>
+    <w:p>
+      <w:pPr>
+        <w:pStyle w:val="2"/>
+        <w:keepNext w:val="0"/>
+        <w:keepLines w:val="0"/>
+        <w:widowControl/>
+        <w:suppressLineNumbers w:val="0"/>
+        <w:rPr>
+          <w:rFonts w:hint="default" w:ascii="Arial" w:hAnsi="Arial" w:cs="Arial"/>
+          <w:sz w:val="32"/>
+          <w:szCs w:val="32"/>
+        </w:rPr>
+      </w:pPr>
       <w:r>
         <w:rPr>
           <w:rFonts w:hint="default" w:ascii="Arial" w:hAnsi="Arial" w:cs="Arial"/>
@@ -1296,8 +1394,24 @@
           <w:sz w:val="32"/>
           <w:szCs w:val="32"/>
         </w:rPr>
-        <w:t xml:space="preserve"> 🔴 Phishing | </w:t>
-      </w:r>
+        <w:t xml:space="preserve"> Phishing </w:t>
+      </w:r>
+    </w:p>
+    <w:p>
+      <w:pPr>
+        <w:pStyle w:val="10"/>
+        <w:keepNext w:val="0"/>
+        <w:keepLines w:val="0"/>
+        <w:widowControl/>
+        <w:suppressLineNumbers w:val="0"/>
+        <w:spacing w:before="0" w:beforeAutospacing="1" w:after="0" w:afterAutospacing="1"/>
+        <w:ind w:left="0" w:right="0"/>
+        <w:rPr>
+          <w:rFonts w:hint="default" w:ascii="Arial" w:hAnsi="Arial" w:cs="Arial"/>
+          <w:sz w:val="32"/>
+          <w:szCs w:val="32"/>
+        </w:rPr>
+      </w:pPr>
       <w:r>
         <w:rPr>
           <w:rStyle w:val="11"/>
@@ -1613,6 +1727,7 @@
             <w:insideH w:val="none" w:color="auto" w:sz="0" w:space="0"/>
             <w:insideV w:val="none" w:color="auto" w:sz="0" w:space="0"/>
           </w:tblBorders>
+          <w:shd w:val="clear" w:color="auto" w:fill="auto"/>
           <w:tblCellMar>
             <w:top w:w="15" w:type="dxa"/>
             <w:left w:w="15" w:type="dxa"/>
@@ -1791,6 +1906,7 @@
             <w:insideH w:val="none" w:color="auto" w:sz="0" w:space="0"/>
             <w:insideV w:val="none" w:color="auto" w:sz="0" w:space="0"/>
           </w:tblBorders>
+          <w:shd w:val="clear" w:color="auto" w:fill="auto"/>
           <w:tblCellMar>
             <w:top w:w="15" w:type="dxa"/>
             <w:left w:w="15" w:type="dxa"/>
@@ -2127,24 +2243,13 @@
         <w:spacing w:before="0" w:beforeAutospacing="1" w:after="0" w:afterAutospacing="1"/>
         <w:ind w:left="0" w:right="0"/>
         <w:rPr>
-          <w:rFonts w:hint="default" w:ascii="Arial" w:hAnsi="Arial" w:cs="Arial"/>
-          <w:b/>
-          <w:bCs/>
-          <w:sz w:val="28"/>
-          <w:szCs w:val="28"/>
-          <w:lang w:val="en-IN"/>
-        </w:rPr>
-      </w:pPr>
-      <w:r>
-        <w:rPr>
           <w:rFonts w:hint="default" w:ascii="Arial" w:hAnsi="Arial" w:eastAsia="SimSun" w:cs="Arial"/>
           <w:b/>
           <w:bCs/>
           <w:sz w:val="28"/>
           <w:szCs w:val="28"/>
         </w:rPr>
-        <w:t>Sample 2: Allegro Lokalnie</w:t>
-      </w:r>
+      </w:pPr>
     </w:p>
     <w:p>
       <w:pPr>
@@ -2156,6 +2261,7 @@
         <w:spacing w:before="0" w:beforeAutospacing="1" w:after="0" w:afterAutospacing="1"/>
         <w:ind w:left="0" w:right="0"/>
         <w:rPr>
+          <w:rStyle w:val="11"/>
           <w:rFonts w:hint="default" w:ascii="Arial" w:hAnsi="Arial" w:cs="Arial"/>
           <w:sz w:val="28"/>
           <w:szCs w:val="28"/>
@@ -2163,18 +2269,44 @@
       </w:pPr>
       <w:r>
         <w:rPr>
+          <w:rFonts w:hint="default" w:ascii="Arial" w:hAnsi="Arial" w:eastAsia="SimSun" w:cs="Arial"/>
+          <w:b/>
+          <w:bCs/>
+          <w:sz w:val="32"/>
+          <w:szCs w:val="32"/>
+        </w:rPr>
+        <w:t>Sample 2: Allegro Lokalnie</w:t>
+      </w:r>
+    </w:p>
+    <w:p>
+      <w:pPr>
+        <w:pStyle w:val="10"/>
+        <w:keepNext w:val="0"/>
+        <w:keepLines w:val="0"/>
+        <w:widowControl/>
+        <w:suppressLineNumbers w:val="0"/>
+        <w:spacing w:before="0" w:beforeAutospacing="1" w:after="0" w:afterAutospacing="1"/>
+        <w:ind w:left="0" w:right="0"/>
+        <w:rPr>
+          <w:rFonts w:hint="default" w:ascii="Arial" w:hAnsi="Arial" w:cs="Arial"/>
+          <w:sz w:val="32"/>
+          <w:szCs w:val="32"/>
+        </w:rPr>
+      </w:pPr>
+      <w:r>
+        <w:rPr>
           <w:rStyle w:val="11"/>
           <w:rFonts w:hint="default" w:ascii="Arial" w:hAnsi="Arial" w:cs="Arial"/>
-          <w:sz w:val="28"/>
-          <w:szCs w:val="28"/>
+          <w:sz w:val="32"/>
+          <w:szCs w:val="32"/>
         </w:rPr>
         <w:t>Phishing URL:</w:t>
       </w:r>
       <w:r>
         <w:rPr>
           <w:rFonts w:hint="default" w:ascii="Arial" w:hAnsi="Arial" w:cs="Arial"/>
-          <w:sz w:val="28"/>
-          <w:szCs w:val="28"/>
+          <w:sz w:val="32"/>
+          <w:szCs w:val="32"/>
         </w:rPr>
         <w:t xml:space="preserve"> </w:t>
       </w:r>
@@ -2182,50 +2314,66 @@
         <w:rPr>
           <w:rStyle w:val="8"/>
           <w:rFonts w:hint="default" w:ascii="Arial" w:hAnsi="Arial" w:cs="Arial"/>
-          <w:sz w:val="28"/>
-          <w:szCs w:val="28"/>
+          <w:sz w:val="32"/>
+          <w:szCs w:val="32"/>
         </w:rPr>
         <w:t>allegro-lokalnie.761273129gf-230.lat</w:t>
       </w:r>
       <w:r>
         <w:rPr>
           <w:rFonts w:hint="default" w:ascii="Arial" w:hAnsi="Arial" w:cs="Arial"/>
-          <w:sz w:val="28"/>
-          <w:szCs w:val="28"/>
+          <w:sz w:val="32"/>
+          <w:szCs w:val="32"/>
         </w:rPr>
         <w:t xml:space="preserve"> </w:t>
       </w:r>
+    </w:p>
+    <w:p>
+      <w:pPr>
+        <w:pStyle w:val="10"/>
+        <w:keepNext w:val="0"/>
+        <w:keepLines w:val="0"/>
+        <w:widowControl/>
+        <w:suppressLineNumbers w:val="0"/>
+        <w:spacing w:before="0" w:beforeAutospacing="1" w:after="0" w:afterAutospacing="1"/>
+        <w:ind w:left="0" w:right="0"/>
+        <w:rPr>
+          <w:rFonts w:hint="default" w:ascii="Arial" w:hAnsi="Arial" w:cs="Arial"/>
+          <w:sz w:val="32"/>
+          <w:szCs w:val="32"/>
+        </w:rPr>
+      </w:pPr>
       <w:r>
         <w:rPr>
           <w:rStyle w:val="11"/>
           <w:rFonts w:hint="default" w:ascii="Arial" w:hAnsi="Arial" w:cs="Arial"/>
-          <w:sz w:val="28"/>
-          <w:szCs w:val="28"/>
+          <w:sz w:val="32"/>
+          <w:szCs w:val="32"/>
         </w:rPr>
         <w:t>Classification:</w:t>
       </w:r>
       <w:r>
         <w:rPr>
           <w:rFonts w:hint="default" w:ascii="Arial" w:hAnsi="Arial" w:cs="Arial"/>
-          <w:sz w:val="28"/>
-          <w:szCs w:val="28"/>
-        </w:rPr>
-        <w:t xml:space="preserve"> 🔴 Phishing | </w:t>
+          <w:sz w:val="32"/>
+          <w:szCs w:val="32"/>
+        </w:rPr>
+        <w:t xml:space="preserve">  Phishing </w:t>
       </w:r>
       <w:r>
         <w:rPr>
           <w:rStyle w:val="11"/>
           <w:rFonts w:hint="default" w:ascii="Arial" w:hAnsi="Arial" w:cs="Arial"/>
-          <w:sz w:val="28"/>
-          <w:szCs w:val="28"/>
+          <w:sz w:val="32"/>
+          <w:szCs w:val="32"/>
         </w:rPr>
         <w:t>Risk Level:</w:t>
       </w:r>
       <w:r>
         <w:rPr>
           <w:rFonts w:hint="default" w:ascii="Arial" w:hAnsi="Arial" w:cs="Arial"/>
-          <w:sz w:val="28"/>
-          <w:szCs w:val="28"/>
+          <w:sz w:val="32"/>
+          <w:szCs w:val="32"/>
         </w:rPr>
         <w:t xml:space="preserve"> High</w:t>
       </w:r>
@@ -2254,8 +2402,8 @@
         </w:tblCellMar>
       </w:tblPr>
       <w:tblGrid>
-        <w:gridCol w:w="2236"/>
-        <w:gridCol w:w="6160"/>
+        <w:gridCol w:w="2683"/>
+        <w:gridCol w:w="7873"/>
       </w:tblGrid>
       <w:tr>
         <w:tblPrEx>
@@ -2267,6 +2415,7 @@
             <w:insideH w:val="none" w:color="auto" w:sz="0" w:space="0"/>
             <w:insideV w:val="none" w:color="auto" w:sz="0" w:space="0"/>
           </w:tblBorders>
+          <w:shd w:val="clear" w:color="auto" w:fill="auto"/>
           <w:tblCellMar>
             <w:top w:w="15" w:type="dxa"/>
             <w:left w:w="15" w:type="dxa"/>
@@ -2294,8 +2443,8 @@
                 <w:rFonts w:hint="default" w:ascii="Arial" w:hAnsi="Arial" w:cs="Arial"/>
                 <w:b/>
                 <w:bCs/>
-                <w:sz w:val="28"/>
-                <w:szCs w:val="28"/>
+                <w:sz w:val="32"/>
+                <w:szCs w:val="32"/>
               </w:rPr>
             </w:pPr>
             <w:r>
@@ -2304,8 +2453,8 @@
                 <w:b/>
                 <w:bCs/>
                 <w:kern w:val="0"/>
-                <w:sz w:val="28"/>
-                <w:szCs w:val="28"/>
+                <w:sz w:val="32"/>
+                <w:szCs w:val="32"/>
                 <w:lang w:val="en-US" w:eastAsia="zh-CN" w:bidi="ar"/>
               </w:rPr>
               <w:t>Field</w:t>
@@ -2329,8 +2478,8 @@
                 <w:rFonts w:hint="default" w:ascii="Arial" w:hAnsi="Arial" w:cs="Arial"/>
                 <w:b/>
                 <w:bCs/>
-                <w:sz w:val="28"/>
-                <w:szCs w:val="28"/>
+                <w:sz w:val="32"/>
+                <w:szCs w:val="32"/>
               </w:rPr>
             </w:pPr>
             <w:r>
@@ -2339,8 +2488,8 @@
                 <w:b/>
                 <w:bCs/>
                 <w:kern w:val="0"/>
-                <w:sz w:val="28"/>
-                <w:szCs w:val="28"/>
+                <w:sz w:val="32"/>
+                <w:szCs w:val="32"/>
                 <w:lang w:val="en-US" w:eastAsia="zh-CN" w:bidi="ar"/>
               </w:rPr>
               <w:t>Details</w:t>
@@ -2384,16 +2533,16 @@
               <w:jc w:val="left"/>
               <w:rPr>
                 <w:rFonts w:hint="default" w:ascii="Arial" w:hAnsi="Arial" w:cs="Arial"/>
-                <w:sz w:val="28"/>
-                <w:szCs w:val="28"/>
+                <w:sz w:val="32"/>
+                <w:szCs w:val="32"/>
               </w:rPr>
             </w:pPr>
             <w:r>
               <w:rPr>
                 <w:rFonts w:hint="default" w:ascii="Arial" w:hAnsi="Arial" w:eastAsia="SimSun" w:cs="Arial"/>
                 <w:kern w:val="0"/>
-                <w:sz w:val="28"/>
-                <w:szCs w:val="28"/>
+                <w:sz w:val="32"/>
+                <w:szCs w:val="32"/>
                 <w:lang w:val="en-US" w:eastAsia="zh-CN" w:bidi="ar"/>
               </w:rPr>
               <w:t>Submission ID</w:t>
@@ -2415,16 +2564,16 @@
               <w:jc w:val="left"/>
               <w:rPr>
                 <w:rFonts w:hint="default" w:ascii="Arial" w:hAnsi="Arial" w:cs="Arial"/>
-                <w:sz w:val="28"/>
-                <w:szCs w:val="28"/>
+                <w:sz w:val="32"/>
+                <w:szCs w:val="32"/>
               </w:rPr>
             </w:pPr>
             <w:r>
               <w:rPr>
                 <w:rFonts w:hint="default" w:ascii="Arial" w:hAnsi="Arial" w:eastAsia="SimSun" w:cs="Arial"/>
                 <w:kern w:val="0"/>
-                <w:sz w:val="28"/>
-                <w:szCs w:val="28"/>
+                <w:sz w:val="32"/>
+                <w:szCs w:val="32"/>
                 <w:lang w:val="en-US" w:eastAsia="zh-CN" w:bidi="ar"/>
               </w:rPr>
               <w:t>#9423209</w:t>
@@ -2468,16 +2617,16 @@
               <w:jc w:val="left"/>
               <w:rPr>
                 <w:rFonts w:hint="default" w:ascii="Arial" w:hAnsi="Arial" w:cs="Arial"/>
-                <w:sz w:val="28"/>
-                <w:szCs w:val="28"/>
+                <w:sz w:val="32"/>
+                <w:szCs w:val="32"/>
               </w:rPr>
             </w:pPr>
             <w:r>
               <w:rPr>
                 <w:rFonts w:hint="default" w:ascii="Arial" w:hAnsi="Arial" w:eastAsia="SimSun" w:cs="Arial"/>
                 <w:kern w:val="0"/>
-                <w:sz w:val="28"/>
-                <w:szCs w:val="28"/>
+                <w:sz w:val="32"/>
+                <w:szCs w:val="32"/>
                 <w:lang w:val="en-US" w:eastAsia="zh-CN" w:bidi="ar"/>
               </w:rPr>
               <w:t>Target Brand</w:t>
@@ -2499,16 +2648,16 @@
               <w:jc w:val="left"/>
               <w:rPr>
                 <w:rFonts w:hint="default" w:ascii="Arial" w:hAnsi="Arial" w:cs="Arial"/>
-                <w:sz w:val="28"/>
-                <w:szCs w:val="28"/>
+                <w:sz w:val="32"/>
+                <w:szCs w:val="32"/>
               </w:rPr>
             </w:pPr>
             <w:r>
               <w:rPr>
                 <w:rFonts w:hint="default" w:ascii="Arial" w:hAnsi="Arial" w:eastAsia="SimSun" w:cs="Arial"/>
                 <w:kern w:val="0"/>
-                <w:sz w:val="28"/>
-                <w:szCs w:val="28"/>
+                <w:sz w:val="32"/>
+                <w:szCs w:val="32"/>
                 <w:lang w:val="en-US" w:eastAsia="zh-CN" w:bidi="ar"/>
               </w:rPr>
               <w:t>Allegro Lokalnie — Polish online marketplace</w:t>
@@ -2552,16 +2701,16 @@
               <w:jc w:val="left"/>
               <w:rPr>
                 <w:rFonts w:hint="default" w:ascii="Arial" w:hAnsi="Arial" w:cs="Arial"/>
-                <w:sz w:val="28"/>
-                <w:szCs w:val="28"/>
+                <w:sz w:val="32"/>
+                <w:szCs w:val="32"/>
               </w:rPr>
             </w:pPr>
             <w:r>
               <w:rPr>
                 <w:rFonts w:hint="default" w:ascii="Arial" w:hAnsi="Arial" w:eastAsia="SimSun" w:cs="Arial"/>
                 <w:kern w:val="0"/>
-                <w:sz w:val="28"/>
-                <w:szCs w:val="28"/>
+                <w:sz w:val="32"/>
+                <w:szCs w:val="32"/>
                 <w:lang w:val="en-US" w:eastAsia="zh-CN" w:bidi="ar"/>
               </w:rPr>
               <w:t>Suspicious Domain</w:t>
@@ -2583,16 +2732,16 @@
               <w:jc w:val="left"/>
               <w:rPr>
                 <w:rFonts w:hint="default" w:ascii="Arial" w:hAnsi="Arial" w:cs="Arial"/>
-                <w:sz w:val="28"/>
-                <w:szCs w:val="28"/>
+                <w:sz w:val="32"/>
+                <w:szCs w:val="32"/>
               </w:rPr>
             </w:pPr>
             <w:r>
               <w:rPr>
                 <w:rFonts w:hint="default" w:ascii="Arial" w:hAnsi="Arial" w:eastAsia="SimSun" w:cs="Arial"/>
                 <w:kern w:val="0"/>
-                <w:sz w:val="28"/>
-                <w:szCs w:val="28"/>
+                <w:sz w:val="32"/>
+                <w:szCs w:val="32"/>
                 <w:lang w:val="en-US" w:eastAsia="zh-CN" w:bidi="ar"/>
               </w:rPr>
               <w:t xml:space="preserve">Random numbers </w:t>
@@ -2602,8 +2751,8 @@
                 <w:rStyle w:val="8"/>
                 <w:rFonts w:hint="default" w:ascii="Arial" w:hAnsi="Arial" w:eastAsia="SimSun" w:cs="Arial"/>
                 <w:kern w:val="0"/>
-                <w:sz w:val="28"/>
-                <w:szCs w:val="28"/>
+                <w:sz w:val="32"/>
+                <w:szCs w:val="32"/>
                 <w:lang w:val="en-US" w:eastAsia="zh-CN" w:bidi="ar"/>
               </w:rPr>
               <w:t>761273129gf-230</w:t>
@@ -2612,8 +2761,8 @@
               <w:rPr>
                 <w:rFonts w:hint="default" w:ascii="Arial" w:hAnsi="Arial" w:eastAsia="SimSun" w:cs="Arial"/>
                 <w:kern w:val="0"/>
-                <w:sz w:val="28"/>
-                <w:szCs w:val="28"/>
+                <w:sz w:val="32"/>
+                <w:szCs w:val="32"/>
                 <w:lang w:val="en-US" w:eastAsia="zh-CN" w:bidi="ar"/>
               </w:rPr>
               <w:t xml:space="preserve"> + unusual </w:t>
@@ -2623,8 +2772,8 @@
                 <w:rStyle w:val="8"/>
                 <w:rFonts w:hint="default" w:ascii="Arial" w:hAnsi="Arial" w:eastAsia="SimSun" w:cs="Arial"/>
                 <w:kern w:val="0"/>
-                <w:sz w:val="28"/>
-                <w:szCs w:val="28"/>
+                <w:sz w:val="32"/>
+                <w:szCs w:val="32"/>
                 <w:lang w:val="en-US" w:eastAsia="zh-CN" w:bidi="ar"/>
               </w:rPr>
               <w:t>.lat</w:t>
@@ -2633,8 +2782,8 @@
               <w:rPr>
                 <w:rFonts w:hint="default" w:ascii="Arial" w:hAnsi="Arial" w:eastAsia="SimSun" w:cs="Arial"/>
                 <w:kern w:val="0"/>
-                <w:sz w:val="28"/>
-                <w:szCs w:val="28"/>
+                <w:sz w:val="32"/>
+                <w:szCs w:val="32"/>
                 <w:lang w:val="en-US" w:eastAsia="zh-CN" w:bidi="ar"/>
               </w:rPr>
               <w:t xml:space="preserve"> extension</w:t>
@@ -2678,16 +2827,16 @@
               <w:jc w:val="left"/>
               <w:rPr>
                 <w:rFonts w:hint="default" w:ascii="Arial" w:hAnsi="Arial" w:cs="Arial"/>
-                <w:sz w:val="28"/>
-                <w:szCs w:val="28"/>
+                <w:sz w:val="32"/>
+                <w:szCs w:val="32"/>
               </w:rPr>
             </w:pPr>
             <w:r>
               <w:rPr>
                 <w:rFonts w:hint="default" w:ascii="Arial" w:hAnsi="Arial" w:eastAsia="SimSun" w:cs="Arial"/>
                 <w:kern w:val="0"/>
-                <w:sz w:val="28"/>
-                <w:szCs w:val="28"/>
+                <w:sz w:val="32"/>
+                <w:szCs w:val="32"/>
                 <w:lang w:val="en-US" w:eastAsia="zh-CN" w:bidi="ar"/>
               </w:rPr>
               <w:t>Technique</w:t>
@@ -2709,16 +2858,16 @@
               <w:jc w:val="left"/>
               <w:rPr>
                 <w:rFonts w:hint="default" w:ascii="Arial" w:hAnsi="Arial" w:cs="Arial"/>
-                <w:sz w:val="28"/>
-                <w:szCs w:val="28"/>
+                <w:sz w:val="32"/>
+                <w:szCs w:val="32"/>
               </w:rPr>
             </w:pPr>
             <w:r>
               <w:rPr>
                 <w:rFonts w:hint="default" w:ascii="Arial" w:hAnsi="Arial" w:eastAsia="SimSun" w:cs="Arial"/>
                 <w:kern w:val="0"/>
-                <w:sz w:val="28"/>
-                <w:szCs w:val="28"/>
+                <w:sz w:val="32"/>
+                <w:szCs w:val="32"/>
                 <w:lang w:val="en-US" w:eastAsia="zh-CN" w:bidi="ar"/>
               </w:rPr>
               <w:t>Subdomain Spoofing + No HTTPS</w:t>
@@ -2762,16 +2911,16 @@
               <w:jc w:val="left"/>
               <w:rPr>
                 <w:rFonts w:hint="default" w:ascii="Arial" w:hAnsi="Arial" w:cs="Arial"/>
-                <w:sz w:val="28"/>
-                <w:szCs w:val="28"/>
+                <w:sz w:val="32"/>
+                <w:szCs w:val="32"/>
               </w:rPr>
             </w:pPr>
             <w:r>
               <w:rPr>
                 <w:rFonts w:hint="default" w:ascii="Arial" w:hAnsi="Arial" w:eastAsia="SimSun" w:cs="Arial"/>
                 <w:kern w:val="0"/>
-                <w:sz w:val="28"/>
-                <w:szCs w:val="28"/>
+                <w:sz w:val="32"/>
+                <w:szCs w:val="32"/>
                 <w:lang w:val="en-US" w:eastAsia="zh-CN" w:bidi="ar"/>
               </w:rPr>
               <w:t>Hosted On</w:t>
@@ -2793,16 +2942,16 @@
               <w:jc w:val="left"/>
               <w:rPr>
                 <w:rFonts w:hint="default" w:ascii="Arial" w:hAnsi="Arial" w:cs="Arial"/>
-                <w:sz w:val="28"/>
-                <w:szCs w:val="28"/>
+                <w:sz w:val="32"/>
+                <w:szCs w:val="32"/>
               </w:rPr>
             </w:pPr>
             <w:r>
               <w:rPr>
                 <w:rFonts w:hint="default" w:ascii="Arial" w:hAnsi="Arial" w:eastAsia="SimSun" w:cs="Arial"/>
                 <w:kern w:val="0"/>
-                <w:sz w:val="28"/>
-                <w:szCs w:val="28"/>
+                <w:sz w:val="32"/>
+                <w:szCs w:val="32"/>
                 <w:lang w:val="en-US" w:eastAsia="zh-CN" w:bidi="ar"/>
               </w:rPr>
               <w:t>Unknown — Network lookup pending</w:t>
@@ -2822,24 +2971,24 @@
         <w:ind w:left="0" w:right="0"/>
         <w:rPr>
           <w:rFonts w:hint="default" w:ascii="Arial" w:hAnsi="Arial" w:cs="Arial"/>
-          <w:sz w:val="28"/>
-          <w:szCs w:val="28"/>
+          <w:sz w:val="32"/>
+          <w:szCs w:val="32"/>
         </w:rPr>
       </w:pPr>
       <w:r>
         <w:rPr>
           <w:rStyle w:val="11"/>
           <w:rFonts w:hint="default" w:ascii="Arial" w:hAnsi="Arial" w:cs="Arial"/>
-          <w:sz w:val="28"/>
-          <w:szCs w:val="28"/>
+          <w:sz w:val="32"/>
+          <w:szCs w:val="32"/>
         </w:rPr>
         <w:t>Finding:</w:t>
       </w:r>
       <w:r>
         <w:rPr>
           <w:rFonts w:hint="default" w:ascii="Arial" w:hAnsi="Arial" w:cs="Arial"/>
-          <w:sz w:val="28"/>
-          <w:szCs w:val="28"/>
+          <w:sz w:val="32"/>
+          <w:szCs w:val="32"/>
         </w:rPr>
         <w:t xml:space="preserve"> Allegro Lokalnie is a real brand but this website is completely fake. The domain contains random numbers and letters which no real company would use. The real Allegro uses </w:t>
       </w:r>
@@ -2847,16 +2996,16 @@
         <w:rPr>
           <w:rStyle w:val="8"/>
           <w:rFonts w:hint="default" w:ascii="Arial" w:hAnsi="Arial" w:cs="Arial"/>
-          <w:sz w:val="28"/>
-          <w:szCs w:val="28"/>
+          <w:sz w:val="32"/>
+          <w:szCs w:val="32"/>
         </w:rPr>
         <w:t>.pl</w:t>
       </w:r>
       <w:r>
         <w:rPr>
           <w:rFonts w:hint="default" w:ascii="Arial" w:hAnsi="Arial" w:cs="Arial"/>
-          <w:sz w:val="28"/>
-          <w:szCs w:val="28"/>
+          <w:sz w:val="32"/>
+          <w:szCs w:val="32"/>
         </w:rPr>
         <w:t xml:space="preserve"> domain — not </w:t>
       </w:r>
@@ -2864,16 +3013,16 @@
         <w:rPr>
           <w:rStyle w:val="8"/>
           <w:rFonts w:hint="default" w:ascii="Arial" w:hAnsi="Arial" w:cs="Arial"/>
-          <w:sz w:val="28"/>
-          <w:szCs w:val="28"/>
+          <w:sz w:val="32"/>
+          <w:szCs w:val="32"/>
         </w:rPr>
         <w:t>.lat</w:t>
       </w:r>
       <w:r>
         <w:rPr>
           <w:rFonts w:hint="default" w:ascii="Arial" w:hAnsi="Arial" w:cs="Arial"/>
-          <w:sz w:val="28"/>
-          <w:szCs w:val="28"/>
+          <w:sz w:val="32"/>
+          <w:szCs w:val="32"/>
         </w:rPr>
         <w:t>. The URL also uses HTTP instead of HTTPS meaning the connection is not encrypted. If a victim tries to login or shop here, the attacker can steal their card details and money.</w:t>
       </w:r>
@@ -2889,16 +3038,16 @@
         <w:ind w:left="0" w:right="0"/>
         <w:rPr>
           <w:rFonts w:hint="default" w:ascii="Arial" w:hAnsi="Arial" w:cs="Arial"/>
-          <w:sz w:val="28"/>
-          <w:szCs w:val="28"/>
+          <w:sz w:val="32"/>
+          <w:szCs w:val="32"/>
         </w:rPr>
       </w:pPr>
       <w:r>
         <w:rPr>
           <w:rStyle w:val="11"/>
           <w:rFonts w:hint="default" w:ascii="Arial" w:hAnsi="Arial" w:cs="Arial"/>
-          <w:sz w:val="28"/>
-          <w:szCs w:val="28"/>
+          <w:sz w:val="32"/>
+          <w:szCs w:val="32"/>
         </w:rPr>
         <w:t>Prevention:</w:t>
       </w:r>
@@ -2917,15 +3066,15 @@
         <w:ind w:left="720" w:hanging="360"/>
         <w:rPr>
           <w:rFonts w:hint="default" w:ascii="Arial" w:hAnsi="Arial" w:cs="Arial"/>
-          <w:sz w:val="28"/>
-          <w:szCs w:val="28"/>
-        </w:rPr>
-      </w:pPr>
-      <w:r>
-        <w:rPr>
-          <w:rFonts w:hint="default" w:ascii="Arial" w:hAnsi="Arial" w:cs="Arial"/>
-          <w:sz w:val="28"/>
-          <w:szCs w:val="28"/>
+          <w:sz w:val="32"/>
+          <w:szCs w:val="32"/>
+        </w:rPr>
+      </w:pPr>
+      <w:r>
+        <w:rPr>
+          <w:rFonts w:hint="default" w:ascii="Arial" w:hAnsi="Arial" w:cs="Arial"/>
+          <w:sz w:val="32"/>
+          <w:szCs w:val="32"/>
         </w:rPr>
         <w:t xml:space="preserve">Verify sender email — official Allegro emails come from </w:t>
       </w:r>
@@ -2933,8 +3082,8 @@
         <w:rPr>
           <w:rStyle w:val="8"/>
           <w:rFonts w:hint="default" w:ascii="Arial" w:hAnsi="Arial" w:cs="Arial"/>
-          <w:sz w:val="28"/>
-          <w:szCs w:val="28"/>
+          <w:sz w:val="32"/>
+          <w:szCs w:val="32"/>
         </w:rPr>
         <w:t>@allegro.pl</w:t>
       </w:r>
@@ -2953,15 +3102,15 @@
         <w:ind w:left="720" w:hanging="360"/>
         <w:rPr>
           <w:rFonts w:hint="default" w:ascii="Arial" w:hAnsi="Arial" w:cs="Arial"/>
-          <w:sz w:val="28"/>
-          <w:szCs w:val="28"/>
-        </w:rPr>
-      </w:pPr>
-      <w:r>
-        <w:rPr>
-          <w:rFonts w:hint="default" w:ascii="Arial" w:hAnsi="Arial" w:cs="Arial"/>
-          <w:sz w:val="28"/>
-          <w:szCs w:val="28"/>
+          <w:sz w:val="32"/>
+          <w:szCs w:val="32"/>
+        </w:rPr>
+      </w:pPr>
+      <w:r>
+        <w:rPr>
+          <w:rFonts w:hint="default" w:ascii="Arial" w:hAnsi="Arial" w:cs="Arial"/>
+          <w:sz w:val="32"/>
+          <w:szCs w:val="32"/>
         </w:rPr>
         <w:t>Never shop on sites using HTTP — always HTTPS</w:t>
       </w:r>
@@ -2980,15 +3129,15 @@
         <w:ind w:left="720" w:hanging="360"/>
         <w:rPr>
           <w:rFonts w:hint="default" w:ascii="Arial" w:hAnsi="Arial" w:cs="Arial"/>
-          <w:sz w:val="28"/>
-          <w:szCs w:val="28"/>
-        </w:rPr>
-      </w:pPr>
-      <w:r>
-        <w:rPr>
-          <w:rFonts w:hint="default" w:ascii="Arial" w:hAnsi="Arial" w:cs="Arial"/>
-          <w:sz w:val="28"/>
-          <w:szCs w:val="28"/>
+          <w:sz w:val="32"/>
+          <w:szCs w:val="32"/>
+        </w:rPr>
+      </w:pPr>
+      <w:r>
+        <w:rPr>
+          <w:rFonts w:hint="default" w:ascii="Arial" w:hAnsi="Arial" w:cs="Arial"/>
+          <w:sz w:val="32"/>
+          <w:szCs w:val="32"/>
         </w:rPr>
         <w:t>Check domain carefully before entering card details</w:t>
       </w:r>
@@ -3062,11 +3211,39 @@
           <w:szCs w:val="28"/>
         </w:rPr>
       </w:pPr>
-      <w:r>
-        <w:rPr>
-          <w:rFonts w:hint="default" w:ascii="Arial" w:hAnsi="Arial" w:cs="Arial"/>
-          <w:sz w:val="28"/>
-          <w:szCs w:val="28"/>
+    </w:p>
+    <w:p>
+      <w:pPr>
+        <w:pStyle w:val="2"/>
+        <w:keepNext w:val="0"/>
+        <w:keepLines w:val="0"/>
+        <w:widowControl/>
+        <w:suppressLineNumbers w:val="0"/>
+        <w:rPr>
+          <w:rFonts w:hint="default" w:ascii="Arial" w:hAnsi="Arial" w:cs="Arial"/>
+          <w:sz w:val="32"/>
+          <w:szCs w:val="32"/>
+        </w:rPr>
+      </w:pPr>
+    </w:p>
+    <w:p>
+      <w:pPr>
+        <w:pStyle w:val="2"/>
+        <w:keepNext w:val="0"/>
+        <w:keepLines w:val="0"/>
+        <w:widowControl/>
+        <w:suppressLineNumbers w:val="0"/>
+        <w:rPr>
+          <w:rFonts w:hint="default" w:ascii="Arial" w:hAnsi="Arial" w:cs="Arial"/>
+          <w:sz w:val="32"/>
+          <w:szCs w:val="32"/>
+        </w:rPr>
+      </w:pPr>
+      <w:r>
+        <w:rPr>
+          <w:rFonts w:hint="default" w:ascii="Arial" w:hAnsi="Arial" w:cs="Arial"/>
+          <w:sz w:val="32"/>
+          <w:szCs w:val="32"/>
         </w:rPr>
         <w:t>Sample 3: Raiffeisen Bank</w:t>
       </w:r>
@@ -3082,24 +3259,24 @@
         <w:ind w:left="0" w:right="0"/>
         <w:rPr>
           <w:rFonts w:hint="default" w:ascii="Arial" w:hAnsi="Arial" w:cs="Arial"/>
-          <w:sz w:val="28"/>
-          <w:szCs w:val="28"/>
+          <w:sz w:val="32"/>
+          <w:szCs w:val="32"/>
         </w:rPr>
       </w:pPr>
       <w:r>
         <w:rPr>
           <w:rStyle w:val="11"/>
           <w:rFonts w:hint="default" w:ascii="Arial" w:hAnsi="Arial" w:cs="Arial"/>
-          <w:sz w:val="28"/>
-          <w:szCs w:val="28"/>
+          <w:sz w:val="32"/>
+          <w:szCs w:val="32"/>
         </w:rPr>
         <w:t>Phishing URL:</w:t>
       </w:r>
       <w:r>
         <w:rPr>
           <w:rFonts w:hint="default" w:ascii="Arial" w:hAnsi="Arial" w:cs="Arial"/>
-          <w:sz w:val="28"/>
-          <w:szCs w:val="28"/>
+          <w:sz w:val="32"/>
+          <w:szCs w:val="32"/>
         </w:rPr>
         <w:t xml:space="preserve"> </w:t>
       </w:r>
@@ -3107,16 +3284,16 @@
         <w:rPr>
           <w:rStyle w:val="8"/>
           <w:rFonts w:hint="default" w:ascii="Arial" w:hAnsi="Arial" w:cs="Arial"/>
-          <w:sz w:val="28"/>
-          <w:szCs w:val="28"/>
+          <w:sz w:val="32"/>
+          <w:szCs w:val="32"/>
         </w:rPr>
         <w:t>vr-raiff.de/d/index.php</w:t>
       </w:r>
       <w:r>
         <w:rPr>
           <w:rFonts w:hint="default" w:ascii="Arial" w:hAnsi="Arial" w:cs="Arial"/>
-          <w:sz w:val="28"/>
-          <w:szCs w:val="28"/>
+          <w:sz w:val="32"/>
+          <w:szCs w:val="32"/>
         </w:rPr>
         <w:t xml:space="preserve"> </w:t>
       </w:r>
@@ -3124,33 +3301,57 @@
         <w:rPr>
           <w:rStyle w:val="11"/>
           <w:rFonts w:hint="default" w:ascii="Arial" w:hAnsi="Arial" w:cs="Arial"/>
-          <w:sz w:val="28"/>
-          <w:szCs w:val="28"/>
+          <w:sz w:val="32"/>
+          <w:szCs w:val="32"/>
         </w:rPr>
         <w:t>Classification:</w:t>
       </w:r>
       <w:r>
         <w:rPr>
           <w:rFonts w:hint="default" w:ascii="Arial" w:hAnsi="Arial" w:cs="Arial"/>
-          <w:sz w:val="28"/>
-          <w:szCs w:val="28"/>
-        </w:rPr>
-        <w:t xml:space="preserve"> 🔴 Phishing | </w:t>
+          <w:sz w:val="32"/>
+          <w:szCs w:val="32"/>
+        </w:rPr>
+        <w:t xml:space="preserve"> Phishing </w:t>
+      </w:r>
+    </w:p>
+    <w:p>
+      <w:pPr>
+        <w:pStyle w:val="10"/>
+        <w:keepNext w:val="0"/>
+        <w:keepLines w:val="0"/>
+        <w:widowControl/>
+        <w:suppressLineNumbers w:val="0"/>
+        <w:spacing w:before="0" w:beforeAutospacing="1" w:after="0" w:afterAutospacing="1"/>
+        <w:ind w:left="0" w:right="0"/>
+        <w:rPr>
+          <w:rFonts w:hint="default" w:ascii="Arial" w:hAnsi="Arial" w:cs="Arial"/>
+          <w:sz w:val="32"/>
+          <w:szCs w:val="32"/>
+        </w:rPr>
+      </w:pPr>
+      <w:r>
+        <w:rPr>
+          <w:rFonts w:hint="default" w:ascii="Arial" w:hAnsi="Arial" w:cs="Arial"/>
+          <w:sz w:val="32"/>
+          <w:szCs w:val="32"/>
+        </w:rPr>
+        <w:t xml:space="preserve"> </w:t>
       </w:r>
       <w:r>
         <w:rPr>
           <w:rStyle w:val="11"/>
           <w:rFonts w:hint="default" w:ascii="Arial" w:hAnsi="Arial" w:cs="Arial"/>
-          <w:sz w:val="28"/>
-          <w:szCs w:val="28"/>
+          <w:sz w:val="32"/>
+          <w:szCs w:val="32"/>
         </w:rPr>
         <w:t>Risk Level:</w:t>
       </w:r>
       <w:r>
         <w:rPr>
           <w:rFonts w:hint="default" w:ascii="Arial" w:hAnsi="Arial" w:cs="Arial"/>
-          <w:sz w:val="28"/>
-          <w:szCs w:val="28"/>
+          <w:sz w:val="32"/>
+          <w:szCs w:val="32"/>
         </w:rPr>
         <w:t xml:space="preserve"> High</w:t>
       </w:r>
@@ -3179,8 +3380,8 @@
         </w:tblCellMar>
       </w:tblPr>
       <w:tblGrid>
-        <w:gridCol w:w="2472"/>
-        <w:gridCol w:w="5195"/>
+        <w:gridCol w:w="2815"/>
+        <w:gridCol w:w="5927"/>
       </w:tblGrid>
       <w:tr>
         <w:tblPrEx>
@@ -3220,8 +3421,8 @@
                 <w:rFonts w:hint="default" w:ascii="Arial" w:hAnsi="Arial" w:cs="Arial"/>
                 <w:b/>
                 <w:bCs/>
-                <w:sz w:val="28"/>
-                <w:szCs w:val="28"/>
+                <w:sz w:val="32"/>
+                <w:szCs w:val="32"/>
               </w:rPr>
             </w:pPr>
             <w:r>
@@ -3230,8 +3431,8 @@
                 <w:b/>
                 <w:bCs/>
                 <w:kern w:val="0"/>
-                <w:sz w:val="28"/>
-                <w:szCs w:val="28"/>
+                <w:sz w:val="32"/>
+                <w:szCs w:val="32"/>
                 <w:lang w:val="en-US" w:eastAsia="zh-CN" w:bidi="ar"/>
               </w:rPr>
               <w:t>Field</w:t>
@@ -3255,8 +3456,8 @@
                 <w:rFonts w:hint="default" w:ascii="Arial" w:hAnsi="Arial" w:cs="Arial"/>
                 <w:b/>
                 <w:bCs/>
-                <w:sz w:val="28"/>
-                <w:szCs w:val="28"/>
+                <w:sz w:val="32"/>
+                <w:szCs w:val="32"/>
               </w:rPr>
             </w:pPr>
             <w:r>
@@ -3265,8 +3466,8 @@
                 <w:b/>
                 <w:bCs/>
                 <w:kern w:val="0"/>
-                <w:sz w:val="28"/>
-                <w:szCs w:val="28"/>
+                <w:sz w:val="32"/>
+                <w:szCs w:val="32"/>
                 <w:lang w:val="en-US" w:eastAsia="zh-CN" w:bidi="ar"/>
               </w:rPr>
               <w:t>Details</w:t>
@@ -3310,16 +3511,16 @@
               <w:jc w:val="left"/>
               <w:rPr>
                 <w:rFonts w:hint="default" w:ascii="Arial" w:hAnsi="Arial" w:cs="Arial"/>
-                <w:sz w:val="28"/>
-                <w:szCs w:val="28"/>
+                <w:sz w:val="32"/>
+                <w:szCs w:val="32"/>
               </w:rPr>
             </w:pPr>
             <w:r>
               <w:rPr>
                 <w:rFonts w:hint="default" w:ascii="Arial" w:hAnsi="Arial" w:eastAsia="SimSun" w:cs="Arial"/>
                 <w:kern w:val="0"/>
-                <w:sz w:val="28"/>
-                <w:szCs w:val="28"/>
+                <w:sz w:val="32"/>
+                <w:szCs w:val="32"/>
                 <w:lang w:val="en-US" w:eastAsia="zh-CN" w:bidi="ar"/>
               </w:rPr>
               <w:t>Submission ID</w:t>
@@ -3341,16 +3542,16 @@
               <w:jc w:val="left"/>
               <w:rPr>
                 <w:rFonts w:hint="default" w:ascii="Arial" w:hAnsi="Arial" w:cs="Arial"/>
-                <w:sz w:val="28"/>
-                <w:szCs w:val="28"/>
+                <w:sz w:val="32"/>
+                <w:szCs w:val="32"/>
               </w:rPr>
             </w:pPr>
             <w:r>
               <w:rPr>
                 <w:rFonts w:hint="default" w:ascii="Arial" w:hAnsi="Arial" w:eastAsia="SimSun" w:cs="Arial"/>
                 <w:kern w:val="0"/>
-                <w:sz w:val="28"/>
-                <w:szCs w:val="28"/>
+                <w:sz w:val="32"/>
+                <w:szCs w:val="32"/>
                 <w:lang w:val="en-US" w:eastAsia="zh-CN" w:bidi="ar"/>
               </w:rPr>
               <w:t>#9423198</w:t>
@@ -3394,16 +3595,16 @@
               <w:jc w:val="left"/>
               <w:rPr>
                 <w:rFonts w:hint="default" w:ascii="Arial" w:hAnsi="Arial" w:cs="Arial"/>
-                <w:sz w:val="28"/>
-                <w:szCs w:val="28"/>
+                <w:sz w:val="32"/>
+                <w:szCs w:val="32"/>
               </w:rPr>
             </w:pPr>
             <w:r>
               <w:rPr>
                 <w:rFonts w:hint="default" w:ascii="Arial" w:hAnsi="Arial" w:eastAsia="SimSun" w:cs="Arial"/>
                 <w:kern w:val="0"/>
-                <w:sz w:val="28"/>
-                <w:szCs w:val="28"/>
+                <w:sz w:val="32"/>
+                <w:szCs w:val="32"/>
                 <w:lang w:val="en-US" w:eastAsia="zh-CN" w:bidi="ar"/>
               </w:rPr>
               <w:t>Target Brand</w:t>
@@ -3425,16 +3626,16 @@
               <w:jc w:val="left"/>
               <w:rPr>
                 <w:rFonts w:hint="default" w:ascii="Arial" w:hAnsi="Arial" w:cs="Arial"/>
-                <w:sz w:val="28"/>
-                <w:szCs w:val="28"/>
+                <w:sz w:val="32"/>
+                <w:szCs w:val="32"/>
               </w:rPr>
             </w:pPr>
             <w:r>
               <w:rPr>
                 <w:rFonts w:hint="default" w:ascii="Arial" w:hAnsi="Arial" w:eastAsia="SimSun" w:cs="Arial"/>
                 <w:kern w:val="0"/>
-                <w:sz w:val="28"/>
-                <w:szCs w:val="28"/>
+                <w:sz w:val="32"/>
+                <w:szCs w:val="32"/>
                 <w:lang w:val="en-US" w:eastAsia="zh-CN" w:bidi="ar"/>
               </w:rPr>
               <w:t>Raiffeisen Bank — major European bank</w:t>
@@ -3478,16 +3679,16 @@
               <w:jc w:val="left"/>
               <w:rPr>
                 <w:rFonts w:hint="default" w:ascii="Arial" w:hAnsi="Arial" w:cs="Arial"/>
-                <w:sz w:val="28"/>
-                <w:szCs w:val="28"/>
+                <w:sz w:val="32"/>
+                <w:szCs w:val="32"/>
               </w:rPr>
             </w:pPr>
             <w:r>
               <w:rPr>
                 <w:rFonts w:hint="default" w:ascii="Arial" w:hAnsi="Arial" w:eastAsia="SimSun" w:cs="Arial"/>
                 <w:kern w:val="0"/>
-                <w:sz w:val="28"/>
-                <w:szCs w:val="28"/>
+                <w:sz w:val="32"/>
+                <w:szCs w:val="32"/>
                 <w:lang w:val="en-US" w:eastAsia="zh-CN" w:bidi="ar"/>
               </w:rPr>
               <w:t>Suspicious Domain</w:t>
@@ -3509,8 +3710,8 @@
               <w:jc w:val="left"/>
               <w:rPr>
                 <w:rFonts w:hint="default" w:ascii="Arial" w:hAnsi="Arial" w:cs="Arial"/>
-                <w:sz w:val="28"/>
-                <w:szCs w:val="28"/>
+                <w:sz w:val="32"/>
+                <w:szCs w:val="32"/>
               </w:rPr>
             </w:pPr>
             <w:r>
@@ -3518,8 +3719,8 @@
                 <w:rStyle w:val="8"/>
                 <w:rFonts w:hint="default" w:ascii="Arial" w:hAnsi="Arial" w:eastAsia="SimSun" w:cs="Arial"/>
                 <w:kern w:val="0"/>
-                <w:sz w:val="28"/>
-                <w:szCs w:val="28"/>
+                <w:sz w:val="32"/>
+                <w:szCs w:val="32"/>
                 <w:lang w:val="en-US" w:eastAsia="zh-CN" w:bidi="ar"/>
               </w:rPr>
               <w:t>vr-raiff.de</w:t>
@@ -3528,8 +3729,8 @@
               <w:rPr>
                 <w:rFonts w:hint="default" w:ascii="Arial" w:hAnsi="Arial" w:eastAsia="SimSun" w:cs="Arial"/>
                 <w:kern w:val="0"/>
-                <w:sz w:val="28"/>
-                <w:szCs w:val="28"/>
+                <w:sz w:val="32"/>
+                <w:szCs w:val="32"/>
                 <w:lang w:val="en-US" w:eastAsia="zh-CN" w:bidi="ar"/>
               </w:rPr>
               <w:t xml:space="preserve"> combines two real bank names</w:t>
@@ -3573,16 +3774,16 @@
               <w:jc w:val="left"/>
               <w:rPr>
                 <w:rFonts w:hint="default" w:ascii="Arial" w:hAnsi="Arial" w:cs="Arial"/>
-                <w:sz w:val="28"/>
-                <w:szCs w:val="28"/>
+                <w:sz w:val="32"/>
+                <w:szCs w:val="32"/>
               </w:rPr>
             </w:pPr>
             <w:r>
               <w:rPr>
                 <w:rFonts w:hint="default" w:ascii="Arial" w:hAnsi="Arial" w:eastAsia="SimSun" w:cs="Arial"/>
                 <w:kern w:val="0"/>
-                <w:sz w:val="28"/>
-                <w:szCs w:val="28"/>
+                <w:sz w:val="32"/>
+                <w:szCs w:val="32"/>
                 <w:lang w:val="en-US" w:eastAsia="zh-CN" w:bidi="ar"/>
               </w:rPr>
               <w:t>Technique</w:t>
@@ -3604,16 +3805,16 @@
               <w:jc w:val="left"/>
               <w:rPr>
                 <w:rFonts w:hint="default" w:ascii="Arial" w:hAnsi="Arial" w:cs="Arial"/>
-                <w:sz w:val="28"/>
-                <w:szCs w:val="28"/>
+                <w:sz w:val="32"/>
+                <w:szCs w:val="32"/>
               </w:rPr>
             </w:pPr>
             <w:r>
               <w:rPr>
                 <w:rFonts w:hint="default" w:ascii="Arial" w:hAnsi="Arial" w:eastAsia="SimSun" w:cs="Arial"/>
                 <w:kern w:val="0"/>
-                <w:sz w:val="28"/>
-                <w:szCs w:val="28"/>
+                <w:sz w:val="32"/>
+                <w:szCs w:val="32"/>
                 <w:lang w:val="en-US" w:eastAsia="zh-CN" w:bidi="ar"/>
               </w:rPr>
               <w:t>Domain Lookalike</w:t>
@@ -3657,16 +3858,16 @@
               <w:jc w:val="left"/>
               <w:rPr>
                 <w:rFonts w:hint="default" w:ascii="Arial" w:hAnsi="Arial" w:cs="Arial"/>
-                <w:sz w:val="28"/>
-                <w:szCs w:val="28"/>
+                <w:sz w:val="32"/>
+                <w:szCs w:val="32"/>
               </w:rPr>
             </w:pPr>
             <w:r>
               <w:rPr>
                 <w:rFonts w:hint="default" w:ascii="Arial" w:hAnsi="Arial" w:eastAsia="SimSun" w:cs="Arial"/>
                 <w:kern w:val="0"/>
-                <w:sz w:val="28"/>
-                <w:szCs w:val="28"/>
+                <w:sz w:val="32"/>
+                <w:szCs w:val="32"/>
                 <w:lang w:val="en-US" w:eastAsia="zh-CN" w:bidi="ar"/>
               </w:rPr>
               <w:t>Hosted On</w:t>
@@ -3688,16 +3889,16 @@
               <w:jc w:val="left"/>
               <w:rPr>
                 <w:rFonts w:hint="default" w:ascii="Arial" w:hAnsi="Arial" w:cs="Arial"/>
-                <w:sz w:val="28"/>
-                <w:szCs w:val="28"/>
+                <w:sz w:val="32"/>
+                <w:szCs w:val="32"/>
               </w:rPr>
             </w:pPr>
             <w:r>
               <w:rPr>
                 <w:rFonts w:hint="default" w:ascii="Arial" w:hAnsi="Arial" w:eastAsia="SimSun" w:cs="Arial"/>
                 <w:kern w:val="0"/>
-                <w:sz w:val="28"/>
-                <w:szCs w:val="28"/>
+                <w:sz w:val="32"/>
+                <w:szCs w:val="32"/>
                 <w:lang w:val="en-US" w:eastAsia="zh-CN" w:bidi="ar"/>
               </w:rPr>
               <w:t>Cloudflare (104.21.48.0/20)</w:t>
@@ -3717,24 +3918,24 @@
         <w:ind w:left="0" w:right="0"/>
         <w:rPr>
           <w:rFonts w:hint="default" w:ascii="Arial" w:hAnsi="Arial" w:cs="Arial"/>
-          <w:sz w:val="28"/>
-          <w:szCs w:val="28"/>
+          <w:sz w:val="32"/>
+          <w:szCs w:val="32"/>
         </w:rPr>
       </w:pPr>
       <w:r>
         <w:rPr>
           <w:rStyle w:val="11"/>
           <w:rFonts w:hint="default" w:ascii="Arial" w:hAnsi="Arial" w:cs="Arial"/>
-          <w:sz w:val="28"/>
-          <w:szCs w:val="28"/>
+          <w:sz w:val="32"/>
+          <w:szCs w:val="32"/>
         </w:rPr>
         <w:t>Finding:</w:t>
       </w:r>
       <w:r>
         <w:rPr>
           <w:rFonts w:hint="default" w:ascii="Arial" w:hAnsi="Arial" w:cs="Arial"/>
-          <w:sz w:val="28"/>
-          <w:szCs w:val="28"/>
+          <w:sz w:val="32"/>
+          <w:szCs w:val="32"/>
         </w:rPr>
         <w:t xml:space="preserve"> The attacker used a </w:t>
       </w:r>
@@ -3742,16 +3943,16 @@
         <w:rPr>
           <w:rStyle w:val="11"/>
           <w:rFonts w:hint="default" w:ascii="Arial" w:hAnsi="Arial" w:cs="Arial"/>
-          <w:sz w:val="28"/>
-          <w:szCs w:val="28"/>
+          <w:sz w:val="32"/>
+          <w:szCs w:val="32"/>
         </w:rPr>
         <w:t>Domain Lookalike</w:t>
       </w:r>
       <w:r>
         <w:rPr>
           <w:rFonts w:hint="default" w:ascii="Arial" w:hAnsi="Arial" w:cs="Arial"/>
-          <w:sz w:val="28"/>
-          <w:szCs w:val="28"/>
+          <w:sz w:val="32"/>
+          <w:szCs w:val="32"/>
         </w:rPr>
         <w:t xml:space="preserve"> technique by combining shortened names of two real banks — </w:t>
       </w:r>
@@ -3759,16 +3960,16 @@
         <w:rPr>
           <w:rStyle w:val="8"/>
           <w:rFonts w:hint="default" w:ascii="Arial" w:hAnsi="Arial" w:cs="Arial"/>
-          <w:sz w:val="28"/>
-          <w:szCs w:val="28"/>
+          <w:sz w:val="32"/>
+          <w:szCs w:val="32"/>
         </w:rPr>
         <w:t>vr</w:t>
       </w:r>
       <w:r>
         <w:rPr>
           <w:rFonts w:hint="default" w:ascii="Arial" w:hAnsi="Arial" w:cs="Arial"/>
-          <w:sz w:val="28"/>
-          <w:szCs w:val="28"/>
+          <w:sz w:val="32"/>
+          <w:szCs w:val="32"/>
         </w:rPr>
         <w:t xml:space="preserve"> from VR Bank and </w:t>
       </w:r>
@@ -3776,16 +3977,16 @@
         <w:rPr>
           <w:rStyle w:val="8"/>
           <w:rFonts w:hint="default" w:ascii="Arial" w:hAnsi="Arial" w:cs="Arial"/>
-          <w:sz w:val="28"/>
-          <w:szCs w:val="28"/>
+          <w:sz w:val="32"/>
+          <w:szCs w:val="32"/>
         </w:rPr>
         <w:t>raiff</w:t>
       </w:r>
       <w:r>
         <w:rPr>
           <w:rFonts w:hint="default" w:ascii="Arial" w:hAnsi="Arial" w:cs="Arial"/>
-          <w:sz w:val="28"/>
-          <w:szCs w:val="28"/>
+          <w:sz w:val="32"/>
+          <w:szCs w:val="32"/>
         </w:rPr>
         <w:t xml:space="preserve"> from Raiffeisen — to create </w:t>
       </w:r>
@@ -3793,16 +3994,16 @@
         <w:rPr>
           <w:rStyle w:val="8"/>
           <w:rFonts w:hint="default" w:ascii="Arial" w:hAnsi="Arial" w:cs="Arial"/>
-          <w:sz w:val="28"/>
-          <w:szCs w:val="28"/>
+          <w:sz w:val="32"/>
+          <w:szCs w:val="32"/>
         </w:rPr>
         <w:t>vr-raiff.de</w:t>
       </w:r>
       <w:r>
         <w:rPr>
           <w:rFonts w:hint="default" w:ascii="Arial" w:hAnsi="Arial" w:cs="Arial"/>
-          <w:sz w:val="28"/>
-          <w:szCs w:val="28"/>
+          <w:sz w:val="32"/>
+          <w:szCs w:val="32"/>
         </w:rPr>
         <w:t>. Users may recognize these words as real banking terms but fail to notice it is not the official domain. If a victim enters their bank login, OTP and account number, the attacker gains full access and can easily steal money.</w:t>
       </w:r>
@@ -3818,16 +4019,16 @@
         <w:ind w:left="0" w:right="0"/>
         <w:rPr>
           <w:rFonts w:hint="default" w:ascii="Arial" w:hAnsi="Arial" w:cs="Arial"/>
-          <w:sz w:val="28"/>
-          <w:szCs w:val="28"/>
+          <w:sz w:val="32"/>
+          <w:szCs w:val="32"/>
         </w:rPr>
       </w:pPr>
       <w:r>
         <w:rPr>
           <w:rStyle w:val="11"/>
           <w:rFonts w:hint="default" w:ascii="Arial" w:hAnsi="Arial" w:cs="Arial"/>
-          <w:sz w:val="28"/>
-          <w:szCs w:val="28"/>
+          <w:sz w:val="32"/>
+          <w:szCs w:val="32"/>
         </w:rPr>
         <w:t>Prevention:</w:t>
       </w:r>
@@ -3846,15 +4047,15 @@
         <w:ind w:left="720" w:hanging="360"/>
         <w:rPr>
           <w:rFonts w:hint="default" w:ascii="Arial" w:hAnsi="Arial" w:cs="Arial"/>
-          <w:sz w:val="28"/>
-          <w:szCs w:val="28"/>
-        </w:rPr>
-      </w:pPr>
-      <w:r>
-        <w:rPr>
-          <w:rFonts w:hint="default" w:ascii="Arial" w:hAnsi="Arial" w:cs="Arial"/>
-          <w:sz w:val="28"/>
-          <w:szCs w:val="28"/>
+          <w:sz w:val="32"/>
+          <w:szCs w:val="32"/>
+        </w:rPr>
+      </w:pPr>
+      <w:r>
+        <w:rPr>
+          <w:rFonts w:hint="default" w:ascii="Arial" w:hAnsi="Arial" w:cs="Arial"/>
+          <w:sz w:val="32"/>
+          <w:szCs w:val="32"/>
         </w:rPr>
         <w:t>Always verify the full URL before entering details</w:t>
       </w:r>
@@ -3873,15 +4074,15 @@
         <w:ind w:left="720" w:hanging="360"/>
         <w:rPr>
           <w:rFonts w:hint="default" w:ascii="Arial" w:hAnsi="Arial" w:cs="Arial"/>
-          <w:sz w:val="28"/>
-          <w:szCs w:val="28"/>
-        </w:rPr>
-      </w:pPr>
-      <w:r>
-        <w:rPr>
-          <w:rFonts w:hint="default" w:ascii="Arial" w:hAnsi="Arial" w:cs="Arial"/>
-          <w:sz w:val="28"/>
-          <w:szCs w:val="28"/>
+          <w:sz w:val="32"/>
+          <w:szCs w:val="32"/>
+        </w:rPr>
+      </w:pPr>
+      <w:r>
+        <w:rPr>
+          <w:rFonts w:hint="default" w:ascii="Arial" w:hAnsi="Arial" w:cs="Arial"/>
+          <w:sz w:val="32"/>
+          <w:szCs w:val="32"/>
         </w:rPr>
         <w:t xml:space="preserve">Check sender email — real Raiffeisen emails come from </w:t>
       </w:r>
@@ -3889,8 +4090,8 @@
         <w:rPr>
           <w:rStyle w:val="8"/>
           <w:rFonts w:hint="default" w:ascii="Arial" w:hAnsi="Arial" w:cs="Arial"/>
-          <w:sz w:val="28"/>
-          <w:szCs w:val="28"/>
+          <w:sz w:val="32"/>
+          <w:szCs w:val="32"/>
         </w:rPr>
         <w:t>@raiffeisen.at</w:t>
       </w:r>
@@ -3916,10 +4117,18 @@
       <w:r>
         <w:rPr>
           <w:rFonts w:hint="default" w:ascii="Arial" w:hAnsi="Arial" w:cs="Arial"/>
+          <w:sz w:val="32"/>
+          <w:szCs w:val="32"/>
+        </w:rPr>
+        <w:t>Never share OTP or account number through email link</w:t>
+      </w:r>
+      <w:r>
+        <w:rPr>
+          <w:rFonts w:hint="default" w:ascii="Arial" w:hAnsi="Arial" w:cs="Arial"/>
           <w:sz w:val="28"/>
           <w:szCs w:val="28"/>
         </w:rPr>
-        <w:t>Never share OTP or account number through email links</w:t>
+        <w:t>s</w:t>
       </w:r>
     </w:p>
     <w:p>
@@ -3991,39 +4200,6 @@
     </w:p>
     <w:p>
       <w:pPr>
-        <w:jc w:val="center"/>
-        <w:rPr>
-          <w:rFonts w:hint="default" w:ascii="Arial" w:hAnsi="Arial" w:eastAsia="SimSun" w:cs="Arial"/>
-          <w:sz w:val="28"/>
-          <w:szCs w:val="28"/>
-          <w:lang w:val="en-IN"/>
-        </w:rPr>
-      </w:pPr>
-    </w:p>
-    <w:p>
-      <w:pPr>
-        <w:pStyle w:val="2"/>
-        <w:keepNext w:val="0"/>
-        <w:keepLines w:val="0"/>
-        <w:widowControl/>
-        <w:suppressLineNumbers w:val="0"/>
-        <w:rPr>
-          <w:rFonts w:hint="default" w:ascii="Arial" w:hAnsi="Arial" w:cs="Arial"/>
-          <w:sz w:val="32"/>
-          <w:szCs w:val="32"/>
-        </w:rPr>
-      </w:pPr>
-      <w:r>
-        <w:rPr>
-          <w:rFonts w:hint="default" w:ascii="Arial" w:hAnsi="Arial" w:cs="Arial"/>
-          <w:sz w:val="32"/>
-          <w:szCs w:val="32"/>
-        </w:rPr>
-        <w:t>Risk Summary Table</w:t>
-      </w:r>
-    </w:p>
-    <w:p>
-      <w:pPr>
         <w:pStyle w:val="3"/>
         <w:keepNext w:val="0"/>
         <w:keepLines w:val="0"/>
@@ -4031,18 +4207,25 @@
         <w:suppressLineNumbers w:val="0"/>
         <w:rPr>
           <w:rFonts w:hint="default" w:ascii="Arial" w:hAnsi="Arial" w:cs="Arial"/>
-          <w:sz w:val="32"/>
-          <w:szCs w:val="32"/>
-        </w:rPr>
-      </w:pPr>
-      <w:r>
-        <w:rPr>
-          <w:rFonts w:hint="default" w:ascii="Arial" w:hAnsi="Arial" w:cs="Arial"/>
-          <w:sz w:val="32"/>
-          <w:szCs w:val="32"/>
-        </w:rPr>
-        <w:t>Risk Summary</w:t>
-      </w:r>
+          <w:sz w:val="40"/>
+          <w:szCs w:val="40"/>
+        </w:rPr>
+      </w:pPr>
+      <w:r>
+        <w:rPr>
+          <w:rFonts w:hint="default" w:ascii="Arial" w:hAnsi="Arial" w:cs="Arial"/>
+          <w:sz w:val="40"/>
+          <w:szCs w:val="40"/>
+        </w:rPr>
+        <w:t>Risk Summary Table</w:t>
+      </w:r>
+    </w:p>
+    <w:p>
+      <w:pPr>
+        <w:rPr>
+          <w:rFonts w:hint="default"/>
+        </w:rPr>
+      </w:pPr>
     </w:p>
     <w:p>
       <w:pPr>
@@ -4067,6 +4250,22 @@
         </w:rPr>
         <w:t>All 3 phishing URLs were verified as 100% phishing by PhishTank. Here is a summary of all samples analyzed:</w:t>
       </w:r>
+    </w:p>
+    <w:p>
+      <w:pPr>
+        <w:pStyle w:val="10"/>
+        <w:keepNext w:val="0"/>
+        <w:keepLines w:val="0"/>
+        <w:widowControl/>
+        <w:suppressLineNumbers w:val="0"/>
+        <w:spacing w:before="0" w:beforeAutospacing="1" w:after="0" w:afterAutospacing="1"/>
+        <w:ind w:left="0" w:right="0"/>
+        <w:rPr>
+          <w:rFonts w:hint="default" w:ascii="Arial" w:hAnsi="Arial" w:cs="Arial"/>
+          <w:sz w:val="32"/>
+          <w:szCs w:val="32"/>
+        </w:rPr>
+      </w:pPr>
     </w:p>
     <w:tbl>
       <w:tblPr>
@@ -4093,10 +4292,10 @@
       </w:tblPr>
       <w:tblGrid>
         <w:gridCol w:w="253"/>
-        <w:gridCol w:w="1591"/>
-        <w:gridCol w:w="3467"/>
-        <w:gridCol w:w="2093"/>
-        <w:gridCol w:w="992"/>
+        <w:gridCol w:w="1859"/>
+        <w:gridCol w:w="4101"/>
+        <w:gridCol w:w="3113"/>
+        <w:gridCol w:w="1230"/>
       </w:tblGrid>
       <w:tr>
         <w:tblPrEx>
@@ -4121,7 +4320,7 @@
         </w:trPr>
         <w:tc>
           <w:tcPr>
-            <w:tcW w:w="0" w:type="auto"/>
+            <w:tcW w:w="208" w:type="dxa"/>
             <w:shd w:val="clear" w:color="auto" w:fill="auto"/>
             <w:vAlign w:val="center"/>
           </w:tcPr>
@@ -4140,23 +4339,11 @@
                 <w:szCs w:val="32"/>
               </w:rPr>
             </w:pPr>
-            <w:r>
-              <w:rPr>
-                <w:rFonts w:hint="default" w:ascii="Arial" w:hAnsi="Arial" w:eastAsia="SimSun" w:cs="Arial"/>
-                <w:b/>
-                <w:bCs/>
-                <w:kern w:val="0"/>
-                <w:sz w:val="32"/>
-                <w:szCs w:val="32"/>
-                <w:lang w:val="en-US" w:eastAsia="zh-CN" w:bidi="ar"/>
-              </w:rPr>
-              <w:t>#</w:t>
-            </w:r>
           </w:p>
         </w:tc>
         <w:tc>
           <w:tcPr>
-            <w:tcW w:w="0" w:type="auto"/>
+            <w:tcW w:w="1829" w:type="dxa"/>
             <w:shd w:val="clear" w:color="auto" w:fill="auto"/>
             <w:vAlign w:val="center"/>
           </w:tcPr>
@@ -4318,7 +4505,7 @@
         </w:trPr>
         <w:tc>
           <w:tcPr>
-            <w:tcW w:w="0" w:type="auto"/>
+            <w:tcW w:w="208" w:type="dxa"/>
             <w:shd w:val="clear" w:color="auto" w:fill="auto"/>
             <w:vAlign w:val="center"/>
           </w:tcPr>
@@ -4349,7 +4536,7 @@
         </w:tc>
         <w:tc>
           <w:tcPr>
-            <w:tcW w:w="0" w:type="auto"/>
+            <w:tcW w:w="1829" w:type="dxa"/>
             <w:shd w:val="clear" w:color="auto" w:fill="auto"/>
             <w:vAlign w:val="center"/>
           </w:tcPr>
@@ -4467,7 +4654,183 @@
                 <w:szCs w:val="32"/>
                 <w:lang w:val="en-US" w:eastAsia="zh-CN" w:bidi="ar"/>
               </w:rPr>
-              <w:t>🔴 High</w:t>
+              <w:t xml:space="preserve"> High</w:t>
+            </w:r>
+          </w:p>
+        </w:tc>
+      </w:tr>
+      <w:tr>
+        <w:tblPrEx>
+          <w:tblBorders>
+            <w:top w:val="none" w:color="auto" w:sz="0" w:space="0"/>
+            <w:left w:val="none" w:color="auto" w:sz="0" w:space="0"/>
+            <w:bottom w:val="none" w:color="auto" w:sz="0" w:space="0"/>
+            <w:right w:val="none" w:color="auto" w:sz="0" w:space="0"/>
+            <w:insideH w:val="none" w:color="auto" w:sz="0" w:space="0"/>
+            <w:insideV w:val="none" w:color="auto" w:sz="0" w:space="0"/>
+          </w:tblBorders>
+          <w:tblCellMar>
+            <w:top w:w="15" w:type="dxa"/>
+            <w:left w:w="15" w:type="dxa"/>
+            <w:bottom w:w="15" w:type="dxa"/>
+            <w:right w:w="15" w:type="dxa"/>
+          </w:tblCellMar>
+        </w:tblPrEx>
+        <w:trPr>
+          <w:tblCellSpacing w:w="15" w:type="dxa"/>
+        </w:trPr>
+        <w:tc>
+          <w:tcPr>
+            <w:tcW w:w="208" w:type="dxa"/>
+            <w:shd w:val="clear" w:color="auto" w:fill="auto"/>
+            <w:vAlign w:val="center"/>
+          </w:tcPr>
+          <w:p>
+            <w:pPr>
+              <w:keepNext w:val="0"/>
+              <w:keepLines w:val="0"/>
+              <w:widowControl/>
+              <w:suppressLineNumbers w:val="0"/>
+              <w:jc w:val="left"/>
+              <w:rPr>
+                <w:rFonts w:hint="default" w:ascii="Arial" w:hAnsi="Arial" w:cs="Arial"/>
+                <w:sz w:val="32"/>
+                <w:szCs w:val="32"/>
+              </w:rPr>
+            </w:pPr>
+            <w:r>
+              <w:rPr>
+                <w:rFonts w:hint="default" w:ascii="Arial" w:hAnsi="Arial" w:eastAsia="SimSun" w:cs="Arial"/>
+                <w:kern w:val="0"/>
+                <w:sz w:val="32"/>
+                <w:szCs w:val="32"/>
+                <w:lang w:val="en-US" w:eastAsia="zh-CN" w:bidi="ar"/>
+              </w:rPr>
+              <w:t>2</w:t>
+            </w:r>
+          </w:p>
+        </w:tc>
+        <w:tc>
+          <w:tcPr>
+            <w:tcW w:w="1829" w:type="dxa"/>
+            <w:shd w:val="clear" w:color="auto" w:fill="auto"/>
+            <w:vAlign w:val="center"/>
+          </w:tcPr>
+          <w:p>
+            <w:pPr>
+              <w:keepNext w:val="0"/>
+              <w:keepLines w:val="0"/>
+              <w:widowControl/>
+              <w:suppressLineNumbers w:val="0"/>
+              <w:jc w:val="left"/>
+              <w:rPr>
+                <w:rFonts w:hint="default" w:ascii="Arial" w:hAnsi="Arial" w:cs="Arial"/>
+                <w:sz w:val="32"/>
+                <w:szCs w:val="32"/>
+              </w:rPr>
+            </w:pPr>
+            <w:r>
+              <w:rPr>
+                <w:rFonts w:hint="default" w:ascii="Arial" w:hAnsi="Arial" w:eastAsia="SimSun" w:cs="Arial"/>
+                <w:kern w:val="0"/>
+                <w:sz w:val="32"/>
+                <w:szCs w:val="32"/>
+                <w:lang w:val="en-US" w:eastAsia="zh-CN" w:bidi="ar"/>
+              </w:rPr>
+              <w:t>Allegro Lokalnie</w:t>
+            </w:r>
+          </w:p>
+        </w:tc>
+        <w:tc>
+          <w:tcPr>
+            <w:tcW w:w="0" w:type="auto"/>
+            <w:shd w:val="clear" w:color="auto" w:fill="auto"/>
+            <w:vAlign w:val="center"/>
+          </w:tcPr>
+          <w:p>
+            <w:pPr>
+              <w:keepNext w:val="0"/>
+              <w:keepLines w:val="0"/>
+              <w:widowControl/>
+              <w:suppressLineNumbers w:val="0"/>
+              <w:jc w:val="left"/>
+              <w:rPr>
+                <w:rFonts w:hint="default" w:ascii="Arial" w:hAnsi="Arial" w:cs="Arial"/>
+                <w:sz w:val="32"/>
+                <w:szCs w:val="32"/>
+              </w:rPr>
+            </w:pPr>
+            <w:r>
+              <w:rPr>
+                <w:rFonts w:hint="default" w:ascii="Arial" w:hAnsi="Arial" w:eastAsia="SimSun" w:cs="Arial"/>
+                <w:kern w:val="0"/>
+                <w:sz w:val="32"/>
+                <w:szCs w:val="32"/>
+                <w:lang w:val="en-US" w:eastAsia="zh-CN" w:bidi="ar"/>
+              </w:rPr>
+              <w:t>allegro-lokalnie.761273129gf-230.lat</w:t>
+            </w:r>
+          </w:p>
+        </w:tc>
+        <w:tc>
+          <w:tcPr>
+            <w:tcW w:w="0" w:type="auto"/>
+            <w:shd w:val="clear" w:color="auto" w:fill="auto"/>
+            <w:vAlign w:val="center"/>
+          </w:tcPr>
+          <w:p>
+            <w:pPr>
+              <w:keepNext w:val="0"/>
+              <w:keepLines w:val="0"/>
+              <w:widowControl/>
+              <w:suppressLineNumbers w:val="0"/>
+              <w:jc w:val="left"/>
+              <w:rPr>
+                <w:rFonts w:hint="default" w:ascii="Arial" w:hAnsi="Arial" w:cs="Arial"/>
+                <w:sz w:val="32"/>
+                <w:szCs w:val="32"/>
+              </w:rPr>
+            </w:pPr>
+            <w:r>
+              <w:rPr>
+                <w:rFonts w:hint="default" w:ascii="Arial" w:hAnsi="Arial" w:eastAsia="SimSun" w:cs="Arial"/>
+                <w:kern w:val="0"/>
+                <w:sz w:val="32"/>
+                <w:szCs w:val="32"/>
+                <w:lang w:val="en-US" w:eastAsia="zh-CN" w:bidi="ar"/>
+              </w:rPr>
+              <w:t>Subdomain Spoofing + No HTTPS</w:t>
+            </w:r>
+          </w:p>
+        </w:tc>
+        <w:tc>
+          <w:tcPr>
+            <w:tcW w:w="0" w:type="auto"/>
+            <w:shd w:val="clear" w:color="auto" w:fill="auto"/>
+            <w:vAlign w:val="center"/>
+          </w:tcPr>
+          <w:p>
+            <w:pPr>
+              <w:keepNext w:val="0"/>
+              <w:keepLines w:val="0"/>
+              <w:widowControl/>
+              <w:suppressLineNumbers w:val="0"/>
+              <w:jc w:val="left"/>
+              <w:rPr>
+                <w:rFonts w:hint="default" w:ascii="Arial" w:hAnsi="Arial" w:cs="Arial"/>
+                <w:sz w:val="32"/>
+                <w:szCs w:val="32"/>
+              </w:rPr>
+            </w:pPr>
+            <w:r>
+              <w:rPr>
+                <w:rFonts w:hint="default" w:ascii="Arial" w:hAnsi="Arial" w:eastAsia="SimSun" w:cs="Arial"/>
+                <w:kern w:val="0"/>
+                <w:sz w:val="32"/>
+                <w:szCs w:val="32"/>
+                <w:lang w:val="en-US" w:eastAsia="zh-CN" w:bidi="ar"/>
+              </w:rPr>
+              <w:t xml:space="preserve"> High</w:t>
             </w:r>
           </w:p>
         </w:tc>
@@ -4495,7 +4858,7 @@
         </w:trPr>
         <w:tc>
           <w:tcPr>
-            <w:tcW w:w="0" w:type="auto"/>
+            <w:tcW w:w="208" w:type="dxa"/>
             <w:shd w:val="clear" w:color="auto" w:fill="auto"/>
             <w:vAlign w:val="center"/>
           </w:tcPr>
@@ -4520,190 +4883,13 @@
                 <w:szCs w:val="32"/>
                 <w:lang w:val="en-US" w:eastAsia="zh-CN" w:bidi="ar"/>
               </w:rPr>
-              <w:t>2</w:t>
-            </w:r>
-          </w:p>
-        </w:tc>
-        <w:tc>
-          <w:tcPr>
-            <w:tcW w:w="0" w:type="auto"/>
-            <w:shd w:val="clear" w:color="auto" w:fill="auto"/>
-            <w:vAlign w:val="center"/>
-          </w:tcPr>
-          <w:p>
-            <w:pPr>
-              <w:keepNext w:val="0"/>
-              <w:keepLines w:val="0"/>
-              <w:widowControl/>
-              <w:suppressLineNumbers w:val="0"/>
-              <w:jc w:val="left"/>
-              <w:rPr>
-                <w:rFonts w:hint="default" w:ascii="Arial" w:hAnsi="Arial" w:cs="Arial"/>
-                <w:sz w:val="32"/>
-                <w:szCs w:val="32"/>
-              </w:rPr>
-            </w:pPr>
-            <w:r>
-              <w:rPr>
-                <w:rFonts w:hint="default" w:ascii="Arial" w:hAnsi="Arial" w:eastAsia="SimSun" w:cs="Arial"/>
-                <w:kern w:val="0"/>
-                <w:sz w:val="32"/>
-                <w:szCs w:val="32"/>
-                <w:lang w:val="en-US" w:eastAsia="zh-CN" w:bidi="ar"/>
-              </w:rPr>
-              <w:t>Allegro Lokalnie</w:t>
-            </w:r>
-          </w:p>
-        </w:tc>
-        <w:tc>
-          <w:tcPr>
-            <w:tcW w:w="0" w:type="auto"/>
-            <w:shd w:val="clear" w:color="auto" w:fill="auto"/>
-            <w:vAlign w:val="center"/>
-          </w:tcPr>
-          <w:p>
-            <w:pPr>
-              <w:keepNext w:val="0"/>
-              <w:keepLines w:val="0"/>
-              <w:widowControl/>
-              <w:suppressLineNumbers w:val="0"/>
-              <w:jc w:val="left"/>
-              <w:rPr>
-                <w:rFonts w:hint="default" w:ascii="Arial" w:hAnsi="Arial" w:cs="Arial"/>
-                <w:sz w:val="32"/>
-                <w:szCs w:val="32"/>
-              </w:rPr>
-            </w:pPr>
-            <w:r>
-              <w:rPr>
-                <w:rFonts w:hint="default" w:ascii="Arial" w:hAnsi="Arial" w:eastAsia="SimSun" w:cs="Arial"/>
-                <w:kern w:val="0"/>
-                <w:sz w:val="32"/>
-                <w:szCs w:val="32"/>
-                <w:lang w:val="en-US" w:eastAsia="zh-CN" w:bidi="ar"/>
-              </w:rPr>
-              <w:t>allegro-lokalnie.761273129gf-230.lat</w:t>
-            </w:r>
-          </w:p>
-        </w:tc>
-        <w:tc>
-          <w:tcPr>
-            <w:tcW w:w="0" w:type="auto"/>
-            <w:shd w:val="clear" w:color="auto" w:fill="auto"/>
-            <w:vAlign w:val="center"/>
-          </w:tcPr>
-          <w:p>
-            <w:pPr>
-              <w:keepNext w:val="0"/>
-              <w:keepLines w:val="0"/>
-              <w:widowControl/>
-              <w:suppressLineNumbers w:val="0"/>
-              <w:jc w:val="left"/>
-              <w:rPr>
-                <w:rFonts w:hint="default" w:ascii="Arial" w:hAnsi="Arial" w:cs="Arial"/>
-                <w:sz w:val="32"/>
-                <w:szCs w:val="32"/>
-              </w:rPr>
-            </w:pPr>
-            <w:r>
-              <w:rPr>
-                <w:rFonts w:hint="default" w:ascii="Arial" w:hAnsi="Arial" w:eastAsia="SimSun" w:cs="Arial"/>
-                <w:kern w:val="0"/>
-                <w:sz w:val="32"/>
-                <w:szCs w:val="32"/>
-                <w:lang w:val="en-US" w:eastAsia="zh-CN" w:bidi="ar"/>
-              </w:rPr>
-              <w:t>Subdomain Spoofing + No HTTPS</w:t>
-            </w:r>
-          </w:p>
-        </w:tc>
-        <w:tc>
-          <w:tcPr>
-            <w:tcW w:w="0" w:type="auto"/>
-            <w:shd w:val="clear" w:color="auto" w:fill="auto"/>
-            <w:vAlign w:val="center"/>
-          </w:tcPr>
-          <w:p>
-            <w:pPr>
-              <w:keepNext w:val="0"/>
-              <w:keepLines w:val="0"/>
-              <w:widowControl/>
-              <w:suppressLineNumbers w:val="0"/>
-              <w:jc w:val="left"/>
-              <w:rPr>
-                <w:rFonts w:hint="default" w:ascii="Arial" w:hAnsi="Arial" w:cs="Arial"/>
-                <w:sz w:val="32"/>
-                <w:szCs w:val="32"/>
-              </w:rPr>
-            </w:pPr>
-            <w:r>
-              <w:rPr>
-                <w:rFonts w:hint="default" w:ascii="Arial" w:hAnsi="Arial" w:eastAsia="SimSun" w:cs="Arial"/>
-                <w:kern w:val="0"/>
-                <w:sz w:val="32"/>
-                <w:szCs w:val="32"/>
-                <w:lang w:val="en-US" w:eastAsia="zh-CN" w:bidi="ar"/>
-              </w:rPr>
-              <w:t>🔴 High</w:t>
-            </w:r>
-          </w:p>
-        </w:tc>
-      </w:tr>
-      <w:tr>
-        <w:tblPrEx>
-          <w:tblBorders>
-            <w:top w:val="none" w:color="auto" w:sz="0" w:space="0"/>
-            <w:left w:val="none" w:color="auto" w:sz="0" w:space="0"/>
-            <w:bottom w:val="none" w:color="auto" w:sz="0" w:space="0"/>
-            <w:right w:val="none" w:color="auto" w:sz="0" w:space="0"/>
-            <w:insideH w:val="none" w:color="auto" w:sz="0" w:space="0"/>
-            <w:insideV w:val="none" w:color="auto" w:sz="0" w:space="0"/>
-          </w:tblBorders>
-          <w:shd w:val="clear" w:color="auto" w:fill="auto"/>
-          <w:tblCellMar>
-            <w:top w:w="15" w:type="dxa"/>
-            <w:left w:w="15" w:type="dxa"/>
-            <w:bottom w:w="15" w:type="dxa"/>
-            <w:right w:w="15" w:type="dxa"/>
-          </w:tblCellMar>
-        </w:tblPrEx>
-        <w:trPr>
-          <w:tblCellSpacing w:w="15" w:type="dxa"/>
-        </w:trPr>
-        <w:tc>
-          <w:tcPr>
-            <w:tcW w:w="0" w:type="auto"/>
-            <w:shd w:val="clear" w:color="auto" w:fill="auto"/>
-            <w:vAlign w:val="center"/>
-          </w:tcPr>
-          <w:p>
-            <w:pPr>
-              <w:keepNext w:val="0"/>
-              <w:keepLines w:val="0"/>
-              <w:widowControl/>
-              <w:suppressLineNumbers w:val="0"/>
-              <w:jc w:val="left"/>
-              <w:rPr>
-                <w:rFonts w:hint="default" w:ascii="Arial" w:hAnsi="Arial" w:cs="Arial"/>
-                <w:sz w:val="32"/>
-                <w:szCs w:val="32"/>
-              </w:rPr>
-            </w:pPr>
-            <w:r>
-              <w:rPr>
-                <w:rFonts w:hint="default" w:ascii="Arial" w:hAnsi="Arial" w:eastAsia="SimSun" w:cs="Arial"/>
-                <w:kern w:val="0"/>
-                <w:sz w:val="32"/>
-                <w:szCs w:val="32"/>
-                <w:lang w:val="en-US" w:eastAsia="zh-CN" w:bidi="ar"/>
-              </w:rPr>
               <w:t>3</w:t>
             </w:r>
           </w:p>
         </w:tc>
         <w:tc>
           <w:tcPr>
-            <w:tcW w:w="0" w:type="auto"/>
+            <w:tcW w:w="1829" w:type="dxa"/>
             <w:shd w:val="clear" w:color="auto" w:fill="auto"/>
             <w:vAlign w:val="center"/>
           </w:tcPr>
@@ -4821,7 +5007,7 @@
                 <w:szCs w:val="32"/>
                 <w:lang w:val="en-US" w:eastAsia="zh-CN" w:bidi="ar"/>
               </w:rPr>
-              <w:t>🔴 High</w:t>
+              <w:t>High</w:t>
             </w:r>
           </w:p>
         </w:tc>
@@ -4839,24 +5025,6 @@
           <w:szCs w:val="32"/>
         </w:rPr>
       </w:pPr>
-      <w:r>
-        <w:rPr>
-          <w:rFonts w:hint="default" w:ascii="Arial" w:hAnsi="Arial" w:cs="Arial"/>
-          <w:sz w:val="32"/>
-          <w:szCs w:val="32"/>
-        </w:rPr>
-        <w:pict>
-          <v:rect id="_x0000_i1025" o:spt="1" style="height:1.5pt;width:432pt;" fillcolor="#A0A0A0" filled="t" stroked="f" coordsize="21600,21600" o:hr="t" o:hrstd="t" o:hralign="center">
-            <v:path/>
-            <v:fill on="t" focussize="0,0"/>
-            <v:stroke on="f"/>
-            <v:imagedata o:title=""/>
-            <o:lock v:ext="edit"/>
-            <w10:wrap type="none"/>
-            <w10:anchorlock/>
-          </v:rect>
-        </w:pict>
-      </w:r>
     </w:p>
     <w:p>
       <w:pPr>
@@ -5185,11 +5353,67 @@
           <w:szCs w:val="32"/>
         </w:rPr>
       </w:pPr>
-      <w:r>
-        <w:rPr>
-          <w:rFonts w:hint="default" w:ascii="Arial" w:hAnsi="Arial" w:cs="Arial"/>
-          <w:sz w:val="32"/>
-          <w:szCs w:val="32"/>
+    </w:p>
+    <w:p>
+      <w:pPr>
+        <w:pStyle w:val="2"/>
+        <w:keepNext w:val="0"/>
+        <w:keepLines w:val="0"/>
+        <w:widowControl/>
+        <w:suppressLineNumbers w:val="0"/>
+        <w:rPr>
+          <w:rFonts w:hint="default" w:ascii="Arial" w:hAnsi="Arial" w:cs="Arial"/>
+          <w:sz w:val="32"/>
+          <w:szCs w:val="32"/>
+        </w:rPr>
+      </w:pPr>
+    </w:p>
+    <w:p>
+      <w:pPr>
+        <w:pStyle w:val="2"/>
+        <w:keepNext w:val="0"/>
+        <w:keepLines w:val="0"/>
+        <w:widowControl/>
+        <w:suppressLineNumbers w:val="0"/>
+        <w:rPr>
+          <w:rFonts w:hint="default" w:ascii="Arial" w:hAnsi="Arial" w:cs="Arial"/>
+          <w:sz w:val="32"/>
+          <w:szCs w:val="32"/>
+        </w:rPr>
+      </w:pPr>
+    </w:p>
+    <w:p>
+      <w:pPr>
+        <w:pStyle w:val="2"/>
+        <w:keepNext w:val="0"/>
+        <w:keepLines w:val="0"/>
+        <w:widowControl/>
+        <w:suppressLineNumbers w:val="0"/>
+        <w:rPr>
+          <w:rFonts w:hint="default" w:ascii="Arial" w:hAnsi="Arial" w:cs="Arial"/>
+          <w:sz w:val="32"/>
+          <w:szCs w:val="32"/>
+        </w:rPr>
+      </w:pPr>
+    </w:p>
+    <w:p>
+      <w:pPr>
+        <w:pStyle w:val="2"/>
+        <w:keepNext w:val="0"/>
+        <w:keepLines w:val="0"/>
+        <w:widowControl/>
+        <w:suppressLineNumbers w:val="0"/>
+        <w:rPr>
+          <w:rFonts w:hint="default" w:ascii="Arial" w:hAnsi="Arial" w:cs="Arial"/>
+          <w:sz w:val="40"/>
+          <w:szCs w:val="40"/>
+        </w:rPr>
+      </w:pPr>
+      <w:r>
+        <w:rPr>
+          <w:rFonts w:hint="default" w:ascii="Arial" w:hAnsi="Arial" w:cs="Arial"/>
+          <w:sz w:val="40"/>
+          <w:szCs w:val="40"/>
         </w:rPr>
         <w:t>Prevention Guidelines</w:t>
       </w:r>
@@ -5210,8 +5434,8 @@
       <w:r>
         <w:rPr>
           <w:rFonts w:hint="default" w:ascii="Arial" w:hAnsi="Arial" w:cs="Arial"/>
-          <w:sz w:val="32"/>
-          <w:szCs w:val="32"/>
+          <w:sz w:val="40"/>
+          <w:szCs w:val="40"/>
         </w:rPr>
         <w:t>Prevention &amp; Awareness Guidelines</w:t>
       </w:r>
@@ -5248,8 +5472,8 @@
         <w:rPr>
           <w:rStyle w:val="11"/>
           <w:rFonts w:hint="default" w:ascii="Arial" w:hAnsi="Arial" w:cs="Arial"/>
-          <w:sz w:val="32"/>
-          <w:szCs w:val="32"/>
+          <w:sz w:val="36"/>
+          <w:szCs w:val="36"/>
         </w:rPr>
         <w:t>For Users:</w:t>
       </w:r>
@@ -5547,16 +5771,16 @@
         <w:ind w:left="0" w:right="0"/>
         <w:rPr>
           <w:rFonts w:hint="default" w:ascii="Arial" w:hAnsi="Arial" w:cs="Arial"/>
-          <w:sz w:val="32"/>
-          <w:szCs w:val="32"/>
+          <w:sz w:val="36"/>
+          <w:szCs w:val="36"/>
         </w:rPr>
       </w:pPr>
       <w:r>
         <w:rPr>
           <w:rStyle w:val="11"/>
           <w:rFonts w:hint="default" w:ascii="Arial" w:hAnsi="Arial" w:cs="Arial"/>
-          <w:sz w:val="32"/>
-          <w:szCs w:val="32"/>
+          <w:sz w:val="36"/>
+          <w:szCs w:val="36"/>
         </w:rPr>
         <w:t>For Organizations:</w:t>
       </w:r>
@@ -5840,7 +6064,13 @@
         <w:sectPr>
           <w:footerReference r:id="rId3" w:type="default"/>
           <w:pgSz w:w="11906" w:h="16838"/>
-          <w:pgMar w:top="1440" w:right="1800" w:bottom="1440" w:left="1800" w:header="720" w:footer="720" w:gutter="0"/>
+          <w:pgMar w:top="720" w:right="720" w:bottom="720" w:left="720" w:header="720" w:footer="720" w:gutter="0"/>
+          <w:pgBorders>
+            <w:top w:val="thinThickSmallGap" w:color="auto" w:sz="24" w:space="1"/>
+            <w:left w:val="thinThickSmallGap" w:color="auto" w:sz="24" w:space="4"/>
+            <w:bottom w:val="thinThickSmallGap" w:color="auto" w:sz="24" w:space="1"/>
+            <w:right w:val="thinThickSmallGap" w:color="auto" w:sz="24" w:space="4"/>
+          </w:pgBorders>
           <w:pgNumType w:fmt="decimal"/>
           <w:cols w:space="720" w:num="1"/>
           <w:docGrid w:linePitch="360" w:charSpace="0"/>
@@ -6045,7 +6275,7 @@
           <w:szCs w:val="32"/>
         </w:rPr>
         <w:pict>
-          <v:rect id="_x0000_i1026" o:spt="1" style="height:1.5pt;width:432pt;" fillcolor="#A0A0A0" filled="t" stroked="f" coordsize="21600,21600" o:hr="t" o:hrstd="t" o:hralign="center">
+          <v:rect id="_x0000_i1025" o:spt="1" style="height:1.5pt;width:432pt;" fillcolor="#A0A0A0" filled="t" stroked="f" coordsize="21600,21600" o:hr="t" o:hrstd="t" o:hralign="center">
             <v:path/>
             <v:fill on="t" focussize="0,0"/>
             <v:stroke on="f"/>
@@ -6103,8 +6333,8 @@
         </w:tblCellMar>
       </w:tblPr>
       <w:tblGrid>
-        <w:gridCol w:w="1963"/>
-        <w:gridCol w:w="6433"/>
+        <w:gridCol w:w="2512"/>
+        <w:gridCol w:w="3242"/>
       </w:tblGrid>
       <w:tr>
         <w:tblPrEx>
@@ -6116,7 +6346,6 @@
             <w:insideH w:val="none" w:color="auto" w:sz="0" w:space="0"/>
             <w:insideV w:val="none" w:color="auto" w:sz="0" w:space="0"/>
           </w:tblBorders>
-          <w:shd w:val="clear" w:color="auto" w:fill="auto"/>
           <w:tblCellMar>
             <w:top w:w="15" w:type="dxa"/>
             <w:left w:w="15" w:type="dxa"/>
@@ -6292,7 +6521,6 @@
             <w:insideH w:val="none" w:color="auto" w:sz="0" w:space="0"/>
             <w:insideV w:val="none" w:color="auto" w:sz="0" w:space="0"/>
           </w:tblBorders>
-          <w:shd w:val="clear" w:color="auto" w:fill="auto"/>
           <w:tblCellMar>
             <w:top w:w="15" w:type="dxa"/>
             <w:left w:w="15" w:type="dxa"/>
@@ -6460,7 +6688,6 @@
             <w:insideH w:val="none" w:color="auto" w:sz="0" w:space="0"/>
             <w:insideV w:val="none" w:color="auto" w:sz="0" w:space="0"/>
           </w:tblBorders>
-          <w:shd w:val="clear" w:color="auto" w:fill="auto"/>
           <w:tblCellMar>
             <w:top w:w="15" w:type="dxa"/>
             <w:left w:w="15" w:type="dxa"/>
@@ -6546,7 +6773,6 @@
             <w:insideH w:val="none" w:color="auto" w:sz="0" w:space="0"/>
             <w:insideV w:val="none" w:color="auto" w:sz="0" w:space="0"/>
           </w:tblBorders>
-          <w:shd w:val="clear" w:color="auto" w:fill="auto"/>
           <w:tblCellMar>
             <w:top w:w="15" w:type="dxa"/>
             <w:left w:w="15" w:type="dxa"/>
@@ -6611,67 +6837,6 @@
                 <w:lang w:val="en-IN" w:eastAsia="zh-CN" w:bidi="ar"/>
               </w:rPr>
             </w:pPr>
-            <w:r>
-              <w:rPr>
-                <w:rFonts w:hint="default" w:ascii="Arial" w:hAnsi="Arial" w:eastAsia="SimSun" w:cs="Arial"/>
-                <w:kern w:val="0"/>
-                <w:sz w:val="32"/>
-                <w:szCs w:val="32"/>
-                <w:lang w:val="en-US" w:eastAsia="zh-CN" w:bidi="ar"/>
-              </w:rPr>
-              <w:fldChar w:fldCharType="begin"/>
-            </w:r>
-            <w:r>
-              <w:rPr>
-                <w:rFonts w:hint="default" w:ascii="Arial" w:hAnsi="Arial" w:eastAsia="SimSun" w:cs="Arial"/>
-                <w:kern w:val="0"/>
-                <w:sz w:val="32"/>
-                <w:szCs w:val="32"/>
-                <w:lang w:val="en-US" w:eastAsia="zh-CN" w:bidi="ar"/>
-              </w:rPr>
-              <w:instrText xml:space="preserve"> HYPERLINK "https://github.com/ponskiruthika23-create/FUTURE_CS_02" </w:instrText>
-            </w:r>
-            <w:r>
-              <w:rPr>
-                <w:rFonts w:hint="default" w:ascii="Arial" w:hAnsi="Arial" w:eastAsia="SimSun" w:cs="Arial"/>
-                <w:kern w:val="0"/>
-                <w:sz w:val="32"/>
-                <w:szCs w:val="32"/>
-                <w:lang w:val="en-US" w:eastAsia="zh-CN" w:bidi="ar"/>
-              </w:rPr>
-              <w:fldChar w:fldCharType="separate"/>
-            </w:r>
-            <w:r>
-              <w:rPr>
-                <w:rStyle w:val="9"/>
-                <w:rFonts w:hint="default" w:ascii="Arial" w:hAnsi="Arial" w:eastAsia="SimSun" w:cs="Arial"/>
-                <w:kern w:val="0"/>
-                <w:sz w:val="32"/>
-                <w:szCs w:val="32"/>
-                <w:lang w:val="en-US" w:eastAsia="zh-CN" w:bidi="ar"/>
-              </w:rPr>
-              <w:t>https://github.com/ponskiruthika23-create/FUTURE_CS_02</w:t>
-            </w:r>
-            <w:r>
-              <w:rPr>
-                <w:rFonts w:hint="default" w:ascii="Arial" w:hAnsi="Arial" w:eastAsia="SimSun" w:cs="Arial"/>
-                <w:kern w:val="0"/>
-                <w:sz w:val="32"/>
-                <w:szCs w:val="32"/>
-                <w:lang w:val="en-US" w:eastAsia="zh-CN" w:bidi="ar"/>
-              </w:rPr>
-              <w:fldChar w:fldCharType="end"/>
-            </w:r>
-            <w:r>
-              <w:rPr>
-                <w:rFonts w:hint="default" w:eastAsia="SimSun" w:cs="Arial"/>
-                <w:kern w:val="0"/>
-                <w:sz w:val="32"/>
-                <w:szCs w:val="32"/>
-                <w:lang w:val="en-IN" w:eastAsia="zh-CN" w:bidi="ar"/>
-              </w:rPr>
-              <w:t xml:space="preserve"> </w:t>
-            </w:r>
             <w:bookmarkStart w:id="0" w:name="_GoBack"/>
             <w:bookmarkEnd w:id="0"/>
           </w:p>
@@ -6691,7 +6856,13 @@
     </w:p>
     <w:sectPr>
       <w:pgSz w:w="11906" w:h="16838"/>
-      <w:pgMar w:top="1440" w:right="1800" w:bottom="1440" w:left="1800" w:header="720" w:footer="720" w:gutter="0"/>
+      <w:pgMar w:top="720" w:right="720" w:bottom="720" w:left="720" w:header="720" w:footer="720" w:gutter="0"/>
+      <w:pgBorders>
+        <w:top w:val="thinThickSmallGap" w:color="auto" w:sz="24" w:space="1"/>
+        <w:left w:val="thinThickSmallGap" w:color="auto" w:sz="24" w:space="4"/>
+        <w:bottom w:val="thinThickSmallGap" w:color="auto" w:sz="24" w:space="1"/>
+        <w:right w:val="thinThickSmallGap" w:color="auto" w:sz="24" w:space="4"/>
+      </w:pgBorders>
       <w:pgNumType w:fmt="decimal"/>
       <w:cols w:space="720" w:num="1"/>
       <w:docGrid w:linePitch="360" w:charSpace="0"/>
@@ -8094,7 +8265,7 @@
     <w:lsdException w:unhideWhenUsed="0" w:uiPriority="0" w:semiHidden="0" w:name="footnote text"/>
     <w:lsdException w:unhideWhenUsed="0" w:uiPriority="0" w:semiHidden="0" w:name="annotation text"/>
     <w:lsdException w:qFormat="1" w:unhideWhenUsed="0" w:uiPriority="0" w:semiHidden="0" w:name="header"/>
-    <w:lsdException w:unhideWhenUsed="0" w:uiPriority="0" w:semiHidden="0" w:name="footer"/>
+    <w:lsdException w:qFormat="1" w:unhideWhenUsed="0" w:uiPriority="0" w:semiHidden="0" w:name="footer"/>
     <w:lsdException w:unhideWhenUsed="0" w:uiPriority="0" w:semiHidden="0" w:name="index heading"/>
     <w:lsdException w:qFormat="1" w:uiPriority="0" w:name="caption"/>
     <w:lsdException w:unhideWhenUsed="0" w:uiPriority="0" w:semiHidden="0" w:name="table of figures"/>
@@ -8386,6 +8557,7 @@
   <w:style w:type="paragraph" w:styleId="6">
     <w:name w:val="footer"/>
     <w:basedOn w:val="1"/>
+    <w:qFormat/>
     <w:uiPriority w:val="0"/>
     <w:pPr>
       <w:tabs>

--- a/Phishing_Detection_Report_FUTURE_CS_02.docx
+++ b/Phishing_Detection_Report_FUTURE_CS_02.docx
@@ -931,7 +931,6 @@
             <w:insideH w:val="none" w:color="auto" w:sz="0" w:space="0"/>
             <w:insideV w:val="none" w:color="auto" w:sz="0" w:space="0"/>
           </w:tblBorders>
-          <w:shd w:val="clear" w:color="auto" w:fill="auto"/>
           <w:tblCellMar>
             <w:top w:w="15" w:type="dxa"/>
             <w:left w:w="15" w:type="dxa"/>
@@ -1107,7 +1106,6 @@
             <w:insideH w:val="none" w:color="auto" w:sz="0" w:space="0"/>
             <w:insideV w:val="none" w:color="auto" w:sz="0" w:space="0"/>
           </w:tblBorders>
-          <w:shd w:val="clear" w:color="auto" w:fill="auto"/>
           <w:tblCellMar>
             <w:top w:w="15" w:type="dxa"/>
             <w:left w:w="15" w:type="dxa"/>
@@ -1468,12 +1466,6 @@
             <w:insideV w:val="none" w:color="auto" w:sz="0" w:space="0"/>
           </w:tblBorders>
           <w:shd w:val="clear" w:color="auto" w:fill="auto"/>
-          <w:tblCellMar>
-            <w:top w:w="15" w:type="dxa"/>
-            <w:left w:w="15" w:type="dxa"/>
-            <w:bottom w:w="15" w:type="dxa"/>
-            <w:right w:w="15" w:type="dxa"/>
-          </w:tblCellMar>
         </w:tblPrEx>
         <w:trPr>
           <w:tblCellSpacing w:w="15" w:type="dxa"/>
@@ -1822,7 +1814,6 @@
             <w:insideH w:val="none" w:color="auto" w:sz="0" w:space="0"/>
             <w:insideV w:val="none" w:color="auto" w:sz="0" w:space="0"/>
           </w:tblBorders>
-          <w:shd w:val="clear" w:color="auto" w:fill="auto"/>
           <w:tblCellMar>
             <w:top w:w="15" w:type="dxa"/>
             <w:left w:w="15" w:type="dxa"/>
@@ -3653,7 +3644,6 @@
             <w:insideH w:val="none" w:color="auto" w:sz="0" w:space="0"/>
             <w:insideV w:val="none" w:color="auto" w:sz="0" w:space="0"/>
           </w:tblBorders>
-          <w:shd w:val="clear" w:color="auto" w:fill="auto"/>
           <w:tblCellMar>
             <w:top w:w="15" w:type="dxa"/>
             <w:left w:w="15" w:type="dxa"/>
@@ -4308,12 +4298,6 @@
             <w:insideV w:val="none" w:color="auto" w:sz="0" w:space="0"/>
           </w:tblBorders>
           <w:shd w:val="clear" w:color="auto" w:fill="auto"/>
-          <w:tblCellMar>
-            <w:top w:w="15" w:type="dxa"/>
-            <w:left w:w="15" w:type="dxa"/>
-            <w:bottom w:w="15" w:type="dxa"/>
-            <w:right w:w="15" w:type="dxa"/>
-          </w:tblCellMar>
         </w:tblPrEx>
         <w:trPr>
           <w:tblCellSpacing w:w="15" w:type="dxa"/>
@@ -4669,6 +4653,7 @@
             <w:insideH w:val="none" w:color="auto" w:sz="0" w:space="0"/>
             <w:insideV w:val="none" w:color="auto" w:sz="0" w:space="0"/>
           </w:tblBorders>
+          <w:shd w:val="clear" w:color="auto" w:fill="auto"/>
           <w:tblCellMar>
             <w:top w:w="15" w:type="dxa"/>
             <w:left w:w="15" w:type="dxa"/>
@@ -6333,8 +6318,8 @@
         </w:tblCellMar>
       </w:tblPr>
       <w:tblGrid>
-        <w:gridCol w:w="2512"/>
-        <w:gridCol w:w="3242"/>
+        <w:gridCol w:w="2422"/>
+        <w:gridCol w:w="8134"/>
       </w:tblGrid>
       <w:tr>
         <w:tblPrEx>
@@ -6346,6 +6331,7 @@
             <w:insideH w:val="none" w:color="auto" w:sz="0" w:space="0"/>
             <w:insideV w:val="none" w:color="auto" w:sz="0" w:space="0"/>
           </w:tblBorders>
+          <w:shd w:val="clear" w:color="auto" w:fill="auto"/>
           <w:tblCellMar>
             <w:top w:w="15" w:type="dxa"/>
             <w:left w:w="15" w:type="dxa"/>
@@ -6521,6 +6507,7 @@
             <w:insideH w:val="none" w:color="auto" w:sz="0" w:space="0"/>
             <w:insideV w:val="none" w:color="auto" w:sz="0" w:space="0"/>
           </w:tblBorders>
+          <w:shd w:val="clear" w:color="auto" w:fill="auto"/>
           <w:tblCellMar>
             <w:top w:w="15" w:type="dxa"/>
             <w:left w:w="15" w:type="dxa"/>
@@ -6688,6 +6675,7 @@
             <w:insideH w:val="none" w:color="auto" w:sz="0" w:space="0"/>
             <w:insideV w:val="none" w:color="auto" w:sz="0" w:space="0"/>
           </w:tblBorders>
+          <w:shd w:val="clear" w:color="auto" w:fill="auto"/>
           <w:tblCellMar>
             <w:top w:w="15" w:type="dxa"/>
             <w:left w:w="15" w:type="dxa"/>
@@ -6773,6 +6761,7 @@
             <w:insideH w:val="none" w:color="auto" w:sz="0" w:space="0"/>
             <w:insideV w:val="none" w:color="auto" w:sz="0" w:space="0"/>
           </w:tblBorders>
+          <w:shd w:val="clear" w:color="auto" w:fill="auto"/>
           <w:tblCellMar>
             <w:top w:w="15" w:type="dxa"/>
             <w:left w:w="15" w:type="dxa"/>
@@ -6837,6 +6826,67 @@
                 <w:lang w:val="en-IN" w:eastAsia="zh-CN" w:bidi="ar"/>
               </w:rPr>
             </w:pPr>
+            <w:r>
+              <w:rPr>
+                <w:rFonts w:hint="default" w:ascii="Arial" w:hAnsi="Arial" w:eastAsia="SimSun" w:cs="Arial"/>
+                <w:kern w:val="0"/>
+                <w:sz w:val="32"/>
+                <w:szCs w:val="32"/>
+                <w:lang w:val="en-IN" w:eastAsia="zh-CN" w:bidi="ar"/>
+              </w:rPr>
+              <w:fldChar w:fldCharType="begin"/>
+            </w:r>
+            <w:r>
+              <w:rPr>
+                <w:rFonts w:hint="default" w:ascii="Arial" w:hAnsi="Arial" w:eastAsia="SimSun" w:cs="Arial"/>
+                <w:kern w:val="0"/>
+                <w:sz w:val="32"/>
+                <w:szCs w:val="32"/>
+                <w:lang w:val="en-IN" w:eastAsia="zh-CN" w:bidi="ar"/>
+              </w:rPr>
+              <w:instrText xml:space="preserve"> HYPERLINK "https://github.com/ponskiruthika23-create/FUTURE_CS_02" </w:instrText>
+            </w:r>
+            <w:r>
+              <w:rPr>
+                <w:rFonts w:hint="default" w:ascii="Arial" w:hAnsi="Arial" w:eastAsia="SimSun" w:cs="Arial"/>
+                <w:kern w:val="0"/>
+                <w:sz w:val="32"/>
+                <w:szCs w:val="32"/>
+                <w:lang w:val="en-IN" w:eastAsia="zh-CN" w:bidi="ar"/>
+              </w:rPr>
+              <w:fldChar w:fldCharType="separate"/>
+            </w:r>
+            <w:r>
+              <w:rPr>
+                <w:rStyle w:val="9"/>
+                <w:rFonts w:hint="default" w:ascii="Arial" w:hAnsi="Arial" w:eastAsia="SimSun" w:cs="Arial"/>
+                <w:kern w:val="0"/>
+                <w:sz w:val="32"/>
+                <w:szCs w:val="32"/>
+                <w:lang w:val="en-IN" w:eastAsia="zh-CN" w:bidi="ar"/>
+              </w:rPr>
+              <w:t>https://github.com/ponskiruthika23-create/FUTURE_CS_02</w:t>
+            </w:r>
+            <w:r>
+              <w:rPr>
+                <w:rFonts w:hint="default" w:ascii="Arial" w:hAnsi="Arial" w:eastAsia="SimSun" w:cs="Arial"/>
+                <w:kern w:val="0"/>
+                <w:sz w:val="32"/>
+                <w:szCs w:val="32"/>
+                <w:lang w:val="en-IN" w:eastAsia="zh-CN" w:bidi="ar"/>
+              </w:rPr>
+              <w:fldChar w:fldCharType="end"/>
+            </w:r>
+            <w:r>
+              <w:rPr>
+                <w:rFonts w:hint="default" w:eastAsia="SimSun" w:cs="Arial"/>
+                <w:kern w:val="0"/>
+                <w:sz w:val="32"/>
+                <w:szCs w:val="32"/>
+                <w:lang w:val="en-IN" w:eastAsia="zh-CN" w:bidi="ar"/>
+              </w:rPr>
+              <w:t xml:space="preserve"> </w:t>
+            </w:r>
             <w:bookmarkStart w:id="0" w:name="_GoBack"/>
             <w:bookmarkEnd w:id="0"/>
           </w:p>
